--- a/Assignment.docx
+++ b/Assignment.docx
@@ -28,10 +28,22 @@
     </w:p>
     <w:p>
       <w:pPr>
-        <w:pStyle w:val="Heading1"/>
+        <w:pStyle w:val="Heading2"/>
       </w:pPr>
       <w:r>
         <w:t>Question – 1:</w:t>
+      </w:r>
+      <w:r>
+        <w:rPr>
+          <w:rFonts w:asciiTheme="minorHAnsi" w:eastAsiaTheme="minorHAnsi" w:hAnsiTheme="minorHAnsi" w:cstheme="minorBidi"/>
+          <w:color w:val="auto"/>
+          <w:sz w:val="22"/>
+          <w:szCs w:val="22"/>
+        </w:rPr>
+        <w:t xml:space="preserve"> </w:t>
+      </w:r>
+      <w:r>
+        <w:t>What are the types of Applications?</w:t>
       </w:r>
     </w:p>
     <w:p>
@@ -49,204 +61,291 @@
     </w:p>
     <w:p>
       <w:pPr>
+        <w:pStyle w:val="Heading2"/>
+      </w:pPr>
+      <w:r>
+        <w:t xml:space="preserve">Question – </w:t>
+      </w:r>
+      <w:r>
+        <w:t>2:</w:t>
+      </w:r>
+      <w:r>
+        <w:rPr>
+          <w:rFonts w:asciiTheme="minorHAnsi" w:eastAsiaTheme="minorHAnsi" w:hAnsiTheme="minorHAnsi" w:cstheme="minorBidi"/>
+          <w:color w:val="auto"/>
+          <w:sz w:val="22"/>
+          <w:szCs w:val="22"/>
+        </w:rPr>
+        <w:t xml:space="preserve"> </w:t>
+      </w:r>
+      <w:r>
+        <w:t xml:space="preserve">What is </w:t>
+      </w:r>
+      <w:proofErr w:type="spellStart"/>
+      <w:r>
+        <w:t>programing</w:t>
+      </w:r>
+      <w:proofErr w:type="spellEnd"/>
+      <w:r>
+        <w:t>?</w:t>
+      </w:r>
+    </w:p>
+    <w:p>
+      <w:r>
+        <w:t>Programming in Python is the process of writing instructions in Python language to make a computer perform specific tasks.</w:t>
+      </w:r>
+    </w:p>
+    <w:p>
+      <w:pPr>
+        <w:pStyle w:val="Heading2"/>
+      </w:pPr>
+      <w:r>
+        <w:t xml:space="preserve">Question – </w:t>
+      </w:r>
+      <w:r>
+        <w:t>3:</w:t>
+      </w:r>
+      <w:r>
+        <w:rPr>
+          <w:rFonts w:asciiTheme="minorHAnsi" w:eastAsiaTheme="minorHAnsi" w:hAnsiTheme="minorHAnsi" w:cstheme="minorBidi"/>
+          <w:color w:val="auto"/>
+          <w:sz w:val="22"/>
+          <w:szCs w:val="22"/>
+        </w:rPr>
+        <w:t xml:space="preserve"> </w:t>
+      </w:r>
+      <w:r>
+        <w:t>What is Python?</w:t>
+      </w:r>
+    </w:p>
+    <w:p>
+      <w:r>
+        <w:t>Python is a high-level, easy-to-learn programming language used to develop applications and perform various tasks.</w:t>
+      </w:r>
+    </w:p>
+    <w:p>
+      <w:pPr>
+        <w:pStyle w:val="Heading2"/>
+      </w:pPr>
+      <w:r>
+        <w:t xml:space="preserve">Question – </w:t>
+      </w:r>
+      <w:r>
+        <w:t>4:</w:t>
+      </w:r>
+      <w:r>
+        <w:rPr>
+          <w:rFonts w:asciiTheme="minorHAnsi" w:eastAsiaTheme="minorHAnsi" w:hAnsiTheme="minorHAnsi" w:cstheme="minorBidi"/>
+          <w:color w:val="auto"/>
+          <w:sz w:val="22"/>
+          <w:szCs w:val="22"/>
+        </w:rPr>
+        <w:t xml:space="preserve"> </w:t>
+      </w:r>
+      <w:r>
+        <w:t>Write a Python program to check if a number is positive, negative or zero.</w:t>
+      </w:r>
+    </w:p>
+    <w:p>
+      <w:r>
+        <w:t>num = int(input("Enter a number: "))</w:t>
+      </w:r>
+    </w:p>
+    <w:p>
+      <w:r>
+        <w:t>if num &gt; 0:</w:t>
+      </w:r>
+    </w:p>
+    <w:p>
+      <w:r>
+        <w:t xml:space="preserve">    print("Positive number")</w:t>
+      </w:r>
+    </w:p>
+    <w:p>
+      <w:r>
+        <w:t>elif num &lt; 0:</w:t>
+      </w:r>
+    </w:p>
+    <w:p>
+      <w:r>
+        <w:t xml:space="preserve">    print("Negative number")</w:t>
+      </w:r>
+    </w:p>
+    <w:p>
+      <w:r>
+        <w:t>else:</w:t>
+      </w:r>
+    </w:p>
+    <w:p>
+      <w:r>
+        <w:t xml:space="preserve">    print("Zero")</w:t>
+      </w:r>
+    </w:p>
+    <w:p/>
+    <w:p>
+      <w:pPr>
+        <w:pStyle w:val="Heading2"/>
+      </w:pPr>
+      <w:r>
+        <w:t>Question – 5:</w:t>
+      </w:r>
+      <w:r>
+        <w:t xml:space="preserve"> </w:t>
+      </w:r>
+      <w:r>
+        <w:t>Write a Python program to get the Factorial number of given numbers.</w:t>
+      </w:r>
+    </w:p>
+    <w:p>
+      <w:proofErr w:type="spellStart"/>
+      <w:r>
+        <w:t>num</w:t>
+      </w:r>
+      <w:proofErr w:type="spellEnd"/>
+      <w:r>
+        <w:t xml:space="preserve"> = int(input("Enter a number: "))</w:t>
+      </w:r>
+    </w:p>
+    <w:p>
+      <w:r>
+        <w:t>fact = 1</w:t>
+      </w:r>
+    </w:p>
+    <w:p>
+      <w:r>
+        <w:t>if num &lt; 0:</w:t>
+      </w:r>
+    </w:p>
+    <w:p>
+      <w:r>
+        <w:t>    print("Factorial does not exist for negative numbers")</w:t>
+      </w:r>
+    </w:p>
+    <w:p>
+      <w:r>
+        <w:t>elif num == 0:</w:t>
+      </w:r>
+    </w:p>
+    <w:p>
+      <w:r>
+        <w:t>    print("Factorial of 0 is 1")</w:t>
+      </w:r>
+    </w:p>
+    <w:p>
+      <w:r>
+        <w:t>else:</w:t>
+      </w:r>
+    </w:p>
+    <w:p>
+      <w:r>
+        <w:lastRenderedPageBreak/>
+        <w:t>    for i in range(1, num + 1):</w:t>
+      </w:r>
+    </w:p>
+    <w:p>
+      <w:r>
+        <w:t>        fact = fact * i</w:t>
+      </w:r>
+    </w:p>
+    <w:p>
+      <w:r>
+        <w:t>    print("Factorial is:", fact)</w:t>
+      </w:r>
+    </w:p>
+    <w:p/>
+    <w:p>
+      <w:pPr>
         <w:pStyle w:val="Heading1"/>
       </w:pPr>
       <w:r>
+        <w:rPr>
+          <w:rStyle w:val="Heading2Char"/>
+        </w:rPr>
+        <w:t>Question – 6:</w:t>
+      </w:r>
+      <w:r>
+        <w:rPr>
+          <w:rStyle w:val="Heading2Char"/>
+        </w:rPr>
+        <w:t xml:space="preserve"> </w:t>
+      </w:r>
+      <w:r>
+        <w:rPr>
+          <w:rStyle w:val="Heading2Char"/>
+        </w:rPr>
+        <w:t>Write a Python program to get the Fibonacci series of given range</w:t>
+      </w:r>
+      <w:r>
+        <w:t>.</w:t>
+      </w:r>
+    </w:p>
+    <w:p>
+      <w:r>
+        <w:t>num=int(input("enter a number "))</w:t>
+      </w:r>
+    </w:p>
+    <w:p>
+      <w:r>
+        <w:t>a=0</w:t>
+      </w:r>
+    </w:p>
+    <w:p>
+      <w:r>
+        <w:t>b=1</w:t>
+      </w:r>
+    </w:p>
+    <w:p>
+      <w:r>
+        <w:t>for i in range(1, num):</w:t>
+      </w:r>
+    </w:p>
+    <w:p>
+      <w:r>
+        <w:t>    c=a+b</w:t>
+      </w:r>
+    </w:p>
+    <w:p>
+      <w:r>
+        <w:t>    print(c, end=" ")</w:t>
+      </w:r>
+    </w:p>
+    <w:p>
+      <w:r>
+        <w:t>    a=b</w:t>
+      </w:r>
+    </w:p>
+    <w:p>
+      <w:r>
+        <w:t>    b=c</w:t>
+      </w:r>
+    </w:p>
+    <w:p/>
+    <w:p>
+      <w:pPr>
+        <w:pStyle w:val="Heading2"/>
+      </w:pPr>
+      <w:r>
         <w:t xml:space="preserve">Question – </w:t>
       </w:r>
       <w:r>
-        <w:t>2:</w:t>
-      </w:r>
-    </w:p>
-    <w:p>
-      <w:r>
-        <w:t>Programming in Python is the process of writing instructions in Python language to make a computer perform specific tasks.</w:t>
-      </w:r>
-    </w:p>
-    <w:p>
-      <w:pPr>
-        <w:pStyle w:val="Heading1"/>
-      </w:pPr>
-      <w:r>
-        <w:t xml:space="preserve">Question – </w:t>
-      </w:r>
-      <w:r>
-        <w:t>3:</w:t>
-      </w:r>
-    </w:p>
-    <w:p>
-      <w:r>
-        <w:t>Python is a high-level, easy-to-learn programming language used to develop applications and perform various tasks.</w:t>
-      </w:r>
-    </w:p>
-    <w:p>
-      <w:pPr>
-        <w:pStyle w:val="Heading1"/>
-      </w:pPr>
-      <w:r>
-        <w:t xml:space="preserve">Question – </w:t>
-      </w:r>
-      <w:r>
-        <w:t>4:</w:t>
-      </w:r>
-    </w:p>
-    <w:p>
-      <w:r>
-        <w:t>num = int(input("Enter a number: "))</w:t>
-      </w:r>
-    </w:p>
-    <w:p>
-      <w:r>
-        <w:t>if num &gt; 0:</w:t>
-      </w:r>
-    </w:p>
-    <w:p>
-      <w:r>
-        <w:t xml:space="preserve">    print("Positive number")</w:t>
-      </w:r>
-    </w:p>
-    <w:p>
-      <w:r>
-        <w:t>elif num &lt; 0:</w:t>
-      </w:r>
-    </w:p>
-    <w:p>
-      <w:r>
-        <w:t xml:space="preserve">    print("Negative number")</w:t>
-      </w:r>
-    </w:p>
-    <w:p>
-      <w:r>
-        <w:t>else:</w:t>
-      </w:r>
-    </w:p>
-    <w:p>
-      <w:r>
-        <w:t xml:space="preserve">    print("Zero")</w:t>
-      </w:r>
-    </w:p>
-    <w:p>
-      <w:pPr>
-        <w:pStyle w:val="Heading1"/>
-      </w:pPr>
-      <w:r>
-        <w:t xml:space="preserve">Question – </w:t>
-      </w:r>
-      <w:r>
-        <w:t>5:</w:t>
-      </w:r>
-    </w:p>
-    <w:p>
-      <w:r>
-        <w:t>num = int(input("Enter a number: "))</w:t>
-      </w:r>
-    </w:p>
-    <w:p>
-      <w:r>
-        <w:t>fact = 1</w:t>
-      </w:r>
-    </w:p>
-    <w:p>
-      <w:r>
-        <w:t>if num &lt; 0:</w:t>
-      </w:r>
-    </w:p>
-    <w:p>
-      <w:r>
-        <w:t>    print("Factorial does not exist for negative numbers")</w:t>
-      </w:r>
-    </w:p>
-    <w:p>
-      <w:r>
-        <w:t>elif num == 0:</w:t>
-      </w:r>
-    </w:p>
-    <w:p>
-      <w:r>
-        <w:t>    print("Factorial of 0 is 1")</w:t>
-      </w:r>
-    </w:p>
-    <w:p>
-      <w:r>
-        <w:lastRenderedPageBreak/>
-        <w:t>else:</w:t>
-      </w:r>
-    </w:p>
-    <w:p>
-      <w:r>
-        <w:t>    for i in range(1, num + 1):</w:t>
-      </w:r>
-    </w:p>
-    <w:p>
-      <w:r>
-        <w:t>        fact = fact * i</w:t>
-      </w:r>
-    </w:p>
-    <w:p>
-      <w:r>
-        <w:t>    print("Factorial is:", fact)</w:t>
-      </w:r>
-    </w:p>
-    <w:p>
-      <w:pPr>
-        <w:pStyle w:val="Heading1"/>
-      </w:pPr>
-      <w:r>
-        <w:t xml:space="preserve">Question – </w:t>
-      </w:r>
-      <w:r>
-        <w:t>6:</w:t>
-      </w:r>
-    </w:p>
-    <w:p>
-      <w:r>
-        <w:t>num=int(input("enter a number "))</w:t>
-      </w:r>
-    </w:p>
-    <w:p>
-      <w:r>
-        <w:t>a=0</w:t>
-      </w:r>
-    </w:p>
-    <w:p>
-      <w:r>
-        <w:t>b=1</w:t>
-      </w:r>
-    </w:p>
-    <w:p>
-      <w:r>
-        <w:t>for i in range(1, num):</w:t>
-      </w:r>
-    </w:p>
-    <w:p>
-      <w:r>
-        <w:t>    c=a+b</w:t>
-      </w:r>
-    </w:p>
-    <w:p>
-      <w:r>
-        <w:t>    print(c, end=" ")</w:t>
-      </w:r>
-    </w:p>
-    <w:p>
-      <w:r>
-        <w:t>    a=b</w:t>
-      </w:r>
-    </w:p>
-    <w:p>
-      <w:r>
-        <w:t>    b=c</w:t>
-      </w:r>
-    </w:p>
-    <w:p>
-      <w:pPr>
-        <w:pStyle w:val="Heading1"/>
-      </w:pPr>
-      <w:r>
-        <w:t xml:space="preserve">Question – </w:t>
-      </w:r>
-      <w:r>
         <w:t>7:</w:t>
+      </w:r>
+      <w:r>
+        <w:rPr>
+          <w:rFonts w:asciiTheme="minorHAnsi" w:eastAsiaTheme="minorHAnsi" w:hAnsiTheme="minorHAnsi" w:cstheme="minorBidi"/>
+          <w:color w:val="auto"/>
+          <w:sz w:val="22"/>
+          <w:szCs w:val="22"/>
+        </w:rPr>
+        <w:t xml:space="preserve"> </w:t>
+      </w:r>
+      <w:r>
+        <w:t>How memory is managed in Python?</w:t>
+      </w:r>
+    </w:p>
+    <w:p>
+      <w:r>
+        <w:t>Python manages memory automatically using private heap space, reference counting, and garbage collection.</w:t>
       </w:r>
     </w:p>
     <w:p>
@@ -256,247 +355,2709 @@
           <w:bCs/>
         </w:rPr>
       </w:pPr>
-      <w:r>
+    </w:p>
+    <w:p>
+      <w:pPr>
+        <w:pStyle w:val="Heading2"/>
+      </w:pPr>
+      <w:r>
+        <w:t xml:space="preserve">Question – </w:t>
+      </w:r>
+      <w:r>
+        <w:t>8:</w:t>
+      </w:r>
+      <w:r>
+        <w:rPr>
+          <w:rFonts w:asciiTheme="minorHAnsi" w:eastAsiaTheme="minorHAnsi" w:hAnsiTheme="minorHAnsi" w:cstheme="minorBidi"/>
+          <w:color w:val="auto"/>
+          <w:sz w:val="22"/>
+          <w:szCs w:val="22"/>
+        </w:rPr>
+        <w:t xml:space="preserve"> </w:t>
+      </w:r>
+      <w:r>
+        <w:t>What is the purpose continuing statement in python?</w:t>
+      </w:r>
+    </w:p>
+    <w:p>
+      <w:r>
+        <w:t>The continue statement is used to skip the current iteration of a loop and move to the next iteration.</w:t>
+      </w:r>
+    </w:p>
+    <w:p/>
+    <w:p>
+      <w:pPr>
+        <w:pStyle w:val="Heading2"/>
+      </w:pPr>
+      <w:r>
+        <w:t xml:space="preserve">Question – </w:t>
+      </w:r>
+      <w:r>
+        <w:t>9:</w:t>
+      </w:r>
+      <w:r>
+        <w:rPr>
+          <w:rFonts w:asciiTheme="minorHAnsi" w:eastAsiaTheme="minorHAnsi" w:hAnsiTheme="minorHAnsi" w:cstheme="minorBidi"/>
+          <w:color w:val="auto"/>
+          <w:sz w:val="22"/>
+          <w:szCs w:val="22"/>
+        </w:rPr>
+        <w:t xml:space="preserve"> </w:t>
+      </w:r>
+      <w:r>
+        <w:t>Write python program that swap two number with temp variable and without temp variable.</w:t>
+      </w:r>
+    </w:p>
+    <w:p>
+      <w:pPr>
         <w:rPr>
           <w:b/>
           <w:bCs/>
         </w:rPr>
-        <w:t>Python manages memory automatically using private heap space, reference counting, and garbage collection.</w:t>
-      </w:r>
-    </w:p>
-    <w:p>
-      <w:pPr>
-        <w:pStyle w:val="Heading1"/>
-      </w:pPr>
-      <w:r>
-        <w:t xml:space="preserve">Question – </w:t>
-      </w:r>
-      <w:r>
-        <w:t>8:</w:t>
-      </w:r>
-    </w:p>
-    <w:p>
-      <w:r>
-        <w:t>The continue statement is used to skip the current iteration of a loop and move to the next iteration.</w:t>
-      </w:r>
-    </w:p>
-    <w:p>
-      <w:pPr>
-        <w:pStyle w:val="Heading1"/>
-      </w:pPr>
-      <w:r>
-        <w:t xml:space="preserve">Question – </w:t>
-      </w:r>
-      <w:r>
-        <w:t>9:</w:t>
-      </w:r>
-    </w:p>
-    <w:p>
-      <w:pPr>
+      </w:pPr>
+      <w:r>
         <w:rPr>
           <w:b/>
           <w:bCs/>
         </w:rPr>
-      </w:pPr>
-      <w:r>
+        <w:t>(Without temp)</w:t>
+      </w:r>
+    </w:p>
+    <w:p>
+      <w:r>
+        <w:t>a = int(input("Enter first number: "))</w:t>
+      </w:r>
+    </w:p>
+    <w:p>
+      <w:r>
+        <w:t>b = int(input("Enter second number: "))</w:t>
+      </w:r>
+    </w:p>
+    <w:p>
+      <w:r>
+        <w:t>a = a + b</w:t>
+      </w:r>
+    </w:p>
+    <w:p>
+      <w:r>
+        <w:t>b = a - b</w:t>
+      </w:r>
+    </w:p>
+    <w:p>
+      <w:r>
+        <w:t>a = a - b</w:t>
+      </w:r>
+    </w:p>
+    <w:p>
+      <w:r>
+        <w:lastRenderedPageBreak/>
+        <w:t>print("After swapping:")</w:t>
+      </w:r>
+    </w:p>
+    <w:p>
+      <w:r>
+        <w:t>print("a =", a)</w:t>
+      </w:r>
+    </w:p>
+    <w:p>
+      <w:r>
+        <w:t>print("b =", b)</w:t>
+      </w:r>
+    </w:p>
+    <w:p>
+      <w:pPr>
         <w:rPr>
           <w:b/>
           <w:bCs/>
         </w:rPr>
-        <w:t>(Without temp)</w:t>
-      </w:r>
-    </w:p>
-    <w:p>
-      <w:r>
-        <w:t>a = int(input("Enter first number: "))</w:t>
-      </w:r>
-    </w:p>
-    <w:p>
-      <w:r>
-        <w:t>b = int(input("Enter second number: "))</w:t>
-      </w:r>
-    </w:p>
-    <w:p>
-      <w:r>
-        <w:t>a = a + b</w:t>
-      </w:r>
-    </w:p>
-    <w:p>
-      <w:r>
-        <w:t>b = a - b</w:t>
-      </w:r>
-    </w:p>
-    <w:p>
-      <w:r>
-        <w:t>a = a - b</w:t>
-      </w:r>
-    </w:p>
-    <w:p>
-      <w:r>
-        <w:t>print("After swapping:")</w:t>
-      </w:r>
-    </w:p>
-    <w:p>
-      <w:r>
-        <w:t>print("a =", a)</w:t>
-      </w:r>
-    </w:p>
-    <w:p>
-      <w:r>
-        <w:lastRenderedPageBreak/>
-        <w:t>print("b =", b)</w:t>
-      </w:r>
-    </w:p>
-    <w:p>
-      <w:pPr>
+      </w:pPr>
+      <w:r>
         <w:rPr>
           <w:b/>
           <w:bCs/>
         </w:rPr>
-      </w:pPr>
-      <w:r>
+        <w:t>(With temp)</w:t>
+      </w:r>
+    </w:p>
+    <w:p>
+      <w:pPr>
         <w:rPr>
           <w:b/>
           <w:bCs/>
         </w:rPr>
-        <w:t>(With temp)</w:t>
-      </w:r>
-    </w:p>
-    <w:p>
-      <w:pPr>
+      </w:pPr>
+      <w:r>
         <w:rPr>
           <w:b/>
           <w:bCs/>
         </w:rPr>
-      </w:pPr>
-      <w:r>
+        <w:t>a = int(input("Enter first number: "))</w:t>
+      </w:r>
+    </w:p>
+    <w:p>
+      <w:pPr>
         <w:rPr>
           <w:b/>
           <w:bCs/>
         </w:rPr>
-        <w:t>a = int(input("Enter first number: "))</w:t>
-      </w:r>
-    </w:p>
-    <w:p>
-      <w:pPr>
+      </w:pPr>
+      <w:r>
         <w:rPr>
           <w:b/>
           <w:bCs/>
         </w:rPr>
-      </w:pPr>
-      <w:r>
+        <w:t>b = int(input("Enter second number: "))</w:t>
+      </w:r>
+    </w:p>
+    <w:p>
+      <w:pPr>
         <w:rPr>
           <w:b/>
           <w:bCs/>
         </w:rPr>
-        <w:t>b = int(input("Enter second number: "))</w:t>
-      </w:r>
-    </w:p>
-    <w:p>
-      <w:pPr>
+      </w:pPr>
+      <w:r>
         <w:rPr>
           <w:b/>
           <w:bCs/>
         </w:rPr>
-      </w:pPr>
-      <w:r>
+        <w:t>temp = a</w:t>
+      </w:r>
+    </w:p>
+    <w:p>
+      <w:pPr>
         <w:rPr>
           <w:b/>
           <w:bCs/>
         </w:rPr>
-        <w:t>temp = a</w:t>
-      </w:r>
-    </w:p>
-    <w:p>
-      <w:pPr>
+      </w:pPr>
+      <w:r>
         <w:rPr>
           <w:b/>
           <w:bCs/>
         </w:rPr>
-      </w:pPr>
-      <w:r>
+        <w:t>a = b</w:t>
+      </w:r>
+    </w:p>
+    <w:p>
+      <w:pPr>
         <w:rPr>
           <w:b/>
           <w:bCs/>
         </w:rPr>
-        <w:t>a = b</w:t>
-      </w:r>
-    </w:p>
-    <w:p>
-      <w:pPr>
+      </w:pPr>
+      <w:r>
         <w:rPr>
           <w:b/>
           <w:bCs/>
         </w:rPr>
-      </w:pPr>
-      <w:r>
+        <w:t>b = temp</w:t>
+      </w:r>
+    </w:p>
+    <w:p>
+      <w:pPr>
         <w:rPr>
           <w:b/>
           <w:bCs/>
         </w:rPr>
-        <w:t>b = temp</w:t>
-      </w:r>
-    </w:p>
-    <w:p>
-      <w:pPr>
+      </w:pPr>
+      <w:r>
         <w:rPr>
           <w:b/>
           <w:bCs/>
         </w:rPr>
-      </w:pPr>
-      <w:r>
+        <w:t>print("After swapping:")</w:t>
+      </w:r>
+    </w:p>
+    <w:p>
+      <w:pPr>
         <w:rPr>
           <w:b/>
           <w:bCs/>
         </w:rPr>
-        <w:t>print("After swapping:")</w:t>
-      </w:r>
-    </w:p>
-    <w:p>
-      <w:pPr>
+      </w:pPr>
+      <w:r>
         <w:rPr>
           <w:b/>
           <w:bCs/>
         </w:rPr>
-      </w:pPr>
-      <w:r>
+        <w:t>print("a =", a)</w:t>
+      </w:r>
+    </w:p>
+    <w:p>
+      <w:pPr>
         <w:rPr>
           <w:b/>
           <w:bCs/>
         </w:rPr>
-        <w:t>print("a =", a)</w:t>
-      </w:r>
-    </w:p>
-    <w:p>
-      <w:pPr>
+      </w:pPr>
+      <w:r>
         <w:rPr>
           <w:b/>
           <w:bCs/>
         </w:rPr>
-      </w:pPr>
-      <w:r>
+        <w:t>print("b =", b)</w:t>
+      </w:r>
+    </w:p>
+    <w:p>
+      <w:pPr>
         <w:rPr>
           <w:b/>
           <w:bCs/>
         </w:rPr>
-        <w:t>print("b =", b)</w:t>
-      </w:r>
-    </w:p>
+      </w:pPr>
+    </w:p>
+    <w:p>
+      <w:pPr>
+        <w:pStyle w:val="Heading2"/>
+      </w:pPr>
+      <w:r>
+        <w:t xml:space="preserve">Question – </w:t>
+      </w:r>
+      <w:r>
+        <w:t>10:</w:t>
+      </w:r>
+      <w:r>
+        <w:rPr>
+          <w:rFonts w:asciiTheme="minorHAnsi" w:eastAsiaTheme="minorHAnsi" w:hAnsiTheme="minorHAnsi" w:cstheme="minorBidi"/>
+          <w:color w:val="auto"/>
+          <w:sz w:val="22"/>
+          <w:szCs w:val="22"/>
+        </w:rPr>
+        <w:t xml:space="preserve"> </w:t>
+      </w:r>
+      <w:r>
+        <w:t>Write a Python program to find whether a given number is even or odd, print out an appropriate message to the user.</w:t>
+      </w:r>
+    </w:p>
+    <w:p>
+      <w:r>
+        <w:t>Num=input(int(“enter a number  “)</w:t>
+      </w:r>
+    </w:p>
+    <w:p>
+      <w:r>
+        <w:t xml:space="preserve">If </w:t>
+      </w:r>
+      <w:proofErr w:type="spellStart"/>
+      <w:r>
+        <w:t>num</w:t>
+      </w:r>
+      <w:proofErr w:type="spellEnd"/>
+      <w:r>
+        <w:t xml:space="preserve"> % 2 ==0:</w:t>
+      </w:r>
+    </w:p>
+    <w:p>
+      <w:r>
+        <w:t>Print(f”{</w:t>
+      </w:r>
+      <w:proofErr w:type="spellStart"/>
+      <w:r>
+        <w:t>num</w:t>
+      </w:r>
+      <w:proofErr w:type="spellEnd"/>
+      <w:r>
+        <w:t>} is even number”)</w:t>
+      </w:r>
+    </w:p>
+    <w:p>
+      <w:r>
+        <w:t>Else:</w:t>
+      </w:r>
+    </w:p>
+    <w:p>
+      <w:r>
+        <w:t>Print(f”{</w:t>
+      </w:r>
+      <w:proofErr w:type="spellStart"/>
+      <w:r>
+        <w:t>num</w:t>
+      </w:r>
+      <w:proofErr w:type="spellEnd"/>
+      <w:r>
+        <w:t>} is odd number”)</w:t>
+      </w:r>
+    </w:p>
+    <w:p/>
+    <w:p>
+      <w:pPr>
+        <w:pStyle w:val="Heading2"/>
+        <w:rPr>
+          <w:rFonts w:eastAsiaTheme="minorHAnsi"/>
+        </w:rPr>
+      </w:pPr>
+      <w:r>
+        <w:t xml:space="preserve">Question – </w:t>
+      </w:r>
+      <w:r>
+        <w:t>11</w:t>
+      </w:r>
+      <w:r>
+        <w:t>:</w:t>
+      </w:r>
+      <w:r>
+        <w:rPr>
+          <w:rFonts w:eastAsiaTheme="minorHAnsi"/>
+        </w:rPr>
+        <w:t xml:space="preserve"> Write a Python program to test whether a passed letter is a vowel or not.</w:t>
+      </w:r>
+    </w:p>
+    <w:p>
+      <w:r>
+        <w:t>Cha=input(“enter a letter: “)</w:t>
+      </w:r>
+    </w:p>
+    <w:p>
+      <w:r>
+        <w:t xml:space="preserve">If </w:t>
+      </w:r>
+      <w:proofErr w:type="spellStart"/>
+      <w:r>
+        <w:t>cha in</w:t>
+      </w:r>
+      <w:proofErr w:type="spellEnd"/>
+      <w:r>
+        <w:t xml:space="preserve"> ‘</w:t>
+      </w:r>
+      <w:proofErr w:type="spellStart"/>
+      <w:r>
+        <w:t>aeiouAEIOU</w:t>
+      </w:r>
+      <w:proofErr w:type="spellEnd"/>
+      <w:r>
+        <w:t>’:</w:t>
+      </w:r>
+    </w:p>
+    <w:p>
+      <w:r>
+        <w:t>Print(“it is a vowel”)</w:t>
+      </w:r>
+    </w:p>
+    <w:p>
+      <w:r>
+        <w:t>Else:</w:t>
+      </w:r>
+    </w:p>
+    <w:p>
+      <w:r>
+        <w:t>Print(“it is not a vowel”)</w:t>
+      </w:r>
+    </w:p>
+    <w:p/>
+    <w:p>
+      <w:pPr>
+        <w:pStyle w:val="Heading2"/>
+        <w:rPr>
+          <w:rFonts w:eastAsiaTheme="minorHAnsi"/>
+        </w:rPr>
+      </w:pPr>
+      <w:r>
+        <w:lastRenderedPageBreak/>
+        <w:t xml:space="preserve">Question – </w:t>
+      </w:r>
+      <w:r>
+        <w:t>1</w:t>
+      </w:r>
+      <w:r>
+        <w:t>2</w:t>
+      </w:r>
+      <w:r>
+        <w:t>:</w:t>
+      </w:r>
+      <w:r>
+        <w:rPr>
+          <w:rFonts w:eastAsiaTheme="minorHAnsi"/>
+        </w:rPr>
+        <w:t xml:space="preserve"> </w:t>
+      </w:r>
+      <w:r>
+        <w:rPr>
+          <w:rFonts w:eastAsiaTheme="minorHAnsi"/>
+        </w:rPr>
+        <w:t>Write a Python program to sum of three given integers. However, if two values are equal sum will be zero.</w:t>
+      </w:r>
+    </w:p>
+    <w:p>
+      <w:r>
+        <w:t>a = int(input("Enter first number: "))</w:t>
+      </w:r>
+    </w:p>
+    <w:p>
+      <w:r>
+        <w:t>b = int(input("Enter second number: "))</w:t>
+      </w:r>
+    </w:p>
+    <w:p>
+      <w:r>
+        <w:t>c = int(input("Enter third number: "))</w:t>
+      </w:r>
+    </w:p>
+    <w:p/>
+    <w:p>
+      <w:r>
+        <w:t>if a == b or b == c or a == c:</w:t>
+      </w:r>
+    </w:p>
+    <w:p>
+      <w:r>
+        <w:t xml:space="preserve">    print("Sum = 0")</w:t>
+      </w:r>
+    </w:p>
+    <w:p>
+      <w:r>
+        <w:t>else:</w:t>
+      </w:r>
+    </w:p>
+    <w:p>
+      <w:r>
+        <w:t xml:space="preserve">    print("Sum =", a + b + c)</w:t>
+      </w:r>
+    </w:p>
+    <w:p/>
+    <w:p>
+      <w:pPr>
+        <w:pStyle w:val="Heading2"/>
+        <w:rPr>
+          <w:rFonts w:eastAsiaTheme="minorHAnsi"/>
+        </w:rPr>
+      </w:pPr>
+      <w:r>
+        <w:t xml:space="preserve">Question – </w:t>
+      </w:r>
+      <w:r>
+        <w:t>1</w:t>
+      </w:r>
+      <w:r>
+        <w:t>3</w:t>
+      </w:r>
+      <w:r>
+        <w:t>:</w:t>
+      </w:r>
+      <w:r>
+        <w:rPr>
+          <w:rFonts w:eastAsiaTheme="minorHAnsi"/>
+        </w:rPr>
+        <w:t xml:space="preserve"> </w:t>
+      </w:r>
+      <w:r>
+        <w:rPr>
+          <w:rFonts w:eastAsiaTheme="minorHAnsi"/>
+        </w:rPr>
+        <w:t>Write a Python program that will return true if the two given integer values are equal or their sum or difference is 5.</w:t>
+      </w:r>
+    </w:p>
+    <w:p>
+      <w:r>
+        <w:t>a = int(input("Enter first number: "))</w:t>
+      </w:r>
+    </w:p>
+    <w:p>
+      <w:r>
+        <w:t>b = int(input("Enter second number: "))</w:t>
+      </w:r>
+    </w:p>
+    <w:p>
+      <w:r>
+        <w:t>if a == b or (a + b) == 5 or abs(a - b) == 5:</w:t>
+      </w:r>
+    </w:p>
+    <w:p>
+      <w:r>
+        <w:t xml:space="preserve">    print(True)</w:t>
+      </w:r>
+    </w:p>
+    <w:p>
+      <w:r>
+        <w:t>else:</w:t>
+      </w:r>
+    </w:p>
+    <w:p>
+      <w:r>
+        <w:t xml:space="preserve">    print(False)</w:t>
+      </w:r>
+    </w:p>
+    <w:p/>
+    <w:p>
+      <w:pPr>
+        <w:pStyle w:val="Heading2"/>
+      </w:pPr>
+      <w:r>
+        <w:t xml:space="preserve">Question – </w:t>
+      </w:r>
+      <w:r>
+        <w:t>1</w:t>
+      </w:r>
+      <w:r>
+        <w:t>4</w:t>
+      </w:r>
+      <w:r>
+        <w:t>:</w:t>
+      </w:r>
+      <w:r>
+        <w:rPr>
+          <w:rFonts w:asciiTheme="minorHAnsi" w:eastAsiaTheme="minorHAnsi" w:hAnsiTheme="minorHAnsi" w:cstheme="minorBidi"/>
+          <w:color w:val="auto"/>
+          <w:sz w:val="22"/>
+          <w:szCs w:val="22"/>
+        </w:rPr>
+        <w:t xml:space="preserve"> </w:t>
+      </w:r>
+      <w:r>
+        <w:t>Write a python program to sum of the first n positive integers.</w:t>
+      </w:r>
+      <w:r>
+        <w:rPr>
+          <w:rFonts w:eastAsiaTheme="minorHAnsi"/>
+        </w:rPr>
+        <w:t xml:space="preserve"> </w:t>
+      </w:r>
+    </w:p>
+    <w:p>
+      <w:r>
+        <w:t>n = int(input("Enter a number: "))</w:t>
+      </w:r>
+    </w:p>
+    <w:p>
+      <w:r>
+        <w:t>sum = 0</w:t>
+      </w:r>
+    </w:p>
+    <w:p>
+      <w:r>
+        <w:t xml:space="preserve">for </w:t>
+      </w:r>
+      <w:proofErr w:type="spellStart"/>
+      <w:r>
+        <w:t>i</w:t>
+      </w:r>
+      <w:proofErr w:type="spellEnd"/>
+      <w:r>
+        <w:t xml:space="preserve"> in range(1, n + 1):</w:t>
+      </w:r>
+    </w:p>
+    <w:p>
+      <w:r>
+        <w:t xml:space="preserve">    sum = sum + </w:t>
+      </w:r>
+      <w:proofErr w:type="spellStart"/>
+      <w:r>
+        <w:t>i</w:t>
+      </w:r>
+      <w:proofErr w:type="spellEnd"/>
+    </w:p>
+    <w:p>
+      <w:r>
+        <w:t>print("Sum =", sum)</w:t>
+      </w:r>
+    </w:p>
+    <w:p/>
+    <w:p/>
+    <w:p>
+      <w:pPr>
+        <w:pStyle w:val="Heading2"/>
+      </w:pPr>
+      <w:r>
+        <w:lastRenderedPageBreak/>
+        <w:t xml:space="preserve">Question – </w:t>
+      </w:r>
+      <w:r>
+        <w:t>1</w:t>
+      </w:r>
+      <w:r>
+        <w:t>5</w:t>
+      </w:r>
+      <w:r>
+        <w:t>:</w:t>
+      </w:r>
+      <w:r>
+        <w:rPr>
+          <w:rFonts w:asciiTheme="minorHAnsi" w:eastAsiaTheme="minorHAnsi" w:hAnsiTheme="minorHAnsi" w:cstheme="minorBidi"/>
+          <w:color w:val="auto"/>
+          <w:sz w:val="22"/>
+          <w:szCs w:val="22"/>
+        </w:rPr>
+        <w:t xml:space="preserve"> </w:t>
+      </w:r>
+      <w:r>
+        <w:t>Write a Python program to calculate the length of a string</w:t>
+      </w:r>
+      <w:r>
+        <w:t>.</w:t>
+      </w:r>
+    </w:p>
+    <w:p>
+      <w:r>
+        <w:t>s = input("Enter string: ")</w:t>
+      </w:r>
+    </w:p>
+    <w:p>
+      <w:r>
+        <w:t xml:space="preserve">print("Length:", </w:t>
+      </w:r>
+      <w:proofErr w:type="spellStart"/>
+      <w:r>
+        <w:t>len</w:t>
+      </w:r>
+      <w:proofErr w:type="spellEnd"/>
+      <w:r>
+        <w:t>(s))</w:t>
+      </w:r>
+    </w:p>
+    <w:p/>
+    <w:p>
+      <w:pPr>
+        <w:pStyle w:val="Heading2"/>
+      </w:pPr>
+      <w:r>
+        <w:t xml:space="preserve">Question – </w:t>
+      </w:r>
+      <w:r>
+        <w:t>1</w:t>
+      </w:r>
+      <w:r>
+        <w:t>6</w:t>
+      </w:r>
+      <w:r>
+        <w:t>:</w:t>
+      </w:r>
+      <w:r>
+        <w:rPr>
+          <w:rFonts w:asciiTheme="minorHAnsi" w:eastAsiaTheme="minorHAnsi" w:hAnsiTheme="minorHAnsi" w:cstheme="minorBidi"/>
+          <w:color w:val="auto"/>
+          <w:sz w:val="22"/>
+          <w:szCs w:val="22"/>
+        </w:rPr>
+        <w:t xml:space="preserve"> </w:t>
+      </w:r>
+      <w:r>
+        <w:t>Write a Python program to count the number of characters (character frequency) in a string</w:t>
+      </w:r>
+      <w:r>
+        <w:t>.</w:t>
+      </w:r>
+      <w:r>
+        <w:rPr>
+          <w:rFonts w:asciiTheme="minorHAnsi" w:eastAsiaTheme="minorHAnsi" w:hAnsiTheme="minorHAnsi" w:cstheme="minorBidi"/>
+          <w:color w:val="auto"/>
+          <w:sz w:val="22"/>
+          <w:szCs w:val="22"/>
+        </w:rPr>
+        <w:t xml:space="preserve"> </w:t>
+      </w:r>
+      <w:r>
+        <w:tab/>
+      </w:r>
+    </w:p>
+    <w:p>
+      <w:r>
+        <w:t>s = input("Enter string: ")</w:t>
+      </w:r>
+    </w:p>
+    <w:p>
+      <w:proofErr w:type="spellStart"/>
+      <w:r>
+        <w:t>freq</w:t>
+      </w:r>
+      <w:proofErr w:type="spellEnd"/>
+      <w:r>
+        <w:t xml:space="preserve"> = {}</w:t>
+      </w:r>
+    </w:p>
+    <w:p>
+      <w:r>
+        <w:t xml:space="preserve">for </w:t>
+      </w:r>
+      <w:proofErr w:type="spellStart"/>
+      <w:r>
+        <w:t>ch</w:t>
+      </w:r>
+      <w:proofErr w:type="spellEnd"/>
+      <w:r>
+        <w:t xml:space="preserve"> in s:</w:t>
+      </w:r>
+    </w:p>
+    <w:p>
+      <w:r>
+        <w:t xml:space="preserve">    if </w:t>
+      </w:r>
+      <w:proofErr w:type="spellStart"/>
+      <w:r>
+        <w:t>ch</w:t>
+      </w:r>
+      <w:proofErr w:type="spellEnd"/>
+      <w:r>
+        <w:t xml:space="preserve"> in </w:t>
+      </w:r>
+      <w:proofErr w:type="spellStart"/>
+      <w:r>
+        <w:t>freq</w:t>
+      </w:r>
+      <w:proofErr w:type="spellEnd"/>
+      <w:r>
+        <w:t>:</w:t>
+      </w:r>
+    </w:p>
+    <w:p>
+      <w:r>
+        <w:t xml:space="preserve">        </w:t>
+      </w:r>
+      <w:proofErr w:type="spellStart"/>
+      <w:r>
+        <w:t>freq</w:t>
+      </w:r>
+      <w:proofErr w:type="spellEnd"/>
+      <w:r>
+        <w:t>[</w:t>
+      </w:r>
+      <w:proofErr w:type="spellStart"/>
+      <w:r>
+        <w:t>ch</w:t>
+      </w:r>
+      <w:proofErr w:type="spellEnd"/>
+      <w:r>
+        <w:t>] += 1</w:t>
+      </w:r>
+    </w:p>
+    <w:p>
+      <w:r>
+        <w:t>    else:</w:t>
+      </w:r>
+    </w:p>
+    <w:p>
+      <w:r>
+        <w:t xml:space="preserve">        </w:t>
+      </w:r>
+      <w:proofErr w:type="spellStart"/>
+      <w:r>
+        <w:t>freq</w:t>
+      </w:r>
+      <w:proofErr w:type="spellEnd"/>
+      <w:r>
+        <w:t>[</w:t>
+      </w:r>
+      <w:proofErr w:type="spellStart"/>
+      <w:r>
+        <w:t>ch</w:t>
+      </w:r>
+      <w:proofErr w:type="spellEnd"/>
+      <w:r>
+        <w:t>] = 1</w:t>
+      </w:r>
+    </w:p>
+    <w:p>
+      <w:r>
+        <w:t>print(</w:t>
+      </w:r>
+      <w:proofErr w:type="spellStart"/>
+      <w:r>
+        <w:t>freq</w:t>
+      </w:r>
+      <w:proofErr w:type="spellEnd"/>
+      <w:r>
+        <w:t>)</w:t>
+      </w:r>
+    </w:p>
+    <w:p/>
+    <w:p>
+      <w:pPr>
+        <w:pStyle w:val="Heading2"/>
+      </w:pPr>
+      <w:r>
+        <w:t xml:space="preserve">Question – </w:t>
+      </w:r>
+      <w:r>
+        <w:t>1</w:t>
+      </w:r>
+      <w:r>
+        <w:t>7</w:t>
+      </w:r>
+      <w:r>
+        <w:t>:</w:t>
+      </w:r>
+      <w:r>
+        <w:rPr>
+          <w:rFonts w:asciiTheme="minorHAnsi" w:eastAsiaTheme="minorHAnsi" w:hAnsiTheme="minorHAnsi" w:cstheme="minorBidi"/>
+          <w:color w:val="auto"/>
+          <w:sz w:val="22"/>
+          <w:szCs w:val="22"/>
+        </w:rPr>
+        <w:t xml:space="preserve"> </w:t>
+      </w:r>
+      <w:r>
+        <w:t>What are negative indexes and why are they used?</w:t>
+      </w:r>
+    </w:p>
+    <w:p>
+      <w:r>
+        <w:t>Negative indexing allows accessing elements from the end of a sequence, where -1 represents the last element.</w:t>
+      </w:r>
+    </w:p>
+    <w:p/>
+    <w:p>
+      <w:pPr>
+        <w:pStyle w:val="Heading2"/>
+      </w:pPr>
+      <w:r>
+        <w:t xml:space="preserve">Question – </w:t>
+      </w:r>
+      <w:r>
+        <w:t>1</w:t>
+      </w:r>
+      <w:r>
+        <w:t>8:</w:t>
+      </w:r>
+      <w:r>
+        <w:t xml:space="preserve"> </w:t>
+      </w:r>
+      <w:r>
+        <w:t>Write a Python program to count occurrences of a substring in a string.</w:t>
+      </w:r>
+    </w:p>
+    <w:p>
+      <w:r>
+        <w:t>s = input("Enter string: ")</w:t>
+      </w:r>
+    </w:p>
+    <w:p>
+      <w:r>
+        <w:t>sub = input("Enter substring: ")</w:t>
+      </w:r>
+    </w:p>
+    <w:p>
+      <w:r>
+        <w:t xml:space="preserve">count = </w:t>
+      </w:r>
+      <w:proofErr w:type="spellStart"/>
+      <w:r>
+        <w:t>s.count</w:t>
+      </w:r>
+      <w:proofErr w:type="spellEnd"/>
+      <w:r>
+        <w:t>(sub)</w:t>
+      </w:r>
+    </w:p>
+    <w:p>
+      <w:r>
+        <w:t>print("Occurrences:", count)</w:t>
+      </w:r>
+    </w:p>
+    <w:p/>
+    <w:p>
+      <w:pPr>
+        <w:pStyle w:val="Heading2"/>
+      </w:pPr>
+      <w:r>
+        <w:t xml:space="preserve">Question – </w:t>
+      </w:r>
+      <w:r>
+        <w:t>19</w:t>
+      </w:r>
+      <w:r>
+        <w:t>:</w:t>
+      </w:r>
+      <w:r>
+        <w:t xml:space="preserve"> </w:t>
+      </w:r>
+      <w:r>
+        <w:t>Write a Python program to count the occurrences of each word in a</w:t>
+      </w:r>
+      <w:r>
+        <w:t xml:space="preserve"> </w:t>
+      </w:r>
+      <w:r>
+        <w:t>given sentence</w:t>
+      </w:r>
+      <w:r>
+        <w:t>.</w:t>
+      </w:r>
+    </w:p>
+    <w:p>
+      <w:r>
+        <w:t>from collections import Counter</w:t>
+      </w:r>
+    </w:p>
+    <w:p>
+      <w:r>
+        <w:t>sentence = input("Enter a sentence: ").lower()</w:t>
+      </w:r>
+    </w:p>
+    <w:p>
+      <w:r>
+        <w:lastRenderedPageBreak/>
+        <w:t>print(Counter(</w:t>
+      </w:r>
+      <w:proofErr w:type="spellStart"/>
+      <w:r>
+        <w:t>sentence.split</w:t>
+      </w:r>
+      <w:proofErr w:type="spellEnd"/>
+      <w:r>
+        <w:t>()))</w:t>
+      </w:r>
+    </w:p>
+    <w:p/>
+    <w:p>
+      <w:pPr>
+        <w:pStyle w:val="Heading2"/>
+      </w:pPr>
+      <w:r>
+        <w:t xml:space="preserve">Questions </w:t>
+      </w:r>
+      <w:r>
+        <w:t xml:space="preserve">– </w:t>
+      </w:r>
+      <w:r>
+        <w:t xml:space="preserve"> 20: </w:t>
+      </w:r>
+      <w:r>
+        <w:t>Write a Python program to get a single string from two given strings, separated by a space and swap the first two characters of each string.</w:t>
+      </w:r>
+    </w:p>
+    <w:p>
+      <w:r>
+        <w:t>s1 = input("Enter first string: ")</w:t>
+      </w:r>
+    </w:p>
+    <w:p>
+      <w:r>
+        <w:t>s2 = input("Enter second string: ")</w:t>
+      </w:r>
+    </w:p>
+    <w:p/>
+    <w:p>
+      <w:r>
+        <w:t>new_s1=s2[:2] + s1[2:]</w:t>
+      </w:r>
+    </w:p>
+    <w:p>
+      <w:r>
+        <w:t>new_s2=s1[:2] + s2[2:]</w:t>
+      </w:r>
+    </w:p>
+    <w:p/>
+    <w:p>
+      <w:r>
+        <w:t>print(new_s1 +" "+ new_s2)</w:t>
+      </w:r>
+    </w:p>
+    <w:p/>
+    <w:p>
+      <w:pPr>
+        <w:pStyle w:val="Heading2"/>
+      </w:pPr>
+      <w:r>
+        <w:t xml:space="preserve">Questions </w:t>
+      </w:r>
+      <w:r>
+        <w:t xml:space="preserve">– </w:t>
+      </w:r>
+      <w:r>
+        <w:t xml:space="preserve"> 2</w:t>
+      </w:r>
+      <w:r>
+        <w:t>1</w:t>
+      </w:r>
+      <w:r>
+        <w:t xml:space="preserve">: </w:t>
+      </w:r>
+      <w:r>
+        <w:t>Write a Python program to add 'in' at the end of a given string (length should be at least 3). If the given string already ends with '</w:t>
+      </w:r>
+      <w:proofErr w:type="spellStart"/>
+      <w:r>
+        <w:t>ing</w:t>
+      </w:r>
+      <w:proofErr w:type="spellEnd"/>
+      <w:r>
+        <w:t>' then add '</w:t>
+      </w:r>
+      <w:proofErr w:type="spellStart"/>
+      <w:r>
+        <w:t>ly</w:t>
+      </w:r>
+      <w:proofErr w:type="spellEnd"/>
+      <w:r>
+        <w:t>' instead if the string length of the given string is less than 3, leave it unchanged.</w:t>
+      </w:r>
+    </w:p>
+    <w:p/>
+    <w:p>
+      <w:r>
+        <w:t>s = input("Enter a string: ")</w:t>
+      </w:r>
+    </w:p>
+    <w:p>
+      <w:r>
+        <w:t xml:space="preserve">if </w:t>
+      </w:r>
+      <w:proofErr w:type="spellStart"/>
+      <w:r>
+        <w:t>len</w:t>
+      </w:r>
+      <w:proofErr w:type="spellEnd"/>
+      <w:r>
+        <w:t>(s) &lt; 3:</w:t>
+      </w:r>
+    </w:p>
+    <w:p>
+      <w:r>
+        <w:t>    print(s)</w:t>
+      </w:r>
+    </w:p>
+    <w:p>
+      <w:proofErr w:type="spellStart"/>
+      <w:r>
+        <w:t>elif</w:t>
+      </w:r>
+      <w:proofErr w:type="spellEnd"/>
+      <w:r>
+        <w:t xml:space="preserve"> s[-3:] == "</w:t>
+      </w:r>
+      <w:proofErr w:type="spellStart"/>
+      <w:r>
+        <w:t>ing</w:t>
+      </w:r>
+      <w:proofErr w:type="spellEnd"/>
+      <w:r>
+        <w:t>":</w:t>
+      </w:r>
+    </w:p>
+    <w:p>
+      <w:r>
+        <w:t>    print(s + "</w:t>
+      </w:r>
+      <w:proofErr w:type="spellStart"/>
+      <w:r>
+        <w:t>ly</w:t>
+      </w:r>
+      <w:proofErr w:type="spellEnd"/>
+      <w:r>
+        <w:t>")</w:t>
+      </w:r>
+    </w:p>
+    <w:p>
+      <w:r>
+        <w:t>else:</w:t>
+      </w:r>
+    </w:p>
+    <w:p>
+      <w:r>
+        <w:t>    print(s + "</w:t>
+      </w:r>
+      <w:proofErr w:type="spellStart"/>
+      <w:r>
+        <w:t>ing</w:t>
+      </w:r>
+      <w:proofErr w:type="spellEnd"/>
+      <w:r>
+        <w:t>")</w:t>
+      </w:r>
+    </w:p>
+    <w:p/>
+    <w:p>
+      <w:pPr>
+        <w:pStyle w:val="Heading2"/>
+      </w:pPr>
+      <w:r>
+        <w:t xml:space="preserve">Questions </w:t>
+      </w:r>
+      <w:r>
+        <w:t xml:space="preserve">– </w:t>
+      </w:r>
+      <w:r>
+        <w:t xml:space="preserve"> 2</w:t>
+      </w:r>
+      <w:r>
+        <w:t>2</w:t>
+      </w:r>
+      <w:r>
+        <w:t xml:space="preserve">: </w:t>
+      </w:r>
+      <w:r>
+        <w:t>Write a Python function to reverses a string if its length is a multiple of 4.</w:t>
+      </w:r>
+    </w:p>
+    <w:p/>
+    <w:p>
+      <w:r>
+        <w:t xml:space="preserve">def </w:t>
+      </w:r>
+      <w:proofErr w:type="spellStart"/>
+      <w:r>
+        <w:t>reverse_string</w:t>
+      </w:r>
+      <w:proofErr w:type="spellEnd"/>
+      <w:r>
+        <w:t>(s):</w:t>
+      </w:r>
+    </w:p>
+    <w:p>
+      <w:r>
+        <w:t xml:space="preserve">    if </w:t>
+      </w:r>
+      <w:proofErr w:type="spellStart"/>
+      <w:r>
+        <w:t>len</w:t>
+      </w:r>
+      <w:proofErr w:type="spellEnd"/>
+      <w:r>
+        <w:t>(s) % 4 == 0:</w:t>
+      </w:r>
+    </w:p>
+    <w:p>
+      <w:r>
+        <w:lastRenderedPageBreak/>
+        <w:t>        return s[::-1]</w:t>
+      </w:r>
+    </w:p>
+    <w:p>
+      <w:r>
+        <w:t>    else:</w:t>
+      </w:r>
+    </w:p>
+    <w:p>
+      <w:r>
+        <w:t>        return s</w:t>
+      </w:r>
+    </w:p>
+    <w:p>
+      <w:r>
+        <w:t>s=input("enter string ")</w:t>
+      </w:r>
+    </w:p>
+    <w:p/>
+    <w:p>
+      <w:pPr>
+        <w:pStyle w:val="Heading2"/>
+      </w:pPr>
+      <w:r>
+        <w:t xml:space="preserve">Questions </w:t>
+      </w:r>
+      <w:r>
+        <w:t xml:space="preserve">– </w:t>
+      </w:r>
+      <w:r>
+        <w:t xml:space="preserve"> 2</w:t>
+      </w:r>
+      <w:r>
+        <w:t>3</w:t>
+      </w:r>
+      <w:r>
+        <w:t xml:space="preserve">: </w:t>
+      </w:r>
+      <w:r>
+        <w:t>Write a Python program to get a string made of the first 2 and the last 2 chars from a given a string. If the string length is less than 2, return instead of the empty string.</w:t>
+      </w:r>
+    </w:p>
+    <w:p>
+      <w:r>
+        <w:t>s = input("Enter string: ")</w:t>
+      </w:r>
+    </w:p>
+    <w:p>
+      <w:r>
+        <w:t xml:space="preserve">if </w:t>
+      </w:r>
+      <w:proofErr w:type="spellStart"/>
+      <w:r>
+        <w:t>len</w:t>
+      </w:r>
+      <w:proofErr w:type="spellEnd"/>
+      <w:r>
+        <w:t>(s) &lt; 2:</w:t>
+      </w:r>
+    </w:p>
+    <w:p>
+      <w:r>
+        <w:t>    print("")</w:t>
+      </w:r>
+    </w:p>
+    <w:p>
+      <w:r>
+        <w:t>else:</w:t>
+      </w:r>
+    </w:p>
+    <w:p>
+      <w:r>
+        <w:t>    print(s[:2] + s[-2:])</w:t>
+      </w:r>
+    </w:p>
+    <w:p/>
+    <w:p>
+      <w:pPr>
+        <w:pStyle w:val="Heading2"/>
+      </w:pPr>
+      <w:r>
+        <w:t xml:space="preserve">Questions </w:t>
+      </w:r>
+      <w:r>
+        <w:t xml:space="preserve">– </w:t>
+      </w:r>
+      <w:r>
+        <w:t xml:space="preserve"> 2</w:t>
+      </w:r>
+      <w:r>
+        <w:t>4:</w:t>
+      </w:r>
+      <w:r>
+        <w:t xml:space="preserve"> </w:t>
+      </w:r>
+      <w:r>
+        <w:t>Write a Python function to insert a string in the middle of a string.</w:t>
+      </w:r>
+    </w:p>
+    <w:p>
+      <w:r>
+        <w:t>s1=("</w:t>
+      </w:r>
+      <w:proofErr w:type="spellStart"/>
+      <w:r>
+        <w:t>its</w:t>
+      </w:r>
+      <w:proofErr w:type="spellEnd"/>
+      <w:r>
+        <w:t xml:space="preserve"> a great day")</w:t>
+      </w:r>
+    </w:p>
+    <w:p>
+      <w:r>
+        <w:t>s2=input("enter string")</w:t>
+      </w:r>
+    </w:p>
+    <w:p>
+      <w:proofErr w:type="spellStart"/>
+      <w:r>
+        <w:t>sp</w:t>
+      </w:r>
+      <w:proofErr w:type="spellEnd"/>
+      <w:r>
+        <w:t>=</w:t>
+      </w:r>
+      <w:proofErr w:type="spellStart"/>
+      <w:r>
+        <w:t>len</w:t>
+      </w:r>
+      <w:proofErr w:type="spellEnd"/>
+      <w:r>
+        <w:t>(s1) // 2</w:t>
+      </w:r>
+    </w:p>
+    <w:p>
+      <w:r>
+        <w:t>print(s1[:</w:t>
+      </w:r>
+      <w:proofErr w:type="spellStart"/>
+      <w:r>
+        <w:t>sp</w:t>
+      </w:r>
+      <w:proofErr w:type="spellEnd"/>
+      <w:r>
+        <w:t>]+ s2 +s1[</w:t>
+      </w:r>
+      <w:proofErr w:type="spellStart"/>
+      <w:r>
+        <w:t>sp</w:t>
+      </w:r>
+      <w:proofErr w:type="spellEnd"/>
+      <w:r>
+        <w:t>:])</w:t>
+      </w:r>
+    </w:p>
+    <w:p/>
+    <w:p>
+      <w:pPr>
+        <w:pStyle w:val="Heading2"/>
+      </w:pPr>
+      <w:r>
+        <w:t xml:space="preserve">Questions </w:t>
+      </w:r>
+      <w:r>
+        <w:t xml:space="preserve">– </w:t>
+      </w:r>
+      <w:r>
+        <w:t xml:space="preserve"> 2</w:t>
+      </w:r>
+      <w:r>
+        <w:t>5</w:t>
+      </w:r>
+      <w:r>
+        <w:t>:</w:t>
+      </w:r>
+      <w:r>
+        <w:t xml:space="preserve"> What is List? How will you reverse a list?</w:t>
+      </w:r>
+    </w:p>
+    <w:p>
+      <w:r>
+        <w:t xml:space="preserve">A list is a collection of elements stored in square </w:t>
+      </w:r>
+      <w:proofErr w:type="spellStart"/>
+      <w:r>
+        <w:t>brackets</w:t>
+      </w:r>
+      <w:r>
+        <w:t>.To</w:t>
+      </w:r>
+      <w:proofErr w:type="spellEnd"/>
+      <w:r>
+        <w:t xml:space="preserve"> reverse use </w:t>
+      </w:r>
+      <w:proofErr w:type="spellStart"/>
+      <w:r>
+        <w:t>lst.reverse</w:t>
+      </w:r>
+      <w:proofErr w:type="spellEnd"/>
+      <w:r>
+        <w:t>()</w:t>
+      </w:r>
+    </w:p>
+    <w:p/>
+    <w:p>
+      <w:pPr>
+        <w:pStyle w:val="Heading2"/>
+      </w:pPr>
+      <w:r>
+        <w:t xml:space="preserve">Questions </w:t>
+      </w:r>
+      <w:r>
+        <w:t xml:space="preserve">– </w:t>
+      </w:r>
+      <w:r>
+        <w:t xml:space="preserve"> 2</w:t>
+      </w:r>
+      <w:r>
+        <w:t>6</w:t>
+      </w:r>
+      <w:r>
+        <w:t>:</w:t>
+      </w:r>
+      <w:r>
+        <w:t xml:space="preserve"> </w:t>
+      </w:r>
+      <w:r>
+        <w:t>How will you remove last object from a list?</w:t>
+      </w:r>
+    </w:p>
+    <w:p>
+      <w:r>
+        <w:t xml:space="preserve">Use </w:t>
+      </w:r>
+      <w:proofErr w:type="spellStart"/>
+      <w:r>
+        <w:t>lst.pop</w:t>
+      </w:r>
+      <w:proofErr w:type="spellEnd"/>
+      <w:r>
+        <w:t xml:space="preserve">() method to remove last element from </w:t>
+      </w:r>
+      <w:proofErr w:type="spellStart"/>
+      <w:r>
+        <w:t>lst</w:t>
+      </w:r>
+      <w:proofErr w:type="spellEnd"/>
+      <w:r>
+        <w:t>.</w:t>
+      </w:r>
+    </w:p>
+    <w:p/>
+    <w:p>
+      <w:pPr>
+        <w:pStyle w:val="Heading2"/>
+      </w:pPr>
+      <w:r>
+        <w:t xml:space="preserve">Questions </w:t>
+      </w:r>
+      <w:r>
+        <w:t xml:space="preserve">– </w:t>
+      </w:r>
+      <w:r>
+        <w:t xml:space="preserve"> 2</w:t>
+      </w:r>
+      <w:r>
+        <w:t>7</w:t>
+      </w:r>
+      <w:r>
+        <w:t>:</w:t>
+      </w:r>
+      <w:r>
+        <w:t xml:space="preserve"> </w:t>
+      </w:r>
+      <w:r>
+        <w:t>Suppose list1 is [2, 33, 222, 14, and 25], what is list1 [- 1]?</w:t>
+      </w:r>
+    </w:p>
+    <w:p>
+      <w:r>
+        <w:t>It is remove the last element from list1 which is 25.</w:t>
+      </w:r>
+    </w:p>
+    <w:p/>
+    <w:p>
+      <w:pPr>
+        <w:pStyle w:val="Heading2"/>
+      </w:pPr>
+      <w:r>
+        <w:lastRenderedPageBreak/>
+        <w:t xml:space="preserve">Questions </w:t>
+      </w:r>
+      <w:r>
+        <w:t xml:space="preserve">– </w:t>
+      </w:r>
+      <w:r>
+        <w:t xml:space="preserve"> 2</w:t>
+      </w:r>
+      <w:r>
+        <w:t>8</w:t>
+      </w:r>
+      <w:r>
+        <w:t>:</w:t>
+      </w:r>
+      <w:r>
+        <w:t xml:space="preserve"> </w:t>
+      </w:r>
+      <w:r>
+        <w:t>Differentiate between append () and extend () methods?</w:t>
+      </w:r>
+    </w:p>
+    <w:p>
+      <w:r>
+        <w:t xml:space="preserve">append() adds a single element to the list, while extend() adds elements of another </w:t>
+      </w:r>
+      <w:proofErr w:type="spellStart"/>
+      <w:r>
+        <w:t>iterable</w:t>
+      </w:r>
+      <w:proofErr w:type="spellEnd"/>
+      <w:r>
+        <w:t xml:space="preserve"> to the list.</w:t>
+      </w:r>
+    </w:p>
+    <w:p/>
+    <w:p>
+      <w:pPr>
+        <w:pStyle w:val="Heading2"/>
+      </w:pPr>
+      <w:r>
+        <w:t xml:space="preserve">Questions </w:t>
+      </w:r>
+      <w:r>
+        <w:t xml:space="preserve">– </w:t>
+      </w:r>
+      <w:r>
+        <w:t xml:space="preserve"> 2</w:t>
+      </w:r>
+      <w:r>
+        <w:t>9</w:t>
+      </w:r>
+      <w:r>
+        <w:t>:</w:t>
+      </w:r>
+      <w:r>
+        <w:t xml:space="preserve"> </w:t>
+      </w:r>
+      <w:r>
+        <w:t xml:space="preserve">Write a Python function to get the largest number, smallest </w:t>
+      </w:r>
+      <w:proofErr w:type="spellStart"/>
+      <w:r>
+        <w:t>num</w:t>
+      </w:r>
+      <w:proofErr w:type="spellEnd"/>
+      <w:r>
+        <w:t xml:space="preserve"> and sum of all from a list.</w:t>
+      </w:r>
+    </w:p>
+    <w:p>
+      <w:proofErr w:type="spellStart"/>
+      <w:r>
+        <w:t>list_info</w:t>
+      </w:r>
+      <w:proofErr w:type="spellEnd"/>
+      <w:r>
+        <w:t>([2, 33, 222, 14, 25])</w:t>
+      </w:r>
+    </w:p>
+    <w:p>
+      <w:r>
+        <w:t>print(“</w:t>
+      </w:r>
+      <w:proofErr w:type="spellStart"/>
+      <w:r>
+        <w:t>max”,max</w:t>
+      </w:r>
+      <w:proofErr w:type="spellEnd"/>
+      <w:r>
+        <w:t>(</w:t>
+      </w:r>
+      <w:proofErr w:type="spellStart"/>
+      <w:r>
+        <w:t>lst_into</w:t>
+      </w:r>
+      <w:proofErr w:type="spellEnd"/>
+      <w:r>
+        <w:t>))</w:t>
+      </w:r>
+    </w:p>
+    <w:p>
+      <w:r>
+        <w:t>print(“</w:t>
+      </w:r>
+      <w:proofErr w:type="spellStart"/>
+      <w:r>
+        <w:t>min”,min</w:t>
+      </w:r>
+      <w:proofErr w:type="spellEnd"/>
+      <w:r>
+        <w:t>(</w:t>
+      </w:r>
+      <w:proofErr w:type="spellStart"/>
+      <w:r>
+        <w:t>lst_info</w:t>
+      </w:r>
+      <w:proofErr w:type="spellEnd"/>
+      <w:r>
+        <w:t>))</w:t>
+      </w:r>
+    </w:p>
+    <w:p>
+      <w:r>
+        <w:t>print(“</w:t>
+      </w:r>
+      <w:proofErr w:type="spellStart"/>
+      <w:r>
+        <w:t>sum’,sum</w:t>
+      </w:r>
+      <w:proofErr w:type="spellEnd"/>
+      <w:r>
+        <w:t>(</w:t>
+      </w:r>
+      <w:proofErr w:type="spellStart"/>
+      <w:r>
+        <w:t>lst_info</w:t>
+      </w:r>
+      <w:proofErr w:type="spellEnd"/>
+      <w:r>
+        <w:t>))</w:t>
+      </w:r>
+    </w:p>
+    <w:p/>
+    <w:p>
+      <w:pPr>
+        <w:pStyle w:val="Heading2"/>
+      </w:pPr>
+      <w:r>
+        <w:t xml:space="preserve">Questions </w:t>
+      </w:r>
+      <w:r>
+        <w:t xml:space="preserve">– </w:t>
+      </w:r>
+      <w:r>
+        <w:t xml:space="preserve"> </w:t>
+      </w:r>
+      <w:r>
+        <w:t>30</w:t>
+      </w:r>
+      <w:r>
+        <w:t>:</w:t>
+      </w:r>
+      <w:r>
+        <w:t xml:space="preserve"> </w:t>
+      </w:r>
+      <w:r>
+        <w:t>How will you compare two lists?</w:t>
+      </w:r>
+    </w:p>
+    <w:p>
+      <w:r>
+        <w:t>list1 = [1,2,3]</w:t>
+      </w:r>
+    </w:p>
+    <w:p>
+      <w:r>
+        <w:t>list2 = [1,2,3]</w:t>
+      </w:r>
+    </w:p>
+    <w:p>
+      <w:r>
+        <w:t>if list1 == list2:</w:t>
+      </w:r>
+    </w:p>
+    <w:p>
+      <w:r>
+        <w:t xml:space="preserve">    print("Equal")</w:t>
+      </w:r>
+    </w:p>
+    <w:p>
+      <w:r>
+        <w:t>else:</w:t>
+      </w:r>
+    </w:p>
+    <w:p>
+      <w:r>
+        <w:t xml:space="preserve">    print("Not Equal")</w:t>
+      </w:r>
+    </w:p>
+    <w:p/>
+    <w:p>
+      <w:pPr>
+        <w:pStyle w:val="Heading2"/>
+      </w:pPr>
+      <w:r>
+        <w:t xml:space="preserve">Questions </w:t>
+      </w:r>
+      <w:r>
+        <w:t xml:space="preserve">– </w:t>
+      </w:r>
+      <w:r>
+        <w:t xml:space="preserve"> 3</w:t>
+      </w:r>
+      <w:r>
+        <w:t>1</w:t>
+      </w:r>
+      <w:r>
+        <w:t>:</w:t>
+      </w:r>
+      <w:r>
+        <w:t xml:space="preserve"> </w:t>
+      </w:r>
+      <w:r>
+        <w:t>Write a Python program to count the number of strings where the string length is 2 or more and the first and last character are same from a given list of strings.</w:t>
+      </w:r>
+    </w:p>
+    <w:p>
+      <w:proofErr w:type="spellStart"/>
+      <w:r>
+        <w:t>lst</w:t>
+      </w:r>
+      <w:proofErr w:type="spellEnd"/>
+      <w:r>
+        <w:t xml:space="preserve"> = ["aba", "</w:t>
+      </w:r>
+      <w:proofErr w:type="spellStart"/>
+      <w:r>
+        <w:t>xyz</w:t>
+      </w:r>
+      <w:proofErr w:type="spellEnd"/>
+      <w:r>
+        <w:t>", "aa", "x", "</w:t>
+      </w:r>
+      <w:proofErr w:type="spellStart"/>
+      <w:r>
+        <w:t>bbb</w:t>
+      </w:r>
+      <w:proofErr w:type="spellEnd"/>
+      <w:r>
+        <w:t>"]</w:t>
+      </w:r>
+    </w:p>
+    <w:p>
+      <w:r>
+        <w:t>count = 0</w:t>
+      </w:r>
+    </w:p>
+    <w:p>
+      <w:r>
+        <w:t xml:space="preserve">for s in </w:t>
+      </w:r>
+      <w:proofErr w:type="spellStart"/>
+      <w:r>
+        <w:t>lst</w:t>
+      </w:r>
+      <w:proofErr w:type="spellEnd"/>
+      <w:r>
+        <w:t>:</w:t>
+      </w:r>
+    </w:p>
+    <w:p>
+      <w:r>
+        <w:t xml:space="preserve">    if </w:t>
+      </w:r>
+      <w:proofErr w:type="spellStart"/>
+      <w:r>
+        <w:t>len</w:t>
+      </w:r>
+      <w:proofErr w:type="spellEnd"/>
+      <w:r>
+        <w:t>(s) &gt;= 2 and s[0] == s[-1]:</w:t>
+      </w:r>
+    </w:p>
+    <w:p>
+      <w:r>
+        <w:t>        count += 1</w:t>
+      </w:r>
+    </w:p>
+    <w:p>
+      <w:r>
+        <w:t>print(count)</w:t>
+      </w:r>
+    </w:p>
+    <w:p/>
+    <w:p/>
+    <w:p>
+      <w:pPr>
+        <w:pStyle w:val="Heading2"/>
+      </w:pPr>
+      <w:r>
+        <w:lastRenderedPageBreak/>
+        <w:t xml:space="preserve">Questions </w:t>
+      </w:r>
+      <w:r>
+        <w:t xml:space="preserve">– </w:t>
+      </w:r>
+      <w:r>
+        <w:t xml:space="preserve"> 3</w:t>
+      </w:r>
+      <w:r>
+        <w:t>2</w:t>
+      </w:r>
+      <w:r>
+        <w:t>:</w:t>
+      </w:r>
+      <w:r>
+        <w:t xml:space="preserve"> </w:t>
+      </w:r>
+      <w:r>
+        <w:t>Write a Python program to remove duplicates from a list.</w:t>
+      </w:r>
+    </w:p>
+    <w:p>
+      <w:proofErr w:type="spellStart"/>
+      <w:r>
+        <w:t>lst</w:t>
+      </w:r>
+      <w:proofErr w:type="spellEnd"/>
+      <w:r>
+        <w:t xml:space="preserve"> = [1,2,2,3,4,4]</w:t>
+      </w:r>
+    </w:p>
+    <w:p>
+      <w:r>
+        <w:t>print(list(set(</w:t>
+      </w:r>
+      <w:proofErr w:type="spellStart"/>
+      <w:r>
+        <w:t>lst</w:t>
+      </w:r>
+      <w:proofErr w:type="spellEnd"/>
+      <w:r>
+        <w:t>)))</w:t>
+      </w:r>
+    </w:p>
+    <w:p/>
+    <w:p>
+      <w:pPr>
+        <w:pStyle w:val="Heading2"/>
+      </w:pPr>
+      <w:r>
+        <w:t xml:space="preserve">Questions </w:t>
+      </w:r>
+      <w:r>
+        <w:t xml:space="preserve">– </w:t>
+      </w:r>
+      <w:r>
+        <w:t xml:space="preserve"> 3</w:t>
+      </w:r>
+      <w:r>
+        <w:t>3</w:t>
+      </w:r>
+      <w:r>
+        <w:t>:</w:t>
+      </w:r>
+      <w:r>
+        <w:t xml:space="preserve"> </w:t>
+      </w:r>
+      <w:r>
+        <w:t>Write a Python program to check a list is empty or not.</w:t>
+      </w:r>
+    </w:p>
+    <w:p>
+      <w:proofErr w:type="spellStart"/>
+      <w:r>
+        <w:t>lst</w:t>
+      </w:r>
+      <w:proofErr w:type="spellEnd"/>
+      <w:r>
+        <w:t xml:space="preserve"> = []</w:t>
+      </w:r>
+    </w:p>
+    <w:p>
+      <w:r>
+        <w:t xml:space="preserve">if not </w:t>
+      </w:r>
+      <w:proofErr w:type="spellStart"/>
+      <w:r>
+        <w:t>lst</w:t>
+      </w:r>
+      <w:proofErr w:type="spellEnd"/>
+      <w:r>
+        <w:t>:</w:t>
+      </w:r>
+    </w:p>
+    <w:p>
+      <w:r>
+        <w:t xml:space="preserve">    print("Empty")</w:t>
+      </w:r>
+    </w:p>
+    <w:p>
+      <w:r>
+        <w:t>else:</w:t>
+      </w:r>
+    </w:p>
+    <w:p>
+      <w:r>
+        <w:t xml:space="preserve">    print("Not Empty")</w:t>
+      </w:r>
+    </w:p>
+    <w:p/>
+    <w:p>
+      <w:pPr>
+        <w:pStyle w:val="Heading2"/>
+      </w:pPr>
+      <w:r>
+        <w:t xml:space="preserve">Questions </w:t>
+      </w:r>
+      <w:r>
+        <w:t xml:space="preserve">– </w:t>
+      </w:r>
+      <w:r>
+        <w:t xml:space="preserve"> 3</w:t>
+      </w:r>
+      <w:r>
+        <w:t>4</w:t>
+      </w:r>
+      <w:r>
+        <w:t>:</w:t>
+      </w:r>
+      <w:r>
+        <w:t xml:space="preserve"> </w:t>
+      </w:r>
+      <w:r>
+        <w:t>Write a Python function that takes two lists and returns true if they have at least one common member.</w:t>
+      </w:r>
+    </w:p>
+    <w:p>
+      <w:r>
+        <w:t>def common(a, b):</w:t>
+      </w:r>
+    </w:p>
+    <w:p>
+      <w:r>
+        <w:t xml:space="preserve">    for </w:t>
+      </w:r>
+      <w:proofErr w:type="spellStart"/>
+      <w:r>
+        <w:t>i</w:t>
+      </w:r>
+      <w:proofErr w:type="spellEnd"/>
+      <w:r>
+        <w:t xml:space="preserve"> in a:</w:t>
+      </w:r>
+    </w:p>
+    <w:p>
+      <w:r>
+        <w:t xml:space="preserve">        if </w:t>
+      </w:r>
+      <w:proofErr w:type="spellStart"/>
+      <w:r>
+        <w:t>i</w:t>
+      </w:r>
+      <w:proofErr w:type="spellEnd"/>
+      <w:r>
+        <w:t xml:space="preserve"> in b:</w:t>
+      </w:r>
+    </w:p>
+    <w:p>
+      <w:r>
+        <w:t xml:space="preserve">            return True</w:t>
+      </w:r>
+    </w:p>
+    <w:p>
+      <w:r>
+        <w:t xml:space="preserve">    return False</w:t>
+      </w:r>
+    </w:p>
+    <w:p>
+      <w:r>
+        <w:t>print(common([1,2,3], [4,5,2]))</w:t>
+      </w:r>
+    </w:p>
+    <w:p/>
+    <w:p>
+      <w:pPr>
+        <w:pStyle w:val="Heading2"/>
+      </w:pPr>
+      <w:r>
+        <w:t xml:space="preserve">Questions </w:t>
+      </w:r>
+      <w:r>
+        <w:t xml:space="preserve">– </w:t>
+      </w:r>
+      <w:r>
+        <w:t xml:space="preserve"> 3</w:t>
+      </w:r>
+      <w:r>
+        <w:t>5</w:t>
+      </w:r>
+      <w:r>
+        <w:t>:</w:t>
+      </w:r>
+      <w:r>
+        <w:t xml:space="preserve"> </w:t>
+      </w:r>
+      <w:r>
+        <w:t>Write a Python program to generate and print a list of first and last 5 elements where the values are square of numbers between 1 and 30.</w:t>
+      </w:r>
+    </w:p>
+    <w:p>
+      <w:proofErr w:type="spellStart"/>
+      <w:r>
+        <w:t>lst</w:t>
+      </w:r>
+      <w:proofErr w:type="spellEnd"/>
+      <w:r>
+        <w:t xml:space="preserve"> = [</w:t>
+      </w:r>
+      <w:proofErr w:type="spellStart"/>
+      <w:r>
+        <w:t>i</w:t>
+      </w:r>
+      <w:proofErr w:type="spellEnd"/>
+      <w:r>
+        <w:t>*</w:t>
+      </w:r>
+      <w:proofErr w:type="spellStart"/>
+      <w:r>
+        <w:t>i</w:t>
+      </w:r>
+      <w:proofErr w:type="spellEnd"/>
+      <w:r>
+        <w:t xml:space="preserve"> for </w:t>
+      </w:r>
+      <w:proofErr w:type="spellStart"/>
+      <w:r>
+        <w:t>i</w:t>
+      </w:r>
+      <w:proofErr w:type="spellEnd"/>
+      <w:r>
+        <w:t xml:space="preserve"> in range(1,31)]</w:t>
+      </w:r>
+    </w:p>
+    <w:p>
+      <w:r>
+        <w:t>print(</w:t>
+      </w:r>
+      <w:proofErr w:type="spellStart"/>
+      <w:r>
+        <w:t>lst</w:t>
+      </w:r>
+      <w:proofErr w:type="spellEnd"/>
+      <w:r>
+        <w:t>[:5] + lst[-5:])</w:t>
+      </w:r>
+    </w:p>
+    <w:p/>
+    <w:p>
+      <w:pPr>
+        <w:pStyle w:val="Heading2"/>
+      </w:pPr>
+      <w:r>
+        <w:rPr>
+          <w:rStyle w:val="Heading2Char"/>
+        </w:rPr>
+        <w:t>Questions</w:t>
+      </w:r>
+      <w:r>
+        <w:t xml:space="preserve"> </w:t>
+      </w:r>
+      <w:r>
+        <w:t xml:space="preserve">– </w:t>
+      </w:r>
+      <w:r>
+        <w:t xml:space="preserve"> 3</w:t>
+      </w:r>
+      <w:r>
+        <w:t>6</w:t>
+      </w:r>
+      <w:r>
+        <w:t>:</w:t>
+      </w:r>
+      <w:r>
+        <w:rPr>
+          <w:rFonts w:asciiTheme="minorHAnsi" w:eastAsiaTheme="minorHAnsi" w:hAnsiTheme="minorHAnsi" w:cstheme="minorBidi"/>
+          <w:color w:val="auto"/>
+          <w:sz w:val="22"/>
+          <w:szCs w:val="22"/>
+        </w:rPr>
+        <w:t xml:space="preserve"> </w:t>
+      </w:r>
+      <w:r>
+        <w:t>Write a Python function that takes a list and returns a new list with unique elements of the first list.</w:t>
+      </w:r>
+    </w:p>
+    <w:p/>
+    <w:p/>
+    <w:p>
+      <w:pPr>
+        <w:pStyle w:val="Heading2"/>
+      </w:pPr>
+      <w:r>
+        <w:lastRenderedPageBreak/>
+        <w:t>Questions –  3</w:t>
+      </w:r>
+      <w:r>
+        <w:t>7</w:t>
+      </w:r>
+      <w:r>
+        <w:t>: Write a Python program to convert a list of characters into a string.</w:t>
+      </w:r>
+    </w:p>
+    <w:p>
+      <w:proofErr w:type="spellStart"/>
+      <w:r>
+        <w:t>lst</w:t>
+      </w:r>
+      <w:proofErr w:type="spellEnd"/>
+      <w:r>
+        <w:t xml:space="preserve"> = ['</w:t>
+      </w:r>
+      <w:proofErr w:type="spellStart"/>
+      <w:r>
+        <w:t>h','e','l','l','o</w:t>
+      </w:r>
+      <w:proofErr w:type="spellEnd"/>
+      <w:r>
+        <w:t>']</w:t>
+      </w:r>
+    </w:p>
+    <w:p>
+      <w:r>
+        <w:t>print("".join(</w:t>
+      </w:r>
+      <w:proofErr w:type="spellStart"/>
+      <w:r>
+        <w:t>lst</w:t>
+      </w:r>
+      <w:proofErr w:type="spellEnd"/>
+      <w:r>
+        <w:t>))</w:t>
+      </w:r>
+    </w:p>
+    <w:p/>
+    <w:p>
+      <w:pPr>
+        <w:pStyle w:val="Heading2"/>
+      </w:pPr>
+      <w:r>
+        <w:t>Questions –  3</w:t>
+      </w:r>
+      <w:r>
+        <w:t>8:</w:t>
+      </w:r>
+      <w:r>
+        <w:rPr>
+          <w:rFonts w:asciiTheme="minorHAnsi" w:eastAsiaTheme="minorHAnsi" w:hAnsiTheme="minorHAnsi" w:cstheme="minorBidi"/>
+          <w:color w:val="auto"/>
+          <w:sz w:val="22"/>
+          <w:szCs w:val="22"/>
+        </w:rPr>
+        <w:t xml:space="preserve"> </w:t>
+      </w:r>
+      <w:r>
+        <w:t>Write a Python program to select an item randomly from a list.</w:t>
+      </w:r>
+    </w:p>
+    <w:p>
+      <w:r>
+        <w:t>import random</w:t>
+      </w:r>
+    </w:p>
+    <w:p/>
+    <w:p>
+      <w:proofErr w:type="spellStart"/>
+      <w:r>
+        <w:t>lst</w:t>
+      </w:r>
+      <w:proofErr w:type="spellEnd"/>
+      <w:r>
+        <w:t xml:space="preserve"> = [1,2,3,4]</w:t>
+      </w:r>
+    </w:p>
+    <w:p>
+      <w:r>
+        <w:t>print(</w:t>
+      </w:r>
+      <w:proofErr w:type="spellStart"/>
+      <w:r>
+        <w:t>random.choice</w:t>
+      </w:r>
+      <w:proofErr w:type="spellEnd"/>
+      <w:r>
+        <w:t>(</w:t>
+      </w:r>
+      <w:proofErr w:type="spellStart"/>
+      <w:r>
+        <w:t>lst</w:t>
+      </w:r>
+      <w:proofErr w:type="spellEnd"/>
+      <w:r>
+        <w:t>))</w:t>
+      </w:r>
+    </w:p>
+    <w:p/>
+    <w:p>
+      <w:pPr>
+        <w:pStyle w:val="Heading2"/>
+      </w:pPr>
+      <w:r>
+        <w:t>Questions –  3</w:t>
+      </w:r>
+      <w:r>
+        <w:t>9</w:t>
+      </w:r>
+      <w:r>
+        <w:t>:</w:t>
+      </w:r>
+      <w:r>
+        <w:rPr>
+          <w:rFonts w:asciiTheme="minorHAnsi" w:eastAsiaTheme="minorHAnsi" w:hAnsiTheme="minorHAnsi" w:cstheme="minorBidi"/>
+          <w:color w:val="auto"/>
+          <w:sz w:val="22"/>
+          <w:szCs w:val="22"/>
+        </w:rPr>
+        <w:t xml:space="preserve"> </w:t>
+      </w:r>
+      <w:r>
+        <w:t>Write a Python program to find the second smallest number in a list.</w:t>
+      </w:r>
+    </w:p>
+    <w:p>
+      <w:proofErr w:type="spellStart"/>
+      <w:r>
+        <w:t>lst</w:t>
+      </w:r>
+      <w:proofErr w:type="spellEnd"/>
+      <w:r>
+        <w:t xml:space="preserve"> = [4,2,1,3]</w:t>
+      </w:r>
+    </w:p>
+    <w:p>
+      <w:proofErr w:type="spellStart"/>
+      <w:r>
+        <w:t>lst</w:t>
+      </w:r>
+      <w:proofErr w:type="spellEnd"/>
+      <w:r>
+        <w:t xml:space="preserve"> = list(set(</w:t>
+      </w:r>
+      <w:proofErr w:type="spellStart"/>
+      <w:r>
+        <w:t>lst</w:t>
+      </w:r>
+      <w:proofErr w:type="spellEnd"/>
+      <w:r>
+        <w:t>))</w:t>
+      </w:r>
+    </w:p>
+    <w:p>
+      <w:proofErr w:type="spellStart"/>
+      <w:r>
+        <w:t>lst.sort</w:t>
+      </w:r>
+      <w:proofErr w:type="spellEnd"/>
+      <w:r>
+        <w:t>()</w:t>
+      </w:r>
+    </w:p>
+    <w:p>
+      <w:r>
+        <w:t>print(</w:t>
+      </w:r>
+      <w:proofErr w:type="spellStart"/>
+      <w:r>
+        <w:t>lst</w:t>
+      </w:r>
+      <w:proofErr w:type="spellEnd"/>
+      <w:r>
+        <w:t>[1])</w:t>
+      </w:r>
+    </w:p>
+    <w:p/>
+    <w:p>
+      <w:pPr>
+        <w:pStyle w:val="Heading2"/>
+      </w:pPr>
+      <w:r>
+        <w:t xml:space="preserve">Questions –  </w:t>
+      </w:r>
+      <w:r>
+        <w:t>40</w:t>
+      </w:r>
+      <w:r>
+        <w:t>: Write a Python program to get unique values from a list</w:t>
+      </w:r>
+      <w:r>
+        <w:t>.</w:t>
+      </w:r>
+    </w:p>
+    <w:p>
+      <w:proofErr w:type="spellStart"/>
+      <w:r>
+        <w:t>lst</w:t>
+      </w:r>
+      <w:proofErr w:type="spellEnd"/>
+      <w:r>
+        <w:t xml:space="preserve"> = [1,2,2,3]</w:t>
+      </w:r>
+    </w:p>
+    <w:p>
+      <w:r>
+        <w:t>print(list(set(</w:t>
+      </w:r>
+      <w:proofErr w:type="spellStart"/>
+      <w:r>
+        <w:t>lst</w:t>
+      </w:r>
+      <w:proofErr w:type="spellEnd"/>
+      <w:r>
+        <w:t>)))</w:t>
+      </w:r>
+    </w:p>
+    <w:p/>
+    <w:p>
+      <w:pPr>
+        <w:pStyle w:val="Heading2"/>
+      </w:pPr>
+      <w:r>
+        <w:t xml:space="preserve">Questions –  </w:t>
+      </w:r>
+      <w:r>
+        <w:t>4</w:t>
+      </w:r>
+      <w:r>
+        <w:t>1</w:t>
+      </w:r>
+      <w:r>
+        <w:t>: Write a Python program to check whether a list contains a sub list</w:t>
+      </w:r>
+    </w:p>
+    <w:p>
+      <w:proofErr w:type="spellStart"/>
+      <w:r>
+        <w:t>lst</w:t>
+      </w:r>
+      <w:proofErr w:type="spellEnd"/>
+      <w:r>
+        <w:t xml:space="preserve"> = [1,2,3,4]</w:t>
+      </w:r>
+    </w:p>
+    <w:p>
+      <w:r>
+        <w:t>sub = [2,3]</w:t>
+      </w:r>
+    </w:p>
+    <w:p>
+      <w:r>
+        <w:t xml:space="preserve">for </w:t>
+      </w:r>
+      <w:proofErr w:type="spellStart"/>
+      <w:r>
+        <w:t>i</w:t>
+      </w:r>
+      <w:proofErr w:type="spellEnd"/>
+      <w:r>
+        <w:t xml:space="preserve"> in range(</w:t>
+      </w:r>
+      <w:proofErr w:type="spellStart"/>
+      <w:r>
+        <w:t>len</w:t>
+      </w:r>
+      <w:proofErr w:type="spellEnd"/>
+      <w:r>
+        <w:t>(</w:t>
+      </w:r>
+      <w:proofErr w:type="spellStart"/>
+      <w:r>
+        <w:t>lst</w:t>
+      </w:r>
+      <w:proofErr w:type="spellEnd"/>
+      <w:r>
+        <w:t>)-</w:t>
+      </w:r>
+      <w:proofErr w:type="spellStart"/>
+      <w:r>
+        <w:t>len</w:t>
+      </w:r>
+      <w:proofErr w:type="spellEnd"/>
+      <w:r>
+        <w:t>(sub)+1):</w:t>
+      </w:r>
+    </w:p>
+    <w:p>
+      <w:r>
+        <w:t xml:space="preserve">    if </w:t>
+      </w:r>
+      <w:proofErr w:type="spellStart"/>
+      <w:r>
+        <w:t>lst</w:t>
+      </w:r>
+      <w:proofErr w:type="spellEnd"/>
+      <w:r>
+        <w:t>[</w:t>
+      </w:r>
+      <w:proofErr w:type="spellStart"/>
+      <w:r>
+        <w:t>i:i+len</w:t>
+      </w:r>
+      <w:proofErr w:type="spellEnd"/>
+      <w:r>
+        <w:t>(sub)] == sub:</w:t>
+      </w:r>
+    </w:p>
+    <w:p>
+      <w:r>
+        <w:t xml:space="preserve">        print("Found")</w:t>
+      </w:r>
+    </w:p>
+    <w:p>
+      <w:r>
+        <w:lastRenderedPageBreak/>
+        <w:t xml:space="preserve">        break</w:t>
+      </w:r>
+    </w:p>
+    <w:p/>
+    <w:p>
+      <w:pPr>
+        <w:pStyle w:val="Heading2"/>
+      </w:pPr>
+      <w:r>
+        <w:t xml:space="preserve">Questions –  </w:t>
+      </w:r>
+      <w:r>
+        <w:t>4</w:t>
+      </w:r>
+      <w:r>
+        <w:t>2</w:t>
+      </w:r>
+      <w:r>
+        <w:t>: Write a Python program to split a list into different variables.</w:t>
+      </w:r>
+    </w:p>
+    <w:p>
+      <w:proofErr w:type="spellStart"/>
+      <w:r>
+        <w:t>lst</w:t>
+      </w:r>
+      <w:proofErr w:type="spellEnd"/>
+      <w:r>
+        <w:t xml:space="preserve"> = [1,2,3]</w:t>
+      </w:r>
+    </w:p>
+    <w:p>
+      <w:proofErr w:type="spellStart"/>
+      <w:r>
+        <w:t>a,b,c</w:t>
+      </w:r>
+      <w:proofErr w:type="spellEnd"/>
+      <w:r>
+        <w:t xml:space="preserve"> = </w:t>
+      </w:r>
+      <w:proofErr w:type="spellStart"/>
+      <w:r>
+        <w:t>lst</w:t>
+      </w:r>
+      <w:proofErr w:type="spellEnd"/>
+    </w:p>
+    <w:p>
+      <w:r>
+        <w:t>print(</w:t>
+      </w:r>
+      <w:proofErr w:type="spellStart"/>
+      <w:r>
+        <w:t>a,b,c</w:t>
+      </w:r>
+      <w:proofErr w:type="spellEnd"/>
+      <w:r>
+        <w:t>)</w:t>
+      </w:r>
+    </w:p>
+    <w:p/>
+    <w:p>
+      <w:pPr>
+        <w:pStyle w:val="Heading2"/>
+      </w:pPr>
+      <w:r>
+        <w:t xml:space="preserve">Questions –  </w:t>
+      </w:r>
+      <w:r>
+        <w:t>4</w:t>
+      </w:r>
+      <w:r>
+        <w:t>3</w:t>
+      </w:r>
+      <w:r>
+        <w:t>: What is tuple? Difference between list and tuple</w:t>
+      </w:r>
+    </w:p>
+    <w:tbl>
+      <w:tblPr>
+        <w:tblW w:w="0" w:type="auto"/>
+        <w:tblCellSpacing w:w="15" w:type="dxa"/>
+        <w:tblCellMar>
+          <w:top w:w="15" w:type="dxa"/>
+          <w:left w:w="15" w:type="dxa"/>
+          <w:bottom w:w="15" w:type="dxa"/>
+          <w:right w:w="15" w:type="dxa"/>
+        </w:tblCellMar>
+        <w:tblLook w:val="04A0" w:firstRow="1" w:lastRow="0" w:firstColumn="1" w:lastColumn="0" w:noHBand="0" w:noVBand="1"/>
+      </w:tblPr>
+      <w:tblGrid>
+        <w:gridCol w:w="1206"/>
+        <w:gridCol w:w="1520"/>
+      </w:tblGrid>
+      <w:tr>
+        <w:trPr>
+          <w:tblHeader/>
+          <w:tblCellSpacing w:w="15" w:type="dxa"/>
+        </w:trPr>
+        <w:tc>
+          <w:tcPr>
+            <w:tcW w:w="0" w:type="auto"/>
+            <w:vAlign w:val="center"/>
+            <w:hideMark/>
+          </w:tcPr>
+          <w:p>
+            <w:pPr>
+              <w:rPr>
+                <w:b/>
+                <w:bCs/>
+              </w:rPr>
+            </w:pPr>
+            <w:r>
+              <w:rPr>
+                <w:b/>
+                <w:bCs/>
+              </w:rPr>
+              <w:t>List</w:t>
+            </w:r>
+          </w:p>
+        </w:tc>
+        <w:tc>
+          <w:tcPr>
+            <w:tcW w:w="0" w:type="auto"/>
+            <w:vAlign w:val="center"/>
+            <w:hideMark/>
+          </w:tcPr>
+          <w:p>
+            <w:pPr>
+              <w:rPr>
+                <w:b/>
+                <w:bCs/>
+              </w:rPr>
+            </w:pPr>
+            <w:r>
+              <w:rPr>
+                <w:b/>
+                <w:bCs/>
+              </w:rPr>
+              <w:t>Tuple</w:t>
+            </w:r>
+          </w:p>
+        </w:tc>
+      </w:tr>
+      <w:tr>
+        <w:trPr>
+          <w:tblCellSpacing w:w="15" w:type="dxa"/>
+        </w:trPr>
+        <w:tc>
+          <w:tcPr>
+            <w:tcW w:w="0" w:type="auto"/>
+            <w:vAlign w:val="center"/>
+            <w:hideMark/>
+          </w:tcPr>
+          <w:p>
+            <w:r>
+              <w:t>Mutable</w:t>
+            </w:r>
+          </w:p>
+        </w:tc>
+        <w:tc>
+          <w:tcPr>
+            <w:tcW w:w="0" w:type="auto"/>
+            <w:vAlign w:val="center"/>
+            <w:hideMark/>
+          </w:tcPr>
+          <w:p>
+            <w:r>
+              <w:t>Immutable</w:t>
+            </w:r>
+          </w:p>
+        </w:tc>
+      </w:tr>
+      <w:tr>
+        <w:trPr>
+          <w:tblCellSpacing w:w="15" w:type="dxa"/>
+        </w:trPr>
+        <w:tc>
+          <w:tcPr>
+            <w:tcW w:w="0" w:type="auto"/>
+            <w:vAlign w:val="center"/>
+            <w:hideMark/>
+          </w:tcPr>
+          <w:p>
+            <w:r>
+              <w:t>[]</w:t>
+            </w:r>
+          </w:p>
+        </w:tc>
+        <w:tc>
+          <w:tcPr>
+            <w:tcW w:w="0" w:type="auto"/>
+            <w:vAlign w:val="center"/>
+            <w:hideMark/>
+          </w:tcPr>
+          <w:p>
+            <w:r>
+              <w:t>()</w:t>
+            </w:r>
+          </w:p>
+        </w:tc>
+      </w:tr>
+      <w:tr>
+        <w:trPr>
+          <w:tblCellSpacing w:w="15" w:type="dxa"/>
+        </w:trPr>
+        <w:tc>
+          <w:tcPr>
+            <w:tcW w:w="0" w:type="auto"/>
+            <w:vAlign w:val="center"/>
+            <w:hideMark/>
+          </w:tcPr>
+          <w:p>
+            <w:r>
+              <w:t>Can change</w:t>
+            </w:r>
+          </w:p>
+        </w:tc>
+        <w:tc>
+          <w:tcPr>
+            <w:tcW w:w="0" w:type="auto"/>
+            <w:vAlign w:val="center"/>
+            <w:hideMark/>
+          </w:tcPr>
+          <w:p>
+            <w:r>
+              <w:t>Cannot change</w:t>
+            </w:r>
+          </w:p>
+        </w:tc>
+      </w:tr>
+    </w:tbl>
+    <w:p/>
+    <w:p>
+      <w:pPr>
+        <w:pStyle w:val="Heading2"/>
+      </w:pPr>
+      <w:r>
+        <w:t xml:space="preserve">Questions –  </w:t>
+      </w:r>
+      <w:r>
+        <w:t>4</w:t>
+      </w:r>
+      <w:r>
+        <w:t>4:</w:t>
+      </w:r>
+      <w:r>
+        <w:rPr>
+          <w:rFonts w:asciiTheme="minorHAnsi" w:eastAsiaTheme="minorHAnsi" w:hAnsiTheme="minorHAnsi" w:cstheme="minorBidi"/>
+          <w:color w:val="auto"/>
+          <w:sz w:val="22"/>
+          <w:szCs w:val="22"/>
+        </w:rPr>
+        <w:t xml:space="preserve"> </w:t>
+      </w:r>
+      <w:r>
+        <w:t>Write a Python program to create a tuple with different data types</w:t>
+      </w:r>
+    </w:p>
+    <w:p>
+      <w:r>
+        <w:t>t = (1, "hello", 3.5, True)</w:t>
+      </w:r>
+    </w:p>
+    <w:p>
+      <w:r>
+        <w:t>print(t)</w:t>
+      </w:r>
+    </w:p>
+    <w:p/>
+    <w:p>
+      <w:pPr>
+        <w:pStyle w:val="Heading2"/>
+      </w:pPr>
+      <w:r>
+        <w:t>Questions –  4</w:t>
+      </w:r>
+      <w:r>
+        <w:t>5</w:t>
+      </w:r>
+      <w:r>
+        <w:t>: )Write a Python program to unzip a list of tuples into individual lists.</w:t>
+      </w:r>
+    </w:p>
+    <w:p>
+      <w:proofErr w:type="spellStart"/>
+      <w:r>
+        <w:t>lst</w:t>
+      </w:r>
+      <w:proofErr w:type="spellEnd"/>
+      <w:r>
+        <w:t xml:space="preserve"> = [(1,2), (3,4), (5,6)]</w:t>
+      </w:r>
+    </w:p>
+    <w:p/>
+    <w:p>
+      <w:r>
+        <w:t>a, b = zip(*</w:t>
+      </w:r>
+      <w:proofErr w:type="spellStart"/>
+      <w:r>
+        <w:t>lst</w:t>
+      </w:r>
+      <w:proofErr w:type="spellEnd"/>
+      <w:r>
+        <w:t>)</w:t>
+      </w:r>
+    </w:p>
+    <w:p/>
+    <w:p>
+      <w:r>
+        <w:t>print(list(a))</w:t>
+      </w:r>
+    </w:p>
+    <w:p>
+      <w:r>
+        <w:t>print(list(b))</w:t>
+      </w:r>
+    </w:p>
+    <w:p/>
+    <w:p/>
+    <w:p/>
+    <w:p/>
+    <w:p/>
+    <w:p/>
+    <w:p/>
+    <w:p/>
     <w:p>
       <w:pPr>
         <w:pStyle w:val="Heading1"/>
       </w:pPr>
-      <w:r>
-        <w:t xml:space="preserve">Question – </w:t>
-      </w:r>
-      <w:r>
-        <w:t>10:</w:t>
-      </w:r>
-    </w:p>
-    <w:p/>
-    <w:p/>
-    <w:p/>
-    <w:p/>
+    </w:p>
+    <w:p>
+      <w:pPr>
+        <w:pStyle w:val="Heading1"/>
+      </w:pPr>
+    </w:p>
     <w:p/>
     <w:p/>
     <w:p/>
@@ -943,7 +3504,6 @@
     <w:next w:val="Normal"/>
     <w:link w:val="Heading2Char"/>
     <w:uiPriority w:val="9"/>
-    <w:semiHidden/>
     <w:unhideWhenUsed/>
     <w:qFormat/>
     <w:rsid w:val="009F5559"/>
@@ -1159,7 +3719,6 @@
     <w:basedOn w:val="DefaultParagraphFont"/>
     <w:link w:val="Heading2"/>
     <w:uiPriority w:val="9"/>
-    <w:semiHidden/>
     <w:rsid w:val="009F5559"/>
     <w:rPr>
       <w:rFonts w:asciiTheme="majorHAnsi" w:eastAsiaTheme="majorEastAsia" w:hAnsiTheme="majorHAnsi" w:cstheme="majorBidi"/>

--- a/Assignment.docx
+++ b/Assignment.docx
@@ -148,7 +148,15 @@
     </w:p>
     <w:p>
       <w:r>
-        <w:t>num = int(input("Enter a number: "))</w:t>
+        <w:t xml:space="preserve">num = </w:t>
+      </w:r>
+      <w:proofErr w:type="gramStart"/>
+      <w:r>
+        <w:t>int(input(</w:t>
+      </w:r>
+      <w:proofErr w:type="gramEnd"/>
+      <w:r>
+        <w:t>"Enter a number: "))</w:t>
       </w:r>
     </w:p>
     <w:p>
@@ -158,7 +166,15 @@
     </w:p>
     <w:p>
       <w:r>
-        <w:t xml:space="preserve">    print("Positive number")</w:t>
+        <w:t xml:space="preserve">    </w:t>
+      </w:r>
+      <w:proofErr w:type="gramStart"/>
+      <w:r>
+        <w:t>print(</w:t>
+      </w:r>
+      <w:proofErr w:type="gramEnd"/>
+      <w:r>
+        <w:t>"Positive number")</w:t>
       </w:r>
     </w:p>
     <w:p>
@@ -168,7 +184,15 @@
     </w:p>
     <w:p>
       <w:r>
-        <w:t xml:space="preserve">    print("Negative number")</w:t>
+        <w:t xml:space="preserve">    </w:t>
+      </w:r>
+      <w:proofErr w:type="gramStart"/>
+      <w:r>
+        <w:t>print(</w:t>
+      </w:r>
+      <w:proofErr w:type="gramEnd"/>
+      <w:r>
+        <w:t>"Negative number")</w:t>
       </w:r>
     </w:p>
     <w:p>
@@ -190,10 +214,7 @@
         <w:t>Question – 5:</w:t>
       </w:r>
       <w:r>
-        <w:t xml:space="preserve"> </w:t>
-      </w:r>
-      <w:r>
-        <w:t>Write a Python program to get the Factorial number of given numbers.</w:t>
+        <w:t xml:space="preserve"> Write a Python program to get the Factorial number of given numbers.</w:t>
       </w:r>
     </w:p>
     <w:p>
@@ -203,7 +224,15 @@
       </w:r>
       <w:proofErr w:type="spellEnd"/>
       <w:r>
-        <w:t xml:space="preserve"> = int(input("Enter a number: "))</w:t>
+        <w:t xml:space="preserve"> = </w:t>
+      </w:r>
+      <w:proofErr w:type="gramStart"/>
+      <w:r>
+        <w:t>int(input(</w:t>
+      </w:r>
+      <w:proofErr w:type="gramEnd"/>
+      <w:r>
+        <w:t>"Enter a number: "))</w:t>
       </w:r>
     </w:p>
     <w:p>
@@ -218,7 +247,15 @@
     </w:p>
     <w:p>
       <w:r>
-        <w:t>    print("Factorial does not exist for negative numbers")</w:t>
+        <w:t xml:space="preserve">    </w:t>
+      </w:r>
+      <w:proofErr w:type="gramStart"/>
+      <w:r>
+        <w:t>print(</w:t>
+      </w:r>
+      <w:proofErr w:type="gramEnd"/>
+      <w:r>
+        <w:t>"Factorial does not exist for negative numbers")</w:t>
       </w:r>
     </w:p>
     <w:p>
@@ -228,7 +265,15 @@
     </w:p>
     <w:p>
       <w:r>
-        <w:t>    print("Factorial of 0 is 1")</w:t>
+        <w:t xml:space="preserve">    </w:t>
+      </w:r>
+      <w:proofErr w:type="gramStart"/>
+      <w:r>
+        <w:t>print(</w:t>
+      </w:r>
+      <w:proofErr w:type="gramEnd"/>
+      <w:r>
+        <w:t>"Factorial of 0 is 1")</w:t>
       </w:r>
     </w:p>
     <w:p>
@@ -239,7 +284,15 @@
     <w:p>
       <w:r>
         <w:lastRenderedPageBreak/>
-        <w:t>    for i in range(1, num + 1):</w:t>
+        <w:t xml:space="preserve">    for i in </w:t>
+      </w:r>
+      <w:proofErr w:type="gramStart"/>
+      <w:r>
+        <w:t>range(</w:t>
+      </w:r>
+      <w:proofErr w:type="gramEnd"/>
+      <w:r>
+        <w:t>1, num + 1):</w:t>
       </w:r>
     </w:p>
     <w:p>
@@ -249,7 +302,15 @@
     </w:p>
     <w:p>
       <w:r>
-        <w:t>    print("Factorial is:", fact)</w:t>
+        <w:t xml:space="preserve">    </w:t>
+      </w:r>
+      <w:proofErr w:type="gramStart"/>
+      <w:r>
+        <w:t>print(</w:t>
+      </w:r>
+      <w:proofErr w:type="gramEnd"/>
+      <w:r>
+        <w:t>"Factorial is:", fact)</w:t>
       </w:r>
     </w:p>
     <w:p/>
@@ -267,13 +328,7 @@
         <w:rPr>
           <w:rStyle w:val="Heading2Char"/>
         </w:rPr>
-        <w:t xml:space="preserve"> </w:t>
-      </w:r>
-      <w:r>
-        <w:rPr>
-          <w:rStyle w:val="Heading2Char"/>
-        </w:rPr>
-        <w:t>Write a Python program to get the Fibonacci series of given range</w:t>
+        <w:t xml:space="preserve"> Write a Python program to get the Fibonacci series of given range</w:t>
       </w:r>
       <w:r>
         <w:t>.</w:t>
@@ -281,7 +336,15 @@
     </w:p>
     <w:p>
       <w:r>
-        <w:t>num=int(input("enter a number "))</w:t>
+        <w:t>num=</w:t>
+      </w:r>
+      <w:proofErr w:type="gramStart"/>
+      <w:r>
+        <w:t>int(input(</w:t>
+      </w:r>
+      <w:proofErr w:type="gramEnd"/>
+      <w:r>
+        <w:t>"enter a number "))</w:t>
       </w:r>
     </w:p>
     <w:p>
@@ -296,7 +359,15 @@
     </w:p>
     <w:p>
       <w:r>
-        <w:t>for i in range(1, num):</w:t>
+        <w:t xml:space="preserve">for i in </w:t>
+      </w:r>
+      <w:proofErr w:type="gramStart"/>
+      <w:r>
+        <w:t>range(</w:t>
+      </w:r>
+      <w:proofErr w:type="gramEnd"/>
+      <w:r>
+        <w:t>1, num):</w:t>
       </w:r>
     </w:p>
     <w:p>
@@ -306,7 +377,15 @@
     </w:p>
     <w:p>
       <w:r>
-        <w:t>    print(c, end=" ")</w:t>
+        <w:t xml:space="preserve">    </w:t>
+      </w:r>
+      <w:proofErr w:type="gramStart"/>
+      <w:r>
+        <w:t>print(</w:t>
+      </w:r>
+      <w:proofErr w:type="gramEnd"/>
+      <w:r>
+        <w:t>c, end=" ")</w:t>
       </w:r>
     </w:p>
     <w:p>
@@ -425,12 +504,28 @@
     </w:p>
     <w:p>
       <w:r>
-        <w:t>a = int(input("Enter first number: "))</w:t>
-      </w:r>
-    </w:p>
-    <w:p>
-      <w:r>
-        <w:t>b = int(input("Enter second number: "))</w:t>
+        <w:t xml:space="preserve">a = </w:t>
+      </w:r>
+      <w:proofErr w:type="gramStart"/>
+      <w:r>
+        <w:t>int(input(</w:t>
+      </w:r>
+      <w:proofErr w:type="gramEnd"/>
+      <w:r>
+        <w:t>"Enter first number: "))</w:t>
+      </w:r>
+    </w:p>
+    <w:p>
+      <w:r>
+        <w:t xml:space="preserve">b = </w:t>
+      </w:r>
+      <w:proofErr w:type="gramStart"/>
+      <w:r>
+        <w:t>int(input(</w:t>
+      </w:r>
+      <w:proofErr w:type="gramEnd"/>
+      <w:r>
+        <w:t>"Enter second number: "))</w:t>
       </w:r>
     </w:p>
     <w:p>
@@ -449,19 +544,34 @@
       </w:r>
     </w:p>
     <w:p>
+      <w:proofErr w:type="gramStart"/>
       <w:r>
         <w:lastRenderedPageBreak/>
-        <w:t>print("After swapping:")</w:t>
-      </w:r>
-    </w:p>
-    <w:p>
-      <w:r>
-        <w:t>print("a =", a)</w:t>
-      </w:r>
-    </w:p>
-    <w:p>
-      <w:r>
-        <w:t>print("b =", b)</w:t>
+        <w:t>print(</w:t>
+      </w:r>
+      <w:proofErr w:type="gramEnd"/>
+      <w:r>
+        <w:t>"After swapping:")</w:t>
+      </w:r>
+    </w:p>
+    <w:p>
+      <w:proofErr w:type="gramStart"/>
+      <w:r>
+        <w:t>print(</w:t>
+      </w:r>
+      <w:proofErr w:type="gramEnd"/>
+      <w:r>
+        <w:t>"a =", a)</w:t>
+      </w:r>
+    </w:p>
+    <w:p>
+      <w:proofErr w:type="gramStart"/>
+      <w:r>
+        <w:t>print(</w:t>
+      </w:r>
+      <w:proofErr w:type="gramEnd"/>
+      <w:r>
+        <w:t>"b =", b)</w:t>
       </w:r>
     </w:p>
     <w:p>
@@ -491,22 +601,23 @@
           <w:b/>
           <w:bCs/>
         </w:rPr>
-        <w:t>a = int(input("Enter first number: "))</w:t>
-      </w:r>
-    </w:p>
-    <w:p>
-      <w:pPr>
+        <w:t xml:space="preserve">a = </w:t>
+      </w:r>
+      <w:proofErr w:type="gramStart"/>
+      <w:r>
         <w:rPr>
           <w:b/>
           <w:bCs/>
         </w:rPr>
-      </w:pPr>
+        <w:t>int(input(</w:t>
+      </w:r>
+      <w:proofErr w:type="gramEnd"/>
       <w:r>
         <w:rPr>
           <w:b/>
           <w:bCs/>
         </w:rPr>
-        <w:t>b = int(input("Enter second number: "))</w:t>
+        <w:t>"Enter first number: "))</w:t>
       </w:r>
     </w:p>
     <w:p>
@@ -521,22 +632,23 @@
           <w:b/>
           <w:bCs/>
         </w:rPr>
-        <w:t>temp = a</w:t>
-      </w:r>
-    </w:p>
-    <w:p>
-      <w:pPr>
+        <w:t xml:space="preserve">b = </w:t>
+      </w:r>
+      <w:proofErr w:type="gramStart"/>
+      <w:r>
         <w:rPr>
           <w:b/>
           <w:bCs/>
         </w:rPr>
-      </w:pPr>
+        <w:t>int(input(</w:t>
+      </w:r>
+      <w:proofErr w:type="gramEnd"/>
       <w:r>
         <w:rPr>
           <w:b/>
           <w:bCs/>
         </w:rPr>
-        <w:t>a = b</w:t>
+        <w:t>"Enter second number: "))</w:t>
       </w:r>
     </w:p>
     <w:p>
@@ -551,7 +663,7 @@
           <w:b/>
           <w:bCs/>
         </w:rPr>
-        <w:t>b = temp</w:t>
+        <w:t>temp = a</w:t>
       </w:r>
     </w:p>
     <w:p>
@@ -566,7 +678,7 @@
           <w:b/>
           <w:bCs/>
         </w:rPr>
-        <w:t>print("After swapping:")</w:t>
+        <w:t>a = b</w:t>
       </w:r>
     </w:p>
     <w:p>
@@ -581,7 +693,7 @@
           <w:b/>
           <w:bCs/>
         </w:rPr>
-        <w:t>print("a =", a)</w:t>
+        <w:t>b = temp</w:t>
       </w:r>
     </w:p>
     <w:p>
@@ -591,12 +703,69 @@
           <w:bCs/>
         </w:rPr>
       </w:pPr>
+      <w:proofErr w:type="gramStart"/>
       <w:r>
         <w:rPr>
           <w:b/>
           <w:bCs/>
         </w:rPr>
-        <w:t>print("b =", b)</w:t>
+        <w:t>print(</w:t>
+      </w:r>
+      <w:proofErr w:type="gramEnd"/>
+      <w:r>
+        <w:rPr>
+          <w:b/>
+          <w:bCs/>
+        </w:rPr>
+        <w:t>"After swapping:")</w:t>
+      </w:r>
+    </w:p>
+    <w:p>
+      <w:pPr>
+        <w:rPr>
+          <w:b/>
+          <w:bCs/>
+        </w:rPr>
+      </w:pPr>
+      <w:proofErr w:type="gramStart"/>
+      <w:r>
+        <w:rPr>
+          <w:b/>
+          <w:bCs/>
+        </w:rPr>
+        <w:t>print(</w:t>
+      </w:r>
+      <w:proofErr w:type="gramEnd"/>
+      <w:r>
+        <w:rPr>
+          <w:b/>
+          <w:bCs/>
+        </w:rPr>
+        <w:t>"a =", a)</w:t>
+      </w:r>
+    </w:p>
+    <w:p>
+      <w:pPr>
+        <w:rPr>
+          <w:b/>
+          <w:bCs/>
+        </w:rPr>
+      </w:pPr>
+      <w:proofErr w:type="gramStart"/>
+      <w:r>
+        <w:rPr>
+          <w:b/>
+          <w:bCs/>
+        </w:rPr>
+        <w:t>print(</w:t>
+      </w:r>
+      <w:proofErr w:type="gramEnd"/>
+      <w:r>
+        <w:rPr>
+          <w:b/>
+          <w:bCs/>
+        </w:rPr>
+        <w:t>"b =", b)</w:t>
       </w:r>
     </w:p>
     <w:p>
@@ -632,7 +801,23 @@
     </w:p>
     <w:p>
       <w:r>
-        <w:t>Num=input(int(“enter a number  “)</w:t>
+        <w:t>Num=</w:t>
+      </w:r>
+      <w:proofErr w:type="gramStart"/>
+      <w:r>
+        <w:t>input(int(</w:t>
+      </w:r>
+      <w:proofErr w:type="gramEnd"/>
+      <w:r>
+        <w:t xml:space="preserve">“enter a </w:t>
+      </w:r>
+      <w:proofErr w:type="gramStart"/>
+      <w:r>
+        <w:t>number  “</w:t>
+      </w:r>
+      <w:proofErr w:type="gramEnd"/>
+      <w:r>
+        <w:t>)</w:t>
       </w:r>
     </w:p>
     <w:p>
@@ -650,9 +835,14 @@
     </w:p>
     <w:p>
       <w:r>
-        <w:t>Print(f”{</w:t>
-      </w:r>
-      <w:proofErr w:type="spellStart"/>
+        <w:t>Print(</w:t>
+      </w:r>
+      <w:proofErr w:type="gramStart"/>
+      <w:r>
+        <w:t>f”{</w:t>
+      </w:r>
+      <w:proofErr w:type="spellStart"/>
+      <w:proofErr w:type="gramEnd"/>
       <w:r>
         <w:t>num</w:t>
       </w:r>
@@ -668,9 +858,14 @@
     </w:p>
     <w:p>
       <w:r>
-        <w:t>Print(f”{</w:t>
-      </w:r>
-      <w:proofErr w:type="spellStart"/>
+        <w:t>Print(</w:t>
+      </w:r>
+      <w:proofErr w:type="gramStart"/>
+      <w:r>
+        <w:t>f”{</w:t>
+      </w:r>
+      <w:proofErr w:type="spellStart"/>
+      <w:proofErr w:type="gramEnd"/>
       <w:r>
         <w:t>num</w:t>
       </w:r>
@@ -691,10 +886,7 @@
         <w:t xml:space="preserve">Question – </w:t>
       </w:r>
       <w:r>
-        <w:t>11</w:t>
-      </w:r>
-      <w:r>
-        <w:t>:</w:t>
+        <w:t>11:</w:t>
       </w:r>
       <w:r>
         <w:rPr>
@@ -705,7 +897,15 @@
     </w:p>
     <w:p>
       <w:r>
-        <w:t>Cha=input(“enter a letter: “)</w:t>
+        <w:t>Cha=</w:t>
+      </w:r>
+      <w:proofErr w:type="gramStart"/>
+      <w:r>
+        <w:t>input(</w:t>
+      </w:r>
+      <w:proofErr w:type="gramEnd"/>
+      <w:r>
+        <w:t>“enter a letter: “)</w:t>
       </w:r>
     </w:p>
     <w:p>
@@ -730,8 +930,13 @@
       </w:r>
     </w:p>
     <w:p>
-      <w:r>
-        <w:t>Print(“it is a vowel”)</w:t>
+      <w:proofErr w:type="gramStart"/>
+      <w:r>
+        <w:t>Print(</w:t>
+      </w:r>
+      <w:proofErr w:type="gramEnd"/>
+      <w:r>
+        <w:t>“it is a vowel”)</w:t>
       </w:r>
     </w:p>
     <w:p>
@@ -740,8 +945,13 @@
       </w:r>
     </w:p>
     <w:p>
-      <w:r>
-        <w:t>Print(“it is not a vowel”)</w:t>
+      <w:proofErr w:type="gramStart"/>
+      <w:r>
+        <w:t>Print(</w:t>
+      </w:r>
+      <w:proofErr w:type="gramEnd"/>
+      <w:r>
+        <w:t>“it is not a vowel”)</w:t>
       </w:r>
     </w:p>
     <w:p/>
@@ -757,13 +967,7 @@
         <w:t xml:space="preserve">Question – </w:t>
       </w:r>
       <w:r>
-        <w:t>1</w:t>
-      </w:r>
-      <w:r>
-        <w:t>2</w:t>
-      </w:r>
-      <w:r>
-        <w:t>:</w:t>
+        <w:t>12:</w:t>
       </w:r>
       <w:r>
         <w:rPr>
@@ -780,17 +984,41 @@
     </w:p>
     <w:p>
       <w:r>
-        <w:t>a = int(input("Enter first number: "))</w:t>
-      </w:r>
-    </w:p>
-    <w:p>
-      <w:r>
-        <w:t>b = int(input("Enter second number: "))</w:t>
-      </w:r>
-    </w:p>
-    <w:p>
-      <w:r>
-        <w:t>c = int(input("Enter third number: "))</w:t>
+        <w:t xml:space="preserve">a = </w:t>
+      </w:r>
+      <w:proofErr w:type="gramStart"/>
+      <w:r>
+        <w:t>int(input(</w:t>
+      </w:r>
+      <w:proofErr w:type="gramEnd"/>
+      <w:r>
+        <w:t>"Enter first number: "))</w:t>
+      </w:r>
+    </w:p>
+    <w:p>
+      <w:r>
+        <w:t xml:space="preserve">b = </w:t>
+      </w:r>
+      <w:proofErr w:type="gramStart"/>
+      <w:r>
+        <w:t>int(input(</w:t>
+      </w:r>
+      <w:proofErr w:type="gramEnd"/>
+      <w:r>
+        <w:t>"Enter second number: "))</w:t>
+      </w:r>
+    </w:p>
+    <w:p>
+      <w:r>
+        <w:t xml:space="preserve">c = </w:t>
+      </w:r>
+      <w:proofErr w:type="gramStart"/>
+      <w:r>
+        <w:t>int(input(</w:t>
+      </w:r>
+      <w:proofErr w:type="gramEnd"/>
+      <w:r>
+        <w:t>"Enter third number: "))</w:t>
       </w:r>
     </w:p>
     <w:p/>
@@ -801,7 +1029,15 @@
     </w:p>
     <w:p>
       <w:r>
-        <w:t xml:space="preserve">    print("Sum = 0")</w:t>
+        <w:t xml:space="preserve">    </w:t>
+      </w:r>
+      <w:proofErr w:type="gramStart"/>
+      <w:r>
+        <w:t>print(</w:t>
+      </w:r>
+      <w:proofErr w:type="gramEnd"/>
+      <w:r>
+        <w:t>"Sum = 0")</w:t>
       </w:r>
     </w:p>
     <w:p>
@@ -811,7 +1047,15 @@
     </w:p>
     <w:p>
       <w:r>
-        <w:t xml:space="preserve">    print("Sum =", a + b + c)</w:t>
+        <w:t xml:space="preserve">    </w:t>
+      </w:r>
+      <w:proofErr w:type="gramStart"/>
+      <w:r>
+        <w:t>print(</w:t>
+      </w:r>
+      <w:proofErr w:type="gramEnd"/>
+      <w:r>
+        <w:t>"Sum =", a + b + c)</w:t>
       </w:r>
     </w:p>
     <w:p/>
@@ -826,13 +1070,7 @@
         <w:t xml:space="preserve">Question – </w:t>
       </w:r>
       <w:r>
-        <w:t>1</w:t>
-      </w:r>
-      <w:r>
-        <w:t>3</w:t>
-      </w:r>
-      <w:r>
-        <w:t>:</w:t>
+        <w:t>13:</w:t>
       </w:r>
       <w:r>
         <w:rPr>
@@ -849,22 +1087,54 @@
     </w:p>
     <w:p>
       <w:r>
-        <w:t>a = int(input("Enter first number: "))</w:t>
-      </w:r>
-    </w:p>
-    <w:p>
-      <w:r>
-        <w:t>b = int(input("Enter second number: "))</w:t>
-      </w:r>
-    </w:p>
-    <w:p>
-      <w:r>
-        <w:t>if a == b or (a + b) == 5 or abs(a - b) == 5:</w:t>
-      </w:r>
-    </w:p>
-    <w:p>
-      <w:r>
-        <w:t xml:space="preserve">    print(True)</w:t>
+        <w:t xml:space="preserve">a = </w:t>
+      </w:r>
+      <w:proofErr w:type="gramStart"/>
+      <w:r>
+        <w:t>int(input(</w:t>
+      </w:r>
+      <w:proofErr w:type="gramEnd"/>
+      <w:r>
+        <w:t>"Enter first number: "))</w:t>
+      </w:r>
+    </w:p>
+    <w:p>
+      <w:r>
+        <w:t xml:space="preserve">b = </w:t>
+      </w:r>
+      <w:proofErr w:type="gramStart"/>
+      <w:r>
+        <w:t>int(input(</w:t>
+      </w:r>
+      <w:proofErr w:type="gramEnd"/>
+      <w:r>
+        <w:t>"Enter second number: "))</w:t>
+      </w:r>
+    </w:p>
+    <w:p>
+      <w:r>
+        <w:t xml:space="preserve">if a == b or (a + b) == 5 or </w:t>
+      </w:r>
+      <w:proofErr w:type="gramStart"/>
+      <w:r>
+        <w:t>abs(</w:t>
+      </w:r>
+      <w:proofErr w:type="gramEnd"/>
+      <w:r>
+        <w:t>a - b) == 5:</w:t>
+      </w:r>
+    </w:p>
+    <w:p>
+      <w:r>
+        <w:t xml:space="preserve">    </w:t>
+      </w:r>
+      <w:proofErr w:type="gramStart"/>
+      <w:r>
+        <w:t>print(</w:t>
+      </w:r>
+      <w:proofErr w:type="gramEnd"/>
+      <w:r>
+        <w:t>True)</w:t>
       </w:r>
     </w:p>
     <w:p>
@@ -874,7 +1144,15 @@
     </w:p>
     <w:p>
       <w:r>
-        <w:t xml:space="preserve">    print(False)</w:t>
+        <w:t xml:space="preserve">    </w:t>
+      </w:r>
+      <w:proofErr w:type="gramStart"/>
+      <w:r>
+        <w:t>print(</w:t>
+      </w:r>
+      <w:proofErr w:type="gramEnd"/>
+      <w:r>
+        <w:t>False)</w:t>
       </w:r>
     </w:p>
     <w:p/>
@@ -886,13 +1164,7 @@
         <w:t xml:space="preserve">Question – </w:t>
       </w:r>
       <w:r>
-        <w:t>1</w:t>
-      </w:r>
-      <w:r>
-        <w:t>4</w:t>
-      </w:r>
-      <w:r>
-        <w:t>:</w:t>
+        <w:t>14:</w:t>
       </w:r>
       <w:r>
         <w:rPr>
@@ -915,7 +1187,15 @@
     </w:p>
     <w:p>
       <w:r>
-        <w:t>n = int(input("Enter a number: "))</w:t>
+        <w:t xml:space="preserve">n = </w:t>
+      </w:r>
+      <w:proofErr w:type="gramStart"/>
+      <w:r>
+        <w:t>int(input(</w:t>
+      </w:r>
+      <w:proofErr w:type="gramEnd"/>
+      <w:r>
+        <w:t>"Enter a number: "))</w:t>
       </w:r>
     </w:p>
     <w:p>
@@ -933,7 +1213,15 @@
       </w:r>
       <w:proofErr w:type="spellEnd"/>
       <w:r>
-        <w:t xml:space="preserve"> in range(1, n + 1):</w:t>
+        <w:t xml:space="preserve"> in </w:t>
+      </w:r>
+      <w:proofErr w:type="gramStart"/>
+      <w:r>
+        <w:t>range(</w:t>
+      </w:r>
+      <w:proofErr w:type="gramEnd"/>
+      <w:r>
+        <w:t>1, n + 1):</w:t>
       </w:r>
     </w:p>
     <w:p>
@@ -947,8 +1235,13 @@
       <w:proofErr w:type="spellEnd"/>
     </w:p>
     <w:p>
-      <w:r>
-        <w:t>print("Sum =", sum)</w:t>
+      <w:proofErr w:type="gramStart"/>
+      <w:r>
+        <w:t>print(</w:t>
+      </w:r>
+      <w:proofErr w:type="gramEnd"/>
+      <w:r>
+        <w:t>"Sum =", sum)</w:t>
       </w:r>
     </w:p>
     <w:p/>
@@ -962,13 +1255,7 @@
         <w:t xml:space="preserve">Question – </w:t>
       </w:r>
       <w:r>
-        <w:t>1</w:t>
-      </w:r>
-      <w:r>
-        <w:t>5</w:t>
-      </w:r>
-      <w:r>
-        <w:t>:</w:t>
+        <w:t>15:</w:t>
       </w:r>
       <w:r>
         <w:rPr>
@@ -988,12 +1275,25 @@
     </w:p>
     <w:p>
       <w:r>
-        <w:t>s = input("Enter string: ")</w:t>
-      </w:r>
-    </w:p>
-    <w:p>
-      <w:r>
-        <w:t xml:space="preserve">print("Length:", </w:t>
+        <w:t xml:space="preserve">s = </w:t>
+      </w:r>
+      <w:proofErr w:type="gramStart"/>
+      <w:r>
+        <w:t>input(</w:t>
+      </w:r>
+      <w:proofErr w:type="gramEnd"/>
+      <w:r>
+        <w:t>"Enter string: ")</w:t>
+      </w:r>
+    </w:p>
+    <w:p>
+      <w:proofErr w:type="gramStart"/>
+      <w:r>
+        <w:t>print(</w:t>
+      </w:r>
+      <w:proofErr w:type="gramEnd"/>
+      <w:r>
+        <w:t xml:space="preserve">"Length:", </w:t>
       </w:r>
       <w:proofErr w:type="spellStart"/>
       <w:r>
@@ -1013,13 +1313,7 @@
         <w:t xml:space="preserve">Question – </w:t>
       </w:r>
       <w:r>
-        <w:t>1</w:t>
-      </w:r>
-      <w:r>
-        <w:t>6</w:t>
-      </w:r>
-      <w:r>
-        <w:t>:</w:t>
+        <w:t>16:</w:t>
       </w:r>
       <w:r>
         <w:rPr>
@@ -1051,7 +1345,15 @@
     </w:p>
     <w:p>
       <w:r>
-        <w:t>s = input("Enter string: ")</w:t>
+        <w:t xml:space="preserve">s = </w:t>
+      </w:r>
+      <w:proofErr w:type="gramStart"/>
+      <w:r>
+        <w:t>input(</w:t>
+      </w:r>
+      <w:proofErr w:type="gramEnd"/>
+      <w:r>
+        <w:t>"Enter string: ")</w:t>
       </w:r>
     </w:p>
     <w:p>
@@ -1167,13 +1469,7 @@
         <w:t xml:space="preserve">Question – </w:t>
       </w:r>
       <w:r>
-        <w:t>1</w:t>
-      </w:r>
-      <w:r>
-        <w:t>7</w:t>
-      </w:r>
-      <w:r>
-        <w:t>:</w:t>
+        <w:t>17:</w:t>
       </w:r>
       <w:r>
         <w:rPr>
@@ -1202,594 +1498,770 @@
         <w:t xml:space="preserve">Question – </w:t>
       </w:r>
       <w:r>
-        <w:t>1</w:t>
-      </w:r>
-      <w:r>
-        <w:t>8:</w:t>
+        <w:t>18:</w:t>
+      </w:r>
+      <w:r>
+        <w:t xml:space="preserve"> Write a Python program to count occurrences of a substring in a string.</w:t>
+      </w:r>
+    </w:p>
+    <w:p>
+      <w:r>
+        <w:t xml:space="preserve">s = </w:t>
+      </w:r>
+      <w:proofErr w:type="gramStart"/>
+      <w:r>
+        <w:t>input(</w:t>
+      </w:r>
+      <w:proofErr w:type="gramEnd"/>
+      <w:r>
+        <w:t>"Enter string: ")</w:t>
+      </w:r>
+    </w:p>
+    <w:p>
+      <w:r>
+        <w:t xml:space="preserve">sub = </w:t>
+      </w:r>
+      <w:proofErr w:type="gramStart"/>
+      <w:r>
+        <w:t>input(</w:t>
+      </w:r>
+      <w:proofErr w:type="gramEnd"/>
+      <w:r>
+        <w:t>"Enter substring: ")</w:t>
+      </w:r>
+    </w:p>
+    <w:p>
+      <w:r>
+        <w:t xml:space="preserve">count = </w:t>
+      </w:r>
+      <w:proofErr w:type="spellStart"/>
+      <w:proofErr w:type="gramStart"/>
+      <w:r>
+        <w:t>s.count</w:t>
+      </w:r>
+      <w:proofErr w:type="spellEnd"/>
+      <w:proofErr w:type="gramEnd"/>
+      <w:r>
+        <w:t>(sub)</w:t>
+      </w:r>
+    </w:p>
+    <w:p>
+      <w:proofErr w:type="gramStart"/>
+      <w:r>
+        <w:t>print(</w:t>
+      </w:r>
+      <w:proofErr w:type="gramEnd"/>
+      <w:r>
+        <w:t>"Occurrences:", count)</w:t>
+      </w:r>
+    </w:p>
+    <w:p/>
+    <w:p>
+      <w:pPr>
+        <w:pStyle w:val="Heading2"/>
+      </w:pPr>
+      <w:r>
+        <w:t xml:space="preserve">Question – </w:t>
+      </w:r>
+      <w:r>
+        <w:t>19:</w:t>
       </w:r>
       <w:r>
         <w:t xml:space="preserve"> </w:t>
       </w:r>
       <w:r>
-        <w:t>Write a Python program to count occurrences of a substring in a string.</w:t>
-      </w:r>
-    </w:p>
-    <w:p>
-      <w:r>
-        <w:t>s = input("Enter string: ")</w:t>
-      </w:r>
-    </w:p>
-    <w:p>
-      <w:r>
-        <w:t>sub = input("Enter substring: ")</w:t>
-      </w:r>
-    </w:p>
-    <w:p>
-      <w:r>
-        <w:t xml:space="preserve">count = </w:t>
-      </w:r>
-      <w:proofErr w:type="spellStart"/>
-      <w:r>
-        <w:t>s.count</w:t>
-      </w:r>
-      <w:proofErr w:type="spellEnd"/>
-      <w:r>
-        <w:t>(sub)</w:t>
-      </w:r>
-    </w:p>
-    <w:p>
-      <w:r>
-        <w:t>print("Occurrences:", count)</w:t>
-      </w:r>
-    </w:p>
-    <w:p/>
-    <w:p>
-      <w:pPr>
-        <w:pStyle w:val="Heading2"/>
-      </w:pPr>
-      <w:r>
-        <w:t xml:space="preserve">Question – </w:t>
-      </w:r>
-      <w:r>
-        <w:t>19</w:t>
-      </w:r>
+        <w:t>Write a Python program to count the occurrences of each word in a</w:t>
+      </w:r>
+      <w:r>
+        <w:t xml:space="preserve"> </w:t>
+      </w:r>
+      <w:r>
+        <w:t>given sentence</w:t>
+      </w:r>
+      <w:r>
+        <w:t>.</w:t>
+      </w:r>
+    </w:p>
+    <w:p>
+      <w:r>
+        <w:t>from collections import Counter</w:t>
+      </w:r>
+    </w:p>
+    <w:p>
+      <w:r>
+        <w:t xml:space="preserve">sentence = </w:t>
+      </w:r>
+      <w:proofErr w:type="gramStart"/>
+      <w:r>
+        <w:t>input(</w:t>
+      </w:r>
+      <w:proofErr w:type="gramEnd"/>
+      <w:r>
+        <w:t>"Enter a sentence: "</w:t>
+      </w:r>
+      <w:proofErr w:type="gramStart"/>
+      <w:r>
+        <w:t>).lower</w:t>
+      </w:r>
+      <w:proofErr w:type="gramEnd"/>
+      <w:r>
+        <w:t>()</w:t>
+      </w:r>
+    </w:p>
+    <w:p>
+      <w:proofErr w:type="gramStart"/>
+      <w:r>
+        <w:lastRenderedPageBreak/>
+        <w:t>print(</w:t>
+      </w:r>
+      <w:proofErr w:type="gramEnd"/>
+      <w:r>
+        <w:t>Counter(</w:t>
+      </w:r>
+      <w:proofErr w:type="spellStart"/>
+      <w:proofErr w:type="gramStart"/>
+      <w:r>
+        <w:t>sentence.split</w:t>
+      </w:r>
+      <w:proofErr w:type="spellEnd"/>
+      <w:proofErr w:type="gramEnd"/>
+      <w:r>
+        <w:t>()))</w:t>
+      </w:r>
+    </w:p>
+    <w:p/>
+    <w:p>
+      <w:pPr>
+        <w:pStyle w:val="Heading2"/>
+      </w:pPr>
+      <w:r>
+        <w:t xml:space="preserve">Questions </w:t>
+      </w:r>
+      <w:proofErr w:type="gramStart"/>
+      <w:r>
+        <w:t xml:space="preserve">– </w:t>
+      </w:r>
+      <w:r>
+        <w:t xml:space="preserve"> 20</w:t>
+      </w:r>
+      <w:proofErr w:type="gramEnd"/>
+      <w:r>
+        <w:t xml:space="preserve">: </w:t>
+      </w:r>
+      <w:r>
+        <w:t>Write a Python program to get a single string from two given strings, separated by a space and swap the first two characters of each string.</w:t>
+      </w:r>
+    </w:p>
+    <w:p>
+      <w:r>
+        <w:t xml:space="preserve">s1 = </w:t>
+      </w:r>
+      <w:proofErr w:type="gramStart"/>
+      <w:r>
+        <w:t>input(</w:t>
+      </w:r>
+      <w:proofErr w:type="gramEnd"/>
+      <w:r>
+        <w:t>"Enter first string: ")</w:t>
+      </w:r>
+    </w:p>
+    <w:p>
+      <w:r>
+        <w:t xml:space="preserve">s2 = </w:t>
+      </w:r>
+      <w:proofErr w:type="gramStart"/>
+      <w:r>
+        <w:t>input(</w:t>
+      </w:r>
+      <w:proofErr w:type="gramEnd"/>
+      <w:r>
+        <w:t>"Enter second string: ")</w:t>
+      </w:r>
+    </w:p>
+    <w:p/>
+    <w:p>
+      <w:r>
+        <w:t>new_s1=s2[:2] + s1[2:]</w:t>
+      </w:r>
+    </w:p>
+    <w:p>
+      <w:r>
+        <w:t>new_s2=s1[:2] + s2[2:]</w:t>
+      </w:r>
+    </w:p>
+    <w:p/>
+    <w:p>
+      <w:proofErr w:type="gramStart"/>
+      <w:r>
+        <w:t>print(</w:t>
+      </w:r>
+      <w:proofErr w:type="gramEnd"/>
+      <w:r>
+        <w:t>new_s1 +" "+ new_s2)</w:t>
+      </w:r>
+    </w:p>
+    <w:p/>
+    <w:p>
+      <w:pPr>
+        <w:pStyle w:val="Heading2"/>
+      </w:pPr>
+      <w:r>
+        <w:t xml:space="preserve">Questions </w:t>
+      </w:r>
+      <w:proofErr w:type="gramStart"/>
+      <w:r>
+        <w:t xml:space="preserve">– </w:t>
+      </w:r>
+      <w:r>
+        <w:t xml:space="preserve"> 21</w:t>
+      </w:r>
+      <w:proofErr w:type="gramEnd"/>
+      <w:r>
+        <w:t xml:space="preserve">: </w:t>
+      </w:r>
+      <w:r>
+        <w:t>Write a Python program to add 'in' at the end of a given string (length should be at least 3). If the given string already ends with '</w:t>
+      </w:r>
+      <w:proofErr w:type="spellStart"/>
+      <w:r>
+        <w:t>ing</w:t>
+      </w:r>
+      <w:proofErr w:type="spellEnd"/>
+      <w:r>
+        <w:t>' then add '</w:t>
+      </w:r>
+      <w:proofErr w:type="spellStart"/>
+      <w:r>
+        <w:t>ly</w:t>
+      </w:r>
+      <w:proofErr w:type="spellEnd"/>
+      <w:r>
+        <w:t>' instead if the string length of the given string is less than 3, leave it unchanged.</w:t>
+      </w:r>
+    </w:p>
+    <w:p/>
+    <w:p>
+      <w:r>
+        <w:t xml:space="preserve">s = </w:t>
+      </w:r>
+      <w:proofErr w:type="gramStart"/>
+      <w:r>
+        <w:t>input(</w:t>
+      </w:r>
+      <w:proofErr w:type="gramEnd"/>
+      <w:r>
+        <w:t>"Enter a string: ")</w:t>
+      </w:r>
+    </w:p>
+    <w:p>
+      <w:r>
+        <w:t xml:space="preserve">if </w:t>
+      </w:r>
+      <w:proofErr w:type="spellStart"/>
+      <w:r>
+        <w:t>len</w:t>
+      </w:r>
+      <w:proofErr w:type="spellEnd"/>
+      <w:r>
+        <w:t>(s) &lt; 3:</w:t>
+      </w:r>
+    </w:p>
+    <w:p>
+      <w:r>
+        <w:t>    print(s)</w:t>
+      </w:r>
+    </w:p>
+    <w:p>
+      <w:proofErr w:type="spellStart"/>
+      <w:r>
+        <w:t>elif</w:t>
+      </w:r>
+      <w:proofErr w:type="spellEnd"/>
+      <w:r>
+        <w:t xml:space="preserve"> </w:t>
+      </w:r>
+      <w:proofErr w:type="gramStart"/>
+      <w:r>
+        <w:t>s[</w:t>
+      </w:r>
+      <w:proofErr w:type="gramEnd"/>
+      <w:r>
+        <w:t>-3:] == "</w:t>
+      </w:r>
+      <w:proofErr w:type="spellStart"/>
+      <w:r>
+        <w:t>ing</w:t>
+      </w:r>
+      <w:proofErr w:type="spellEnd"/>
+      <w:r>
+        <w:t>":</w:t>
+      </w:r>
+    </w:p>
+    <w:p>
+      <w:r>
+        <w:t xml:space="preserve">    </w:t>
+      </w:r>
+      <w:proofErr w:type="gramStart"/>
+      <w:r>
+        <w:t>print(</w:t>
+      </w:r>
+      <w:proofErr w:type="gramEnd"/>
+      <w:r>
+        <w:t>s + "</w:t>
+      </w:r>
+      <w:proofErr w:type="spellStart"/>
+      <w:r>
+        <w:t>ly</w:t>
+      </w:r>
+      <w:proofErr w:type="spellEnd"/>
+      <w:r>
+        <w:t>")</w:t>
+      </w:r>
+    </w:p>
+    <w:p>
+      <w:r>
+        <w:t>else:</w:t>
+      </w:r>
+    </w:p>
+    <w:p>
+      <w:r>
+        <w:t xml:space="preserve">    </w:t>
+      </w:r>
+      <w:proofErr w:type="gramStart"/>
+      <w:r>
+        <w:t>print(</w:t>
+      </w:r>
+      <w:proofErr w:type="gramEnd"/>
+      <w:r>
+        <w:t>s + "</w:t>
+      </w:r>
+      <w:proofErr w:type="spellStart"/>
+      <w:r>
+        <w:t>ing</w:t>
+      </w:r>
+      <w:proofErr w:type="spellEnd"/>
+      <w:r>
+        <w:t>")</w:t>
+      </w:r>
+    </w:p>
+    <w:p/>
+    <w:p>
+      <w:pPr>
+        <w:pStyle w:val="Heading2"/>
+      </w:pPr>
+      <w:r>
+        <w:t xml:space="preserve">Questions </w:t>
+      </w:r>
+      <w:proofErr w:type="gramStart"/>
+      <w:r>
+        <w:t xml:space="preserve">– </w:t>
+      </w:r>
+      <w:r>
+        <w:t xml:space="preserve"> 22</w:t>
+      </w:r>
+      <w:proofErr w:type="gramEnd"/>
+      <w:r>
+        <w:t xml:space="preserve">: </w:t>
+      </w:r>
+      <w:r>
+        <w:t>Write a Python function to reverses a string if its length is a multiple of 4.</w:t>
+      </w:r>
+    </w:p>
+    <w:p/>
+    <w:p>
+      <w:r>
+        <w:t xml:space="preserve">def </w:t>
+      </w:r>
+      <w:proofErr w:type="spellStart"/>
+      <w:r>
+        <w:t>reverse_string</w:t>
+      </w:r>
+      <w:proofErr w:type="spellEnd"/>
+      <w:r>
+        <w:t>(s):</w:t>
+      </w:r>
+    </w:p>
+    <w:p>
+      <w:r>
+        <w:t xml:space="preserve">    if </w:t>
+      </w:r>
+      <w:proofErr w:type="spellStart"/>
+      <w:r>
+        <w:t>len</w:t>
+      </w:r>
+      <w:proofErr w:type="spellEnd"/>
+      <w:r>
+        <w:t>(s) % 4 == 0:</w:t>
+      </w:r>
+    </w:p>
+    <w:p>
+      <w:r>
+        <w:lastRenderedPageBreak/>
+        <w:t>        return s</w:t>
+      </w:r>
+      <w:proofErr w:type="gramStart"/>
+      <w:r>
+        <w:t>[::</w:t>
+      </w:r>
+      <w:proofErr w:type="gramEnd"/>
+      <w:r>
+        <w:t>-1]</w:t>
+      </w:r>
+    </w:p>
+    <w:p>
+      <w:r>
+        <w:t>    else:</w:t>
+      </w:r>
+    </w:p>
+    <w:p>
+      <w:r>
+        <w:t>        return s</w:t>
+      </w:r>
+    </w:p>
+    <w:p>
+      <w:r>
+        <w:t>s=</w:t>
+      </w:r>
+      <w:proofErr w:type="gramStart"/>
+      <w:r>
+        <w:t>input(</w:t>
+      </w:r>
+      <w:proofErr w:type="gramEnd"/>
+      <w:r>
+        <w:t>"enter string ")</w:t>
+      </w:r>
+    </w:p>
+    <w:p/>
+    <w:p>
+      <w:pPr>
+        <w:pStyle w:val="Heading2"/>
+      </w:pPr>
+      <w:r>
+        <w:t xml:space="preserve">Questions </w:t>
+      </w:r>
+      <w:proofErr w:type="gramStart"/>
+      <w:r>
+        <w:t xml:space="preserve">– </w:t>
+      </w:r>
+      <w:r>
+        <w:t xml:space="preserve"> 23</w:t>
+      </w:r>
+      <w:proofErr w:type="gramEnd"/>
+      <w:r>
+        <w:t xml:space="preserve">: </w:t>
+      </w:r>
+      <w:r>
+        <w:t>Write a Python program to get a string made of the first 2 and the last 2 chars from a given a string. If the string length is less than 2, return instead of the empty string.</w:t>
+      </w:r>
+    </w:p>
+    <w:p>
+      <w:r>
+        <w:t xml:space="preserve">s = </w:t>
+      </w:r>
+      <w:proofErr w:type="gramStart"/>
+      <w:r>
+        <w:t>input(</w:t>
+      </w:r>
+      <w:proofErr w:type="gramEnd"/>
+      <w:r>
+        <w:t>"Enter string: ")</w:t>
+      </w:r>
+    </w:p>
+    <w:p>
+      <w:r>
+        <w:t xml:space="preserve">if </w:t>
+      </w:r>
+      <w:proofErr w:type="spellStart"/>
+      <w:r>
+        <w:t>len</w:t>
+      </w:r>
+      <w:proofErr w:type="spellEnd"/>
+      <w:r>
+        <w:t>(s) &lt; 2:</w:t>
+      </w:r>
+    </w:p>
+    <w:p>
+      <w:r>
+        <w:t xml:space="preserve">    </w:t>
+      </w:r>
+      <w:proofErr w:type="gramStart"/>
+      <w:r>
+        <w:t>print(</w:t>
+      </w:r>
+      <w:proofErr w:type="gramEnd"/>
+      <w:r>
+        <w:t>"")</w:t>
+      </w:r>
+    </w:p>
+    <w:p>
+      <w:r>
+        <w:t>else:</w:t>
+      </w:r>
+    </w:p>
+    <w:p>
+      <w:r>
+        <w:t>    print(</w:t>
+      </w:r>
+      <w:proofErr w:type="gramStart"/>
+      <w:r>
+        <w:t>s[</w:t>
+      </w:r>
+      <w:proofErr w:type="gramEnd"/>
+      <w:r>
+        <w:t xml:space="preserve">:2] + </w:t>
+      </w:r>
+      <w:proofErr w:type="gramStart"/>
+      <w:r>
+        <w:t>s[</w:t>
+      </w:r>
+      <w:proofErr w:type="gramEnd"/>
+      <w:r>
+        <w:t>-2:])</w:t>
+      </w:r>
+    </w:p>
+    <w:p/>
+    <w:p>
+      <w:pPr>
+        <w:pStyle w:val="Heading2"/>
+      </w:pPr>
+      <w:r>
+        <w:t xml:space="preserve">Questions </w:t>
+      </w:r>
+      <w:proofErr w:type="gramStart"/>
+      <w:r>
+        <w:t xml:space="preserve">– </w:t>
+      </w:r>
+      <w:r>
+        <w:t xml:space="preserve"> 24</w:t>
+      </w:r>
+      <w:proofErr w:type="gramEnd"/>
       <w:r>
         <w:t>:</w:t>
       </w:r>
       <w:r>
+        <w:t xml:space="preserve"> Write a Python function to insert a string in the middle of a string.</w:t>
+      </w:r>
+    </w:p>
+    <w:p>
+      <w:r>
+        <w:t>s1</w:t>
+      </w:r>
+      <w:proofErr w:type="gramStart"/>
+      <w:r>
+        <w:t>=(</w:t>
+      </w:r>
+      <w:proofErr w:type="gramEnd"/>
+      <w:r>
+        <w:t>"</w:t>
+      </w:r>
+      <w:proofErr w:type="spellStart"/>
+      <w:proofErr w:type="gramStart"/>
+      <w:r>
+        <w:t>its</w:t>
+      </w:r>
+      <w:proofErr w:type="spellEnd"/>
+      <w:proofErr w:type="gramEnd"/>
+      <w:r>
+        <w:t xml:space="preserve"> a great day")</w:t>
+      </w:r>
+    </w:p>
+    <w:p>
+      <w:r>
+        <w:t>s2=</w:t>
+      </w:r>
+      <w:proofErr w:type="gramStart"/>
+      <w:r>
+        <w:t>input(</w:t>
+      </w:r>
+      <w:proofErr w:type="gramEnd"/>
+      <w:r>
+        <w:t>"enter string")</w:t>
+      </w:r>
+    </w:p>
+    <w:p>
+      <w:proofErr w:type="spellStart"/>
+      <w:r>
+        <w:t>sp</w:t>
+      </w:r>
+      <w:proofErr w:type="spellEnd"/>
+      <w:r>
+        <w:t>=</w:t>
+      </w:r>
+      <w:proofErr w:type="spellStart"/>
+      <w:r>
+        <w:t>len</w:t>
+      </w:r>
+      <w:proofErr w:type="spellEnd"/>
+      <w:r>
+        <w:t>(s1) // 2</w:t>
+      </w:r>
+    </w:p>
+    <w:p>
+      <w:r>
+        <w:t>print(s1</w:t>
+      </w:r>
+      <w:proofErr w:type="gramStart"/>
+      <w:r>
+        <w:t>[:</w:t>
+      </w:r>
+      <w:proofErr w:type="spellStart"/>
+      <w:r>
+        <w:t>sp</w:t>
+      </w:r>
+      <w:proofErr w:type="spellEnd"/>
+      <w:proofErr w:type="gramEnd"/>
+      <w:r>
+        <w:t>]+ s2 +s1[</w:t>
+      </w:r>
+      <w:proofErr w:type="spellStart"/>
+      <w:r>
+        <w:t>sp</w:t>
+      </w:r>
+      <w:proofErr w:type="spellEnd"/>
+      <w:r>
+        <w:t>:])</w:t>
+      </w:r>
+    </w:p>
+    <w:p/>
+    <w:p>
+      <w:pPr>
+        <w:pStyle w:val="Heading2"/>
+      </w:pPr>
+      <w:r>
+        <w:t xml:space="preserve">Questions </w:t>
+      </w:r>
+      <w:proofErr w:type="gramStart"/>
+      <w:r>
+        <w:t xml:space="preserve">– </w:t>
+      </w:r>
+      <w:r>
+        <w:t xml:space="preserve"> 25</w:t>
+      </w:r>
+      <w:proofErr w:type="gramEnd"/>
+      <w:r>
+        <w:t>:</w:t>
+      </w:r>
+      <w:r>
+        <w:t xml:space="preserve"> What is List? How will you reverse a list?</w:t>
+      </w:r>
+    </w:p>
+    <w:p>
+      <w:r>
+        <w:t xml:space="preserve">A list is a collection of elements stored in square </w:t>
+      </w:r>
+      <w:proofErr w:type="spellStart"/>
+      <w:proofErr w:type="gramStart"/>
+      <w:r>
+        <w:t>brackets</w:t>
+      </w:r>
+      <w:r>
+        <w:t>.To</w:t>
+      </w:r>
+      <w:proofErr w:type="spellEnd"/>
+      <w:proofErr w:type="gramEnd"/>
+      <w:r>
+        <w:t xml:space="preserve"> reverse use </w:t>
+      </w:r>
+      <w:proofErr w:type="spellStart"/>
+      <w:proofErr w:type="gramStart"/>
+      <w:r>
+        <w:t>lst.reverse</w:t>
+      </w:r>
+      <w:proofErr w:type="spellEnd"/>
+      <w:proofErr w:type="gramEnd"/>
+      <w:r>
+        <w:t>()</w:t>
+      </w:r>
+    </w:p>
+    <w:p/>
+    <w:p>
+      <w:pPr>
+        <w:pStyle w:val="Heading2"/>
+      </w:pPr>
+      <w:r>
+        <w:t xml:space="preserve">Questions </w:t>
+      </w:r>
+      <w:proofErr w:type="gramStart"/>
+      <w:r>
+        <w:t xml:space="preserve">– </w:t>
+      </w:r>
+      <w:r>
+        <w:t xml:space="preserve"> 26</w:t>
+      </w:r>
+      <w:proofErr w:type="gramEnd"/>
+      <w:r>
+        <w:t>:</w:t>
+      </w:r>
+      <w:r>
         <w:t xml:space="preserve"> </w:t>
       </w:r>
       <w:r>
-        <w:t>Write a Python program to count the occurrences of each word in a</w:t>
+        <w:t>How will you remove last object from a list?</w:t>
+      </w:r>
+    </w:p>
+    <w:p>
+      <w:r>
+        <w:t xml:space="preserve">Use </w:t>
+      </w:r>
+      <w:proofErr w:type="spellStart"/>
+      <w:proofErr w:type="gramStart"/>
+      <w:r>
+        <w:t>lst.pop</w:t>
+      </w:r>
+      <w:proofErr w:type="spellEnd"/>
+      <w:r>
+        <w:t>(</w:t>
+      </w:r>
+      <w:proofErr w:type="gramEnd"/>
+      <w:r>
+        <w:t xml:space="preserve">) method to remove last element from </w:t>
+      </w:r>
+      <w:proofErr w:type="spellStart"/>
+      <w:r>
+        <w:t>lst</w:t>
+      </w:r>
+      <w:proofErr w:type="spellEnd"/>
+      <w:r>
+        <w:t>.</w:t>
+      </w:r>
+    </w:p>
+    <w:p/>
+    <w:p>
+      <w:pPr>
+        <w:pStyle w:val="Heading2"/>
+      </w:pPr>
+      <w:r>
+        <w:t xml:space="preserve">Questions </w:t>
+      </w:r>
+      <w:proofErr w:type="gramStart"/>
+      <w:r>
+        <w:t xml:space="preserve">– </w:t>
+      </w:r>
+      <w:r>
+        <w:t xml:space="preserve"> 27</w:t>
+      </w:r>
+      <w:proofErr w:type="gramEnd"/>
+      <w:r>
+        <w:t>:</w:t>
       </w:r>
       <w:r>
         <w:t xml:space="preserve"> </w:t>
       </w:r>
       <w:r>
-        <w:t>given sentence</w:t>
-      </w:r>
-      <w:r>
-        <w:t>.</w:t>
-      </w:r>
-    </w:p>
-    <w:p>
-      <w:r>
-        <w:t>from collections import Counter</w:t>
-      </w:r>
-    </w:p>
-    <w:p>
-      <w:r>
-        <w:t>sentence = input("Enter a sentence: ").lower()</w:t>
-      </w:r>
-    </w:p>
-    <w:p>
-      <w:r>
-        <w:lastRenderedPageBreak/>
-        <w:t>print(Counter(</w:t>
-      </w:r>
-      <w:proofErr w:type="spellStart"/>
-      <w:r>
-        <w:t>sentence.split</w:t>
-      </w:r>
-      <w:proofErr w:type="spellEnd"/>
-      <w:r>
-        <w:t>()))</w:t>
-      </w:r>
-    </w:p>
-    <w:p/>
-    <w:p>
-      <w:pPr>
-        <w:pStyle w:val="Heading2"/>
-      </w:pPr>
-      <w:r>
-        <w:t xml:space="preserve">Questions </w:t>
-      </w:r>
-      <w:r>
-        <w:t xml:space="preserve">– </w:t>
-      </w:r>
-      <w:r>
-        <w:t xml:space="preserve"> 20: </w:t>
-      </w:r>
-      <w:r>
-        <w:t>Write a Python program to get a single string from two given strings, separated by a space and swap the first two characters of each string.</w:t>
-      </w:r>
-    </w:p>
-    <w:p>
-      <w:r>
-        <w:t>s1 = input("Enter first string: ")</w:t>
-      </w:r>
-    </w:p>
-    <w:p>
-      <w:r>
-        <w:t>s2 = input("Enter second string: ")</w:t>
-      </w:r>
-    </w:p>
-    <w:p/>
-    <w:p>
-      <w:r>
-        <w:t>new_s1=s2[:2] + s1[2:]</w:t>
-      </w:r>
-    </w:p>
-    <w:p>
-      <w:r>
-        <w:t>new_s2=s1[:2] + s2[2:]</w:t>
-      </w:r>
-    </w:p>
-    <w:p/>
-    <w:p>
-      <w:r>
-        <w:t>print(new_s1 +" "+ new_s2)</w:t>
-      </w:r>
-    </w:p>
-    <w:p/>
-    <w:p>
-      <w:pPr>
-        <w:pStyle w:val="Heading2"/>
-      </w:pPr>
-      <w:r>
-        <w:t xml:space="preserve">Questions </w:t>
-      </w:r>
-      <w:r>
-        <w:t xml:space="preserve">– </w:t>
-      </w:r>
-      <w:r>
-        <w:t xml:space="preserve"> 2</w:t>
-      </w:r>
-      <w:r>
-        <w:t>1</w:t>
-      </w:r>
-      <w:r>
-        <w:t xml:space="preserve">: </w:t>
-      </w:r>
-      <w:r>
-        <w:t>Write a Python program to add 'in' at the end of a given string (length should be at least 3). If the given string already ends with '</w:t>
-      </w:r>
-      <w:proofErr w:type="spellStart"/>
-      <w:r>
-        <w:t>ing</w:t>
-      </w:r>
-      <w:proofErr w:type="spellEnd"/>
-      <w:r>
-        <w:t>' then add '</w:t>
-      </w:r>
-      <w:proofErr w:type="spellStart"/>
-      <w:r>
-        <w:t>ly</w:t>
-      </w:r>
-      <w:proofErr w:type="spellEnd"/>
-      <w:r>
-        <w:t>' instead if the string length of the given string is less than 3, leave it unchanged.</w:t>
-      </w:r>
-    </w:p>
-    <w:p/>
-    <w:p>
-      <w:r>
-        <w:t>s = input("Enter a string: ")</w:t>
-      </w:r>
-    </w:p>
-    <w:p>
-      <w:r>
-        <w:t xml:space="preserve">if </w:t>
-      </w:r>
-      <w:proofErr w:type="spellStart"/>
-      <w:r>
-        <w:t>len</w:t>
-      </w:r>
-      <w:proofErr w:type="spellEnd"/>
-      <w:r>
-        <w:t>(s) &lt; 3:</w:t>
-      </w:r>
-    </w:p>
-    <w:p>
-      <w:r>
-        <w:t>    print(s)</w:t>
-      </w:r>
-    </w:p>
-    <w:p>
-      <w:proofErr w:type="spellStart"/>
-      <w:r>
-        <w:t>elif</w:t>
-      </w:r>
-      <w:proofErr w:type="spellEnd"/>
-      <w:r>
-        <w:t xml:space="preserve"> s[-3:] == "</w:t>
-      </w:r>
-      <w:proofErr w:type="spellStart"/>
-      <w:r>
-        <w:t>ing</w:t>
-      </w:r>
-      <w:proofErr w:type="spellEnd"/>
-      <w:r>
-        <w:t>":</w:t>
-      </w:r>
-    </w:p>
-    <w:p>
-      <w:r>
-        <w:t>    print(s + "</w:t>
-      </w:r>
-      <w:proofErr w:type="spellStart"/>
-      <w:r>
-        <w:t>ly</w:t>
-      </w:r>
-      <w:proofErr w:type="spellEnd"/>
-      <w:r>
-        <w:t>")</w:t>
-      </w:r>
-    </w:p>
-    <w:p>
-      <w:r>
-        <w:t>else:</w:t>
-      </w:r>
-    </w:p>
-    <w:p>
-      <w:r>
-        <w:t>    print(s + "</w:t>
-      </w:r>
-      <w:proofErr w:type="spellStart"/>
-      <w:r>
-        <w:t>ing</w:t>
-      </w:r>
-      <w:proofErr w:type="spellEnd"/>
-      <w:r>
-        <w:t>")</w:t>
-      </w:r>
-    </w:p>
-    <w:p/>
-    <w:p>
-      <w:pPr>
-        <w:pStyle w:val="Heading2"/>
-      </w:pPr>
-      <w:r>
-        <w:t xml:space="preserve">Questions </w:t>
-      </w:r>
-      <w:r>
-        <w:t xml:space="preserve">– </w:t>
-      </w:r>
-      <w:r>
-        <w:t xml:space="preserve"> 2</w:t>
-      </w:r>
-      <w:r>
-        <w:t>2</w:t>
-      </w:r>
-      <w:r>
-        <w:t xml:space="preserve">: </w:t>
-      </w:r>
-      <w:r>
-        <w:t>Write a Python function to reverses a string if its length is a multiple of 4.</w:t>
-      </w:r>
-    </w:p>
-    <w:p/>
-    <w:p>
-      <w:r>
-        <w:t xml:space="preserve">def </w:t>
-      </w:r>
-      <w:proofErr w:type="spellStart"/>
-      <w:r>
-        <w:t>reverse_string</w:t>
-      </w:r>
-      <w:proofErr w:type="spellEnd"/>
-      <w:r>
-        <w:t>(s):</w:t>
-      </w:r>
-    </w:p>
-    <w:p>
-      <w:r>
-        <w:t xml:space="preserve">    if </w:t>
-      </w:r>
-      <w:proofErr w:type="spellStart"/>
-      <w:r>
-        <w:t>len</w:t>
-      </w:r>
-      <w:proofErr w:type="spellEnd"/>
-      <w:r>
-        <w:t>(s) % 4 == 0:</w:t>
-      </w:r>
-    </w:p>
-    <w:p>
-      <w:r>
-        <w:lastRenderedPageBreak/>
-        <w:t>        return s[::-1]</w:t>
-      </w:r>
-    </w:p>
-    <w:p>
-      <w:r>
-        <w:t>    else:</w:t>
-      </w:r>
-    </w:p>
-    <w:p>
-      <w:r>
-        <w:t>        return s</w:t>
-      </w:r>
-    </w:p>
-    <w:p>
-      <w:r>
-        <w:t>s=input("enter string ")</w:t>
-      </w:r>
-    </w:p>
-    <w:p/>
-    <w:p>
-      <w:pPr>
-        <w:pStyle w:val="Heading2"/>
-      </w:pPr>
-      <w:r>
-        <w:t xml:space="preserve">Questions </w:t>
-      </w:r>
-      <w:r>
-        <w:t xml:space="preserve">– </w:t>
-      </w:r>
-      <w:r>
-        <w:t xml:space="preserve"> 2</w:t>
-      </w:r>
-      <w:r>
-        <w:t>3</w:t>
-      </w:r>
-      <w:r>
-        <w:t xml:space="preserve">: </w:t>
-      </w:r>
-      <w:r>
-        <w:t>Write a Python program to get a string made of the first 2 and the last 2 chars from a given a string. If the string length is less than 2, return instead of the empty string.</w:t>
-      </w:r>
-    </w:p>
-    <w:p>
-      <w:r>
-        <w:t>s = input("Enter string: ")</w:t>
-      </w:r>
-    </w:p>
-    <w:p>
-      <w:r>
-        <w:t xml:space="preserve">if </w:t>
-      </w:r>
-      <w:proofErr w:type="spellStart"/>
-      <w:r>
-        <w:t>len</w:t>
-      </w:r>
-      <w:proofErr w:type="spellEnd"/>
-      <w:r>
-        <w:t>(s) &lt; 2:</w:t>
-      </w:r>
-    </w:p>
-    <w:p>
-      <w:r>
-        <w:t>    print("")</w:t>
-      </w:r>
-    </w:p>
-    <w:p>
-      <w:r>
-        <w:t>else:</w:t>
-      </w:r>
-    </w:p>
-    <w:p>
-      <w:r>
-        <w:t>    print(s[:2] + s[-2:])</w:t>
-      </w:r>
-    </w:p>
-    <w:p/>
-    <w:p>
-      <w:pPr>
-        <w:pStyle w:val="Heading2"/>
-      </w:pPr>
-      <w:r>
-        <w:t xml:space="preserve">Questions </w:t>
-      </w:r>
-      <w:r>
-        <w:t xml:space="preserve">– </w:t>
-      </w:r>
-      <w:r>
-        <w:t xml:space="preserve"> 2</w:t>
-      </w:r>
-      <w:r>
-        <w:t>4:</w:t>
-      </w:r>
-      <w:r>
-        <w:t xml:space="preserve"> </w:t>
-      </w:r>
-      <w:r>
-        <w:t>Write a Python function to insert a string in the middle of a string.</w:t>
-      </w:r>
-    </w:p>
-    <w:p>
-      <w:r>
-        <w:t>s1=("</w:t>
-      </w:r>
-      <w:proofErr w:type="spellStart"/>
-      <w:r>
-        <w:t>its</w:t>
-      </w:r>
-      <w:proofErr w:type="spellEnd"/>
-      <w:r>
-        <w:t xml:space="preserve"> a great day")</w:t>
-      </w:r>
-    </w:p>
-    <w:p>
-      <w:r>
-        <w:t>s2=input("enter string")</w:t>
-      </w:r>
-    </w:p>
-    <w:p>
-      <w:proofErr w:type="spellStart"/>
-      <w:r>
-        <w:t>sp</w:t>
-      </w:r>
-      <w:proofErr w:type="spellEnd"/>
-      <w:r>
-        <w:t>=</w:t>
-      </w:r>
-      <w:proofErr w:type="spellStart"/>
-      <w:r>
-        <w:t>len</w:t>
-      </w:r>
-      <w:proofErr w:type="spellEnd"/>
-      <w:r>
-        <w:t>(s1) // 2</w:t>
-      </w:r>
-    </w:p>
-    <w:p>
-      <w:r>
-        <w:t>print(s1[:</w:t>
-      </w:r>
-      <w:proofErr w:type="spellStart"/>
-      <w:r>
-        <w:t>sp</w:t>
-      </w:r>
-      <w:proofErr w:type="spellEnd"/>
-      <w:r>
-        <w:t>]+ s2 +s1[</w:t>
-      </w:r>
-      <w:proofErr w:type="spellStart"/>
-      <w:r>
-        <w:t>sp</w:t>
-      </w:r>
-      <w:proofErr w:type="spellEnd"/>
-      <w:r>
-        <w:t>:])</w:t>
-      </w:r>
-    </w:p>
-    <w:p/>
-    <w:p>
-      <w:pPr>
-        <w:pStyle w:val="Heading2"/>
-      </w:pPr>
-      <w:r>
-        <w:t xml:space="preserve">Questions </w:t>
-      </w:r>
-      <w:r>
-        <w:t xml:space="preserve">– </w:t>
-      </w:r>
-      <w:r>
-        <w:t xml:space="preserve"> 2</w:t>
-      </w:r>
-      <w:r>
-        <w:t>5</w:t>
-      </w:r>
-      <w:r>
-        <w:t>:</w:t>
-      </w:r>
-      <w:r>
-        <w:t xml:space="preserve"> What is List? How will you reverse a list?</w:t>
-      </w:r>
-    </w:p>
-    <w:p>
-      <w:r>
-        <w:t xml:space="preserve">A list is a collection of elements stored in square </w:t>
-      </w:r>
-      <w:proofErr w:type="spellStart"/>
-      <w:r>
-        <w:t>brackets</w:t>
-      </w:r>
-      <w:r>
-        <w:t>.To</w:t>
-      </w:r>
-      <w:proofErr w:type="spellEnd"/>
-      <w:r>
-        <w:t xml:space="preserve"> reverse use </w:t>
-      </w:r>
-      <w:proofErr w:type="spellStart"/>
-      <w:r>
-        <w:t>lst.reverse</w:t>
-      </w:r>
-      <w:proofErr w:type="spellEnd"/>
-      <w:r>
-        <w:t>()</w:t>
-      </w:r>
-    </w:p>
-    <w:p/>
-    <w:p>
-      <w:pPr>
-        <w:pStyle w:val="Heading2"/>
-      </w:pPr>
-      <w:r>
-        <w:t xml:space="preserve">Questions </w:t>
-      </w:r>
-      <w:r>
-        <w:t xml:space="preserve">– </w:t>
-      </w:r>
-      <w:r>
-        <w:t xml:space="preserve"> 2</w:t>
-      </w:r>
-      <w:r>
-        <w:t>6</w:t>
-      </w:r>
-      <w:r>
-        <w:t>:</w:t>
-      </w:r>
-      <w:r>
-        <w:t xml:space="preserve"> </w:t>
-      </w:r>
-      <w:r>
-        <w:t>How will you remove last object from a list?</w:t>
-      </w:r>
-    </w:p>
-    <w:p>
-      <w:r>
-        <w:t xml:space="preserve">Use </w:t>
-      </w:r>
-      <w:proofErr w:type="spellStart"/>
-      <w:r>
-        <w:t>lst.pop</w:t>
-      </w:r>
-      <w:proofErr w:type="spellEnd"/>
-      <w:r>
-        <w:t xml:space="preserve">() method to remove last element from </w:t>
-      </w:r>
-      <w:proofErr w:type="spellStart"/>
-      <w:r>
-        <w:t>lst</w:t>
-      </w:r>
-      <w:proofErr w:type="spellEnd"/>
-      <w:r>
-        <w:t>.</w:t>
-      </w:r>
-    </w:p>
-    <w:p/>
-    <w:p>
-      <w:pPr>
-        <w:pStyle w:val="Heading2"/>
-      </w:pPr>
-      <w:r>
-        <w:t xml:space="preserve">Questions </w:t>
-      </w:r>
-      <w:r>
-        <w:t xml:space="preserve">– </w:t>
-      </w:r>
-      <w:r>
-        <w:t xml:space="preserve"> 2</w:t>
-      </w:r>
-      <w:r>
-        <w:t>7</w:t>
-      </w:r>
-      <w:r>
-        <w:t>:</w:t>
-      </w:r>
-      <w:r>
-        <w:t xml:space="preserve"> </w:t>
-      </w:r>
-      <w:r>
         <w:t>Suppose list1 is [2, 33, 222, 14, and 25], what is list1 [- 1]?</w:t>
       </w:r>
     </w:p>
     <w:p>
       <w:r>
-        <w:t>It is remove the last element from list1 which is 25.</w:t>
+        <w:t xml:space="preserve">It is </w:t>
+      </w:r>
+      <w:proofErr w:type="gramStart"/>
+      <w:r>
+        <w:t>remove</w:t>
+      </w:r>
+      <w:proofErr w:type="gramEnd"/>
+      <w:r>
+        <w:t xml:space="preserve"> the last element from list1 which is 25.</w:t>
       </w:r>
     </w:p>
     <w:p/>
@@ -1801,15 +2273,14 @@
         <w:lastRenderedPageBreak/>
         <w:t xml:space="preserve">Questions </w:t>
       </w:r>
+      <w:proofErr w:type="gramStart"/>
       <w:r>
         <w:t xml:space="preserve">– </w:t>
       </w:r>
       <w:r>
-        <w:t xml:space="preserve"> 2</w:t>
-      </w:r>
-      <w:r>
-        <w:t>8</w:t>
-      </w:r>
+        <w:t xml:space="preserve"> 28</w:t>
+      </w:r>
+      <w:proofErr w:type="gramEnd"/>
       <w:r>
         <w:t>:</w:t>
       </w:r>
@@ -1821,8 +2292,21 @@
       </w:r>
     </w:p>
     <w:p>
-      <w:r>
-        <w:t xml:space="preserve">append() adds a single element to the list, while extend() adds elements of another </w:t>
+      <w:proofErr w:type="gramStart"/>
+      <w:r>
+        <w:t>append(</w:t>
+      </w:r>
+      <w:proofErr w:type="gramEnd"/>
+      <w:r>
+        <w:t xml:space="preserve">) adds a single element to the list, while </w:t>
+      </w:r>
+      <w:proofErr w:type="gramStart"/>
+      <w:r>
+        <w:t>extend(</w:t>
+      </w:r>
+      <w:proofErr w:type="gramEnd"/>
+      <w:r>
+        <w:t xml:space="preserve">) adds elements of another </w:t>
       </w:r>
       <w:proofErr w:type="spellStart"/>
       <w:r>
@@ -1841,15 +2325,14 @@
       <w:r>
         <w:t xml:space="preserve">Questions </w:t>
       </w:r>
+      <w:proofErr w:type="gramStart"/>
       <w:r>
         <w:t xml:space="preserve">– </w:t>
       </w:r>
       <w:r>
-        <w:t xml:space="preserve"> 2</w:t>
-      </w:r>
-      <w:r>
-        <w:t>9</w:t>
-      </w:r>
+        <w:t xml:space="preserve"> 29</w:t>
+      </w:r>
+      <w:proofErr w:type="gramEnd"/>
       <w:r>
         <w:t>:</w:t>
       </w:r>
@@ -1871,11 +2354,19 @@
     <w:p>
       <w:proofErr w:type="spellStart"/>
       <w:r>
-        <w:t>list_info</w:t>
-      </w:r>
-      <w:proofErr w:type="spellEnd"/>
-      <w:r>
-        <w:t>([2, 33, 222, 14, 25])</w:t>
+        <w:t>list_</w:t>
+      </w:r>
+      <w:proofErr w:type="gramStart"/>
+      <w:r>
+        <w:t>info</w:t>
+      </w:r>
+      <w:proofErr w:type="spellEnd"/>
+      <w:r>
+        <w:t>(</w:t>
+      </w:r>
+      <w:proofErr w:type="gramEnd"/>
+      <w:r>
+        <w:t>[2, 33, 222, 14, 25])</w:t>
       </w:r>
     </w:p>
     <w:p>
@@ -1884,9 +2375,14 @@
       </w:r>
       <w:proofErr w:type="spellStart"/>
       <w:r>
-        <w:t>max”,max</w:t>
-      </w:r>
-      <w:proofErr w:type="spellEnd"/>
+        <w:t>max</w:t>
+      </w:r>
+      <w:proofErr w:type="gramStart"/>
+      <w:r>
+        <w:t>”,max</w:t>
+      </w:r>
+      <w:proofErr w:type="spellEnd"/>
+      <w:proofErr w:type="gramEnd"/>
       <w:r>
         <w:t>(</w:t>
       </w:r>
@@ -1905,9 +2401,14 @@
       </w:r>
       <w:proofErr w:type="spellStart"/>
       <w:r>
-        <w:t>min”,min</w:t>
-      </w:r>
-      <w:proofErr w:type="spellEnd"/>
+        <w:t>min</w:t>
+      </w:r>
+      <w:proofErr w:type="gramStart"/>
+      <w:r>
+        <w:t>”,min</w:t>
+      </w:r>
+      <w:proofErr w:type="spellEnd"/>
+      <w:proofErr w:type="gramEnd"/>
       <w:r>
         <w:t>(</w:t>
       </w:r>
@@ -1926,9 +2427,14 @@
       </w:r>
       <w:proofErr w:type="spellStart"/>
       <w:r>
-        <w:t>sum’,sum</w:t>
-      </w:r>
-      <w:proofErr w:type="spellEnd"/>
+        <w:t>sum</w:t>
+      </w:r>
+      <w:proofErr w:type="gramStart"/>
+      <w:r>
+        <w:t>’,sum</w:t>
+      </w:r>
+      <w:proofErr w:type="spellEnd"/>
+      <w:proofErr w:type="gramEnd"/>
       <w:r>
         <w:t>(</w:t>
       </w:r>
@@ -1949,15 +2455,81 @@
       <w:r>
         <w:t xml:space="preserve">Questions </w:t>
       </w:r>
+      <w:proofErr w:type="gramStart"/>
       <w:r>
         <w:t xml:space="preserve">– </w:t>
       </w:r>
       <w:r>
+        <w:t xml:space="preserve"> 30</w:t>
+      </w:r>
+      <w:proofErr w:type="gramEnd"/>
+      <w:r>
+        <w:t>:</w:t>
+      </w:r>
+      <w:r>
         <w:t xml:space="preserve"> </w:t>
       </w:r>
       <w:r>
-        <w:t>30</w:t>
-      </w:r>
+        <w:t>How will you compare two lists?</w:t>
+      </w:r>
+    </w:p>
+    <w:p>
+      <w:r>
+        <w:t>list1 = [1,2,3]</w:t>
+      </w:r>
+    </w:p>
+    <w:p>
+      <w:r>
+        <w:t>list2 = [1,2,3]</w:t>
+      </w:r>
+    </w:p>
+    <w:p>
+      <w:r>
+        <w:t>if list1 == list2:</w:t>
+      </w:r>
+    </w:p>
+    <w:p>
+      <w:r>
+        <w:t xml:space="preserve">    print("Equal")</w:t>
+      </w:r>
+    </w:p>
+    <w:p>
+      <w:r>
+        <w:t>else:</w:t>
+      </w:r>
+    </w:p>
+    <w:p>
+      <w:r>
+        <w:t xml:space="preserve">    </w:t>
+      </w:r>
+      <w:proofErr w:type="gramStart"/>
+      <w:r>
+        <w:t>print(</w:t>
+      </w:r>
+      <w:proofErr w:type="gramEnd"/>
+      <w:r>
+        <w:t>"Not Equal")</w:t>
+      </w:r>
+    </w:p>
+    <w:p/>
+    <w:p>
+      <w:pPr>
+        <w:pStyle w:val="Heading2"/>
+      </w:pPr>
+      <w:r>
+        <w:t xml:space="preserve">Questions </w:t>
+      </w:r>
+      <w:proofErr w:type="gramStart"/>
+      <w:r>
+        <w:t xml:space="preserve">– </w:t>
+      </w:r>
+      <w:r>
+        <w:t xml:space="preserve"> 3</w:t>
+      </w:r>
+      <w:r>
+        <w:t>1</w:t>
+      </w:r>
+      <w:proofErr w:type="gramEnd"/>
       <w:r>
         <w:t>:</w:t>
       </w:r>
@@ -1965,109 +2537,52 @@
         <w:t xml:space="preserve"> </w:t>
       </w:r>
       <w:r>
-        <w:t>How will you compare two lists?</w:t>
-      </w:r>
-    </w:p>
-    <w:p>
-      <w:r>
-        <w:t>list1 = [1,2,3]</w:t>
-      </w:r>
-    </w:p>
-    <w:p>
-      <w:r>
-        <w:t>list2 = [1,2,3]</w:t>
-      </w:r>
-    </w:p>
-    <w:p>
-      <w:r>
-        <w:t>if list1 == list2:</w:t>
-      </w:r>
-    </w:p>
-    <w:p>
-      <w:r>
-        <w:t xml:space="preserve">    print("Equal")</w:t>
-      </w:r>
-    </w:p>
-    <w:p>
-      <w:r>
-        <w:t>else:</w:t>
-      </w:r>
-    </w:p>
-    <w:p>
-      <w:r>
-        <w:t xml:space="preserve">    print("Not Equal")</w:t>
-      </w:r>
-    </w:p>
-    <w:p/>
-    <w:p>
-      <w:pPr>
-        <w:pStyle w:val="Heading2"/>
-      </w:pPr>
-      <w:r>
-        <w:t xml:space="preserve">Questions </w:t>
-      </w:r>
-      <w:r>
-        <w:t xml:space="preserve">– </w:t>
-      </w:r>
-      <w:r>
-        <w:t xml:space="preserve"> 3</w:t>
-      </w:r>
-      <w:r>
-        <w:t>1</w:t>
-      </w:r>
+        <w:t>Write a Python program to count the number of strings where the string length is 2 or more and the first and last character are same from a given list of strings.</w:t>
+      </w:r>
+    </w:p>
+    <w:p>
+      <w:proofErr w:type="spellStart"/>
+      <w:r>
+        <w:t>lst</w:t>
+      </w:r>
+      <w:proofErr w:type="spellEnd"/>
+      <w:r>
+        <w:t xml:space="preserve"> = ["aba", "</w:t>
+      </w:r>
+      <w:proofErr w:type="spellStart"/>
+      <w:r>
+        <w:t>xyz</w:t>
+      </w:r>
+      <w:proofErr w:type="spellEnd"/>
+      <w:r>
+        <w:t>", "aa", "x", "</w:t>
+      </w:r>
+      <w:proofErr w:type="spellStart"/>
+      <w:r>
+        <w:t>bbb</w:t>
+      </w:r>
+      <w:proofErr w:type="spellEnd"/>
+      <w:r>
+        <w:t>"]</w:t>
+      </w:r>
+    </w:p>
+    <w:p>
+      <w:r>
+        <w:t>count = 0</w:t>
+      </w:r>
+    </w:p>
+    <w:p>
+      <w:r>
+        <w:t xml:space="preserve">for s in </w:t>
+      </w:r>
+      <w:proofErr w:type="spellStart"/>
+      <w:r>
+        <w:t>lst</w:t>
+      </w:r>
+      <w:proofErr w:type="spellEnd"/>
       <w:r>
         <w:t>:</w:t>
       </w:r>
-      <w:r>
-        <w:t xml:space="preserve"> </w:t>
-      </w:r>
-      <w:r>
-        <w:t>Write a Python program to count the number of strings where the string length is 2 or more and the first and last character are same from a given list of strings.</w:t>
-      </w:r>
-    </w:p>
-    <w:p>
-      <w:proofErr w:type="spellStart"/>
-      <w:r>
-        <w:t>lst</w:t>
-      </w:r>
-      <w:proofErr w:type="spellEnd"/>
-      <w:r>
-        <w:t xml:space="preserve"> = ["aba", "</w:t>
-      </w:r>
-      <w:proofErr w:type="spellStart"/>
-      <w:r>
-        <w:t>xyz</w:t>
-      </w:r>
-      <w:proofErr w:type="spellEnd"/>
-      <w:r>
-        <w:t>", "aa", "x", "</w:t>
-      </w:r>
-      <w:proofErr w:type="spellStart"/>
-      <w:r>
-        <w:t>bbb</w:t>
-      </w:r>
-      <w:proofErr w:type="spellEnd"/>
-      <w:r>
-        <w:t>"]</w:t>
-      </w:r>
-    </w:p>
-    <w:p>
-      <w:r>
-        <w:t>count = 0</w:t>
-      </w:r>
-    </w:p>
-    <w:p>
-      <w:r>
-        <w:t xml:space="preserve">for s in </w:t>
-      </w:r>
-      <w:proofErr w:type="spellStart"/>
-      <w:r>
-        <w:t>lst</w:t>
-      </w:r>
-      <w:proofErr w:type="spellEnd"/>
-      <w:r>
-        <w:t>:</w:t>
-      </w:r>
     </w:p>
     <w:p>
       <w:r>
@@ -2079,7 +2594,23 @@
       </w:r>
       <w:proofErr w:type="spellEnd"/>
       <w:r>
-        <w:t>(s) &gt;= 2 and s[0] == s[-1]:</w:t>
+        <w:t xml:space="preserve">(s) &gt;= 2 and </w:t>
+      </w:r>
+      <w:proofErr w:type="gramStart"/>
+      <w:r>
+        <w:t>s[</w:t>
+      </w:r>
+      <w:proofErr w:type="gramEnd"/>
+      <w:r>
+        <w:t xml:space="preserve">0] == </w:t>
+      </w:r>
+      <w:proofErr w:type="gramStart"/>
+      <w:r>
+        <w:t>s[</w:t>
+      </w:r>
+      <w:proofErr w:type="gramEnd"/>
+      <w:r>
+        <w:t>-1]:</w:t>
       </w:r>
     </w:p>
     <w:p>
@@ -2102,15 +2633,14 @@
         <w:lastRenderedPageBreak/>
         <w:t xml:space="preserve">Questions </w:t>
       </w:r>
+      <w:proofErr w:type="gramStart"/>
       <w:r>
         <w:t xml:space="preserve">– </w:t>
       </w:r>
       <w:r>
-        <w:t xml:space="preserve"> 3</w:t>
-      </w:r>
-      <w:r>
-        <w:t>2</w:t>
-      </w:r>
+        <w:t xml:space="preserve"> 32</w:t>
+      </w:r>
+      <w:proofErr w:type="gramEnd"/>
       <w:r>
         <w:t>:</w:t>
       </w:r>
@@ -2152,15 +2682,14 @@
       <w:r>
         <w:t xml:space="preserve">Questions </w:t>
       </w:r>
+      <w:proofErr w:type="gramStart"/>
       <w:r>
         <w:t xml:space="preserve">– </w:t>
       </w:r>
       <w:r>
-        <w:t xml:space="preserve"> 3</w:t>
-      </w:r>
-      <w:r>
-        <w:t>3</w:t>
-      </w:r>
+        <w:t xml:space="preserve"> 33</w:t>
+      </w:r>
+      <w:proofErr w:type="gramEnd"/>
       <w:r>
         <w:t>:</w:t>
       </w:r>
@@ -2206,7 +2735,15 @@
     </w:p>
     <w:p>
       <w:r>
-        <w:t xml:space="preserve">    print("Not Empty")</w:t>
+        <w:t xml:space="preserve">    </w:t>
+      </w:r>
+      <w:proofErr w:type="gramStart"/>
+      <w:r>
+        <w:t>print(</w:t>
+      </w:r>
+      <w:proofErr w:type="gramEnd"/>
+      <w:r>
+        <w:t>"Not Empty")</w:t>
       </w:r>
     </w:p>
     <w:p/>
@@ -2217,15 +2754,14 @@
       <w:r>
         <w:t xml:space="preserve">Questions </w:t>
       </w:r>
+      <w:proofErr w:type="gramStart"/>
       <w:r>
         <w:t xml:space="preserve">– </w:t>
       </w:r>
       <w:r>
-        <w:t xml:space="preserve"> 3</w:t>
-      </w:r>
-      <w:r>
-        <w:t>4</w:t>
-      </w:r>
+        <w:t xml:space="preserve"> 34</w:t>
+      </w:r>
+      <w:proofErr w:type="gramEnd"/>
       <w:r>
         <w:t>:</w:t>
       </w:r>
@@ -2238,7 +2774,15 @@
     </w:p>
     <w:p>
       <w:r>
-        <w:t>def common(a, b):</w:t>
+        <w:t xml:space="preserve">def </w:t>
+      </w:r>
+      <w:proofErr w:type="gramStart"/>
+      <w:r>
+        <w:t>common(</w:t>
+      </w:r>
+      <w:proofErr w:type="gramEnd"/>
+      <w:r>
+        <w:t>a, b):</w:t>
       </w:r>
     </w:p>
     <w:p>
@@ -2279,7 +2823,15 @@
     </w:p>
     <w:p>
       <w:r>
-        <w:t>print(common([1,2,3], [4,5,2]))</w:t>
+        <w:t>print(</w:t>
+      </w:r>
+      <w:proofErr w:type="gramStart"/>
+      <w:r>
+        <w:t>common(</w:t>
+      </w:r>
+      <w:proofErr w:type="gramEnd"/>
+      <w:r>
+        <w:t>[1,2,3], [4,5,2]))</w:t>
       </w:r>
     </w:p>
     <w:p/>
@@ -2290,15 +2842,14 @@
       <w:r>
         <w:t xml:space="preserve">Questions </w:t>
       </w:r>
+      <w:proofErr w:type="gramStart"/>
       <w:r>
         <w:t xml:space="preserve">– </w:t>
       </w:r>
       <w:r>
-        <w:t xml:space="preserve"> 3</w:t>
-      </w:r>
-      <w:r>
-        <w:t>5</w:t>
-      </w:r>
+        <w:t xml:space="preserve"> 35</w:t>
+      </w:r>
+      <w:proofErr w:type="gramEnd"/>
       <w:r>
         <w:t>:</w:t>
       </w:r>
@@ -2340,7 +2891,15 @@
       </w:r>
       <w:proofErr w:type="spellEnd"/>
       <w:r>
-        <w:t xml:space="preserve"> in range(1,31)]</w:t>
+        <w:t xml:space="preserve"> in </w:t>
+      </w:r>
+      <w:proofErr w:type="gramStart"/>
+      <w:r>
+        <w:t>range(</w:t>
+      </w:r>
+      <w:proofErr w:type="gramEnd"/>
+      <w:r>
+        <w:t>1,31)]</w:t>
       </w:r>
     </w:p>
     <w:p>
@@ -2348,12 +2907,30 @@
         <w:t>print(</w:t>
       </w:r>
       <w:proofErr w:type="spellStart"/>
+      <w:proofErr w:type="gramStart"/>
       <w:r>
         <w:t>lst</w:t>
       </w:r>
       <w:proofErr w:type="spellEnd"/>
       <w:r>
-        <w:t>[:5] + lst[-5:])</w:t>
+        <w:t>[</w:t>
+      </w:r>
+      <w:proofErr w:type="gramEnd"/>
+      <w:r>
+        <w:t xml:space="preserve">:5] + </w:t>
+      </w:r>
+      <w:proofErr w:type="spellStart"/>
+      <w:proofErr w:type="gramStart"/>
+      <w:r>
+        <w:t>lst</w:t>
+      </w:r>
+      <w:proofErr w:type="spellEnd"/>
+      <w:r>
+        <w:t>[</w:t>
+      </w:r>
+      <w:proofErr w:type="gramEnd"/>
+      <w:r>
+        <w:t>-5:])</w:t>
       </w:r>
     </w:p>
     <w:p/>
@@ -2370,15 +2947,14 @@
       <w:r>
         <w:t xml:space="preserve"> </w:t>
       </w:r>
+      <w:proofErr w:type="gramStart"/>
       <w:r>
         <w:t xml:space="preserve">– </w:t>
       </w:r>
       <w:r>
-        <w:t xml:space="preserve"> 3</w:t>
-      </w:r>
-      <w:r>
-        <w:t>6</w:t>
-      </w:r>
+        <w:t xml:space="preserve"> 36</w:t>
+      </w:r>
+      <w:proofErr w:type="gramEnd"/>
       <w:r>
         <w:t>:</w:t>
       </w:r>
@@ -2403,11 +2979,13 @@
       </w:pPr>
       <w:r>
         <w:lastRenderedPageBreak/>
-        <w:t>Questions –  3</w:t>
-      </w:r>
-      <w:r>
-        <w:t>7</w:t>
-      </w:r>
+        <w:t xml:space="preserve">Questions </w:t>
+      </w:r>
+      <w:proofErr w:type="gramStart"/>
+      <w:r>
+        <w:t>–  37</w:t>
+      </w:r>
+      <w:proofErr w:type="gramEnd"/>
       <w:r>
         <w:t>: Write a Python program to convert a list of characters into a string.</w:t>
       </w:r>
@@ -2432,7 +3010,15 @@
     </w:p>
     <w:p>
       <w:r>
-        <w:t>print("".join(</w:t>
+        <w:t>print("</w:t>
+      </w:r>
+      <w:proofErr w:type="gramStart"/>
+      <w:r>
+        <w:t>".join</w:t>
+      </w:r>
+      <w:proofErr w:type="gramEnd"/>
+      <w:r>
+        <w:t>(</w:t>
       </w:r>
       <w:proofErr w:type="spellStart"/>
       <w:r>
@@ -2449,10 +3035,18 @@
         <w:pStyle w:val="Heading2"/>
       </w:pPr>
       <w:r>
-        <w:t>Questions –  3</w:t>
-      </w:r>
-      <w:r>
-        <w:t>8:</w:t>
+        <w:t xml:space="preserve">Questions </w:t>
+      </w:r>
+      <w:proofErr w:type="gramStart"/>
+      <w:r>
+        <w:t>–  3</w:t>
+      </w:r>
+      <w:r>
+        <w:t>8</w:t>
+      </w:r>
+      <w:proofErr w:type="gramEnd"/>
+      <w:r>
+        <w:t>:</w:t>
       </w:r>
       <w:r>
         <w:rPr>
@@ -2488,10 +3082,12 @@
         <w:t>print(</w:t>
       </w:r>
       <w:proofErr w:type="spellStart"/>
+      <w:proofErr w:type="gramStart"/>
       <w:r>
         <w:t>random.choice</w:t>
       </w:r>
       <w:proofErr w:type="spellEnd"/>
+      <w:proofErr w:type="gramEnd"/>
       <w:r>
         <w:t>(</w:t>
       </w:r>
@@ -2510,11 +3106,16 @@
         <w:pStyle w:val="Heading2"/>
       </w:pPr>
       <w:r>
-        <w:t>Questions –  3</w:t>
+        <w:t xml:space="preserve">Questions </w:t>
+      </w:r>
+      <w:proofErr w:type="gramStart"/>
+      <w:r>
+        <w:t>–  3</w:t>
       </w:r>
       <w:r>
         <w:t>9</w:t>
       </w:r>
+      <w:proofErr w:type="gramEnd"/>
       <w:r>
         <w:t>:</w:t>
       </w:r>
@@ -2561,10 +3162,12 @@
     </w:p>
     <w:p>
       <w:proofErr w:type="spellStart"/>
+      <w:proofErr w:type="gramStart"/>
       <w:r>
         <w:t>lst.sort</w:t>
       </w:r>
       <w:proofErr w:type="spellEnd"/>
+      <w:proofErr w:type="gramEnd"/>
       <w:r>
         <w:t>()</w:t>
       </w:r>
@@ -2574,25 +3177,35 @@
         <w:t>print(</w:t>
       </w:r>
       <w:proofErr w:type="spellStart"/>
+      <w:proofErr w:type="gramStart"/>
       <w:r>
         <w:t>lst</w:t>
       </w:r>
       <w:proofErr w:type="spellEnd"/>
       <w:r>
-        <w:t>[1])</w:t>
-      </w:r>
-    </w:p>
-    <w:p/>
-    <w:p>
-      <w:pPr>
-        <w:pStyle w:val="Heading2"/>
-      </w:pPr>
-      <w:r>
-        <w:t xml:space="preserve">Questions –  </w:t>
+        <w:t>[</w:t>
+      </w:r>
+      <w:proofErr w:type="gramEnd"/>
+      <w:r>
+        <w:t>1])</w:t>
+      </w:r>
+    </w:p>
+    <w:p/>
+    <w:p>
+      <w:pPr>
+        <w:pStyle w:val="Heading2"/>
+      </w:pPr>
+      <w:r>
+        <w:t xml:space="preserve">Questions </w:t>
+      </w:r>
+      <w:proofErr w:type="gramStart"/>
+      <w:r>
+        <w:t xml:space="preserve">–  </w:t>
       </w:r>
       <w:r>
         <w:t>40</w:t>
       </w:r>
+      <w:proofErr w:type="gramEnd"/>
       <w:r>
         <w:t>: Write a Python program to get unique values from a list</w:t>
       </w:r>
@@ -2629,14 +3242,16 @@
         <w:pStyle w:val="Heading2"/>
       </w:pPr>
       <w:r>
-        <w:t xml:space="preserve">Questions –  </w:t>
-      </w:r>
-      <w:r>
-        <w:t>4</w:t>
-      </w:r>
-      <w:r>
-        <w:t>1</w:t>
-      </w:r>
+        <w:t xml:space="preserve">Questions </w:t>
+      </w:r>
+      <w:proofErr w:type="gramStart"/>
+      <w:r>
+        <w:t xml:space="preserve">–  </w:t>
+      </w:r>
+      <w:r>
+        <w:t>41</w:t>
+      </w:r>
+      <w:proofErr w:type="gramEnd"/>
       <w:r>
         <w:t>: Write a Python program to check whether a list contains a sub list</w:t>
       </w:r>
@@ -2706,8 +3321,13 @@
         <w:t>[</w:t>
       </w:r>
       <w:proofErr w:type="spellStart"/>
-      <w:r>
-        <w:t>i:i+len</w:t>
+      <w:proofErr w:type="gramStart"/>
+      <w:r>
+        <w:t>i:i</w:t>
+      </w:r>
+      <w:proofErr w:type="gramEnd"/>
+      <w:r>
+        <w:t>+len</w:t>
       </w:r>
       <w:proofErr w:type="spellEnd"/>
       <w:r>
@@ -2731,14 +3351,16 @@
         <w:pStyle w:val="Heading2"/>
       </w:pPr>
       <w:r>
-        <w:t xml:space="preserve">Questions –  </w:t>
-      </w:r>
-      <w:r>
-        <w:t>4</w:t>
-      </w:r>
-      <w:r>
-        <w:t>2</w:t>
-      </w:r>
+        <w:t xml:space="preserve">Questions </w:t>
+      </w:r>
+      <w:proofErr w:type="gramStart"/>
+      <w:r>
+        <w:t xml:space="preserve">–  </w:t>
+      </w:r>
+      <w:r>
+        <w:t>42</w:t>
+      </w:r>
+      <w:proofErr w:type="gramEnd"/>
       <w:r>
         <w:t>: Write a Python program to split a list into different variables.</w:t>
       </w:r>
@@ -2755,8 +3377,13 @@
     </w:p>
     <w:p>
       <w:proofErr w:type="spellStart"/>
-      <w:r>
-        <w:t>a,b,c</w:t>
+      <w:proofErr w:type="gramStart"/>
+      <w:r>
+        <w:t>a,b</w:t>
+      </w:r>
+      <w:proofErr w:type="gramEnd"/>
+      <w:r>
+        <w:t>,c</w:t>
       </w:r>
       <w:proofErr w:type="spellEnd"/>
       <w:r>
@@ -2773,8 +3400,13 @@
         <w:t>print(</w:t>
       </w:r>
       <w:proofErr w:type="spellStart"/>
-      <w:r>
-        <w:t>a,b,c</w:t>
+      <w:proofErr w:type="gramStart"/>
+      <w:r>
+        <w:t>a,b</w:t>
+      </w:r>
+      <w:proofErr w:type="gramEnd"/>
+      <w:r>
+        <w:t>,c</w:t>
       </w:r>
       <w:proofErr w:type="spellEnd"/>
       <w:r>
@@ -2787,14 +3419,16 @@
         <w:pStyle w:val="Heading2"/>
       </w:pPr>
       <w:r>
-        <w:t xml:space="preserve">Questions –  </w:t>
-      </w:r>
-      <w:r>
-        <w:t>4</w:t>
-      </w:r>
-      <w:r>
-        <w:t>3</w:t>
-      </w:r>
+        <w:t xml:space="preserve">Questions </w:t>
+      </w:r>
+      <w:proofErr w:type="gramStart"/>
+      <w:r>
+        <w:t xml:space="preserve">–  </w:t>
+      </w:r>
+      <w:r>
+        <w:t>43</w:t>
+      </w:r>
+      <w:proofErr w:type="gramEnd"/>
       <w:r>
         <w:t>: What is tuple? Difference between list and tuple</w:t>
       </w:r>
@@ -2959,13 +3593,18 @@
         <w:pStyle w:val="Heading2"/>
       </w:pPr>
       <w:r>
-        <w:t xml:space="preserve">Questions –  </w:t>
-      </w:r>
-      <w:r>
-        <w:t>4</w:t>
-      </w:r>
-      <w:r>
-        <w:t>4:</w:t>
+        <w:t xml:space="preserve">Questions </w:t>
+      </w:r>
+      <w:proofErr w:type="gramStart"/>
+      <w:r>
+        <w:t xml:space="preserve">–  </w:t>
+      </w:r>
+      <w:r>
+        <w:t>44</w:t>
+      </w:r>
+      <w:proofErr w:type="gramEnd"/>
+      <w:r>
+        <w:t>:</w:t>
       </w:r>
       <w:r>
         <w:rPr>
@@ -2996,15 +3635,1738 @@
         <w:pStyle w:val="Heading2"/>
       </w:pPr>
       <w:r>
-        <w:t>Questions –  4</w:t>
-      </w:r>
-      <w:r>
+        <w:t xml:space="preserve">Questions </w:t>
+      </w:r>
+      <w:proofErr w:type="gramStart"/>
+      <w:r>
+        <w:t>–  45</w:t>
+      </w:r>
+      <w:proofErr w:type="gramEnd"/>
+      <w:r>
+        <w:t>: Write a Python program to unzip a list of tuples into individual lists.</w:t>
+      </w:r>
+    </w:p>
+    <w:p>
+      <w:proofErr w:type="spellStart"/>
+      <w:r>
+        <w:t>lst</w:t>
+      </w:r>
+      <w:proofErr w:type="spellEnd"/>
+      <w:r>
+        <w:t xml:space="preserve"> = [(1,2), (3,4), (5,6)]</w:t>
+      </w:r>
+    </w:p>
+    <w:p/>
+    <w:p>
+      <w:r>
+        <w:t>a, b = zip(*</w:t>
+      </w:r>
+      <w:proofErr w:type="spellStart"/>
+      <w:r>
+        <w:t>lst</w:t>
+      </w:r>
+      <w:proofErr w:type="spellEnd"/>
+      <w:r>
+        <w:t>)</w:t>
+      </w:r>
+    </w:p>
+    <w:p/>
+    <w:p>
+      <w:r>
+        <w:t>print(list(a))</w:t>
+      </w:r>
+    </w:p>
+    <w:p>
+      <w:r>
+        <w:t>print(list(b))</w:t>
+      </w:r>
+    </w:p>
+    <w:p/>
+    <w:p>
+      <w:pPr>
+        <w:pStyle w:val="Heading3"/>
+        <w:rPr>
+          <w:rFonts w:asciiTheme="majorHAnsi" w:hAnsiTheme="majorHAnsi"/>
+          <w:sz w:val="32"/>
+          <w:szCs w:val="32"/>
+        </w:rPr>
+      </w:pPr>
+      <w:r>
+        <w:rPr>
+          <w:rStyle w:val="Heading2Char"/>
+        </w:rPr>
+        <w:lastRenderedPageBreak/>
+        <w:t>Questions</w:t>
+      </w:r>
+      <w:r>
+        <w:t xml:space="preserve"> </w:t>
+      </w:r>
+      <w:proofErr w:type="gramStart"/>
+      <w:r>
+        <w:rPr>
+          <w:rStyle w:val="Heading2Char"/>
+        </w:rPr>
+        <w:t>–  4</w:t>
+      </w:r>
+      <w:r>
+        <w:rPr>
+          <w:rStyle w:val="Heading2Char"/>
+        </w:rPr>
+        <w:t>6</w:t>
+      </w:r>
+      <w:proofErr w:type="gramEnd"/>
+      <w:r>
+        <w:rPr>
+          <w:rStyle w:val="Heading2Char"/>
+        </w:rPr>
+        <w:t>:</w:t>
+      </w:r>
+      <w:r>
+        <w:rPr>
+          <w:rFonts w:eastAsiaTheme="minorHAnsi" w:cstheme="minorBidi"/>
+          <w:color w:val="auto"/>
+          <w:sz w:val="22"/>
+          <w:szCs w:val="22"/>
+        </w:rPr>
+        <w:t xml:space="preserve"> </w:t>
+      </w:r>
+      <w:r>
+        <w:rPr>
+          <w:rFonts w:asciiTheme="majorHAnsi" w:hAnsiTheme="majorHAnsi"/>
+          <w:sz w:val="32"/>
+          <w:szCs w:val="32"/>
+        </w:rPr>
+        <w:t>Write a Python program to convert a list of tuples into a dictionary.</w:t>
+      </w:r>
+    </w:p>
+    <w:p>
+      <w:r>
+        <w:t xml:space="preserve">A list of tuples can be converted into a dictionary using the </w:t>
+      </w:r>
+      <w:proofErr w:type="spellStart"/>
+      <w:proofErr w:type="gramStart"/>
+      <w:r>
+        <w:t>dict</w:t>
+      </w:r>
+      <w:proofErr w:type="spellEnd"/>
+      <w:r>
+        <w:t>(</w:t>
+      </w:r>
+      <w:proofErr w:type="gramEnd"/>
+      <w:r>
+        <w:t>) function.</w:t>
+      </w:r>
+    </w:p>
+    <w:p/>
+    <w:p>
+      <w:pPr>
+        <w:pStyle w:val="Heading2"/>
+      </w:pPr>
+      <w:r>
+        <w:rPr>
+          <w:rStyle w:val="Heading2Char"/>
+        </w:rPr>
+        <w:t>Questions</w:t>
+      </w:r>
+      <w:r>
+        <w:t xml:space="preserve"> </w:t>
+      </w:r>
+      <w:proofErr w:type="gramStart"/>
+      <w:r>
+        <w:rPr>
+          <w:rStyle w:val="Heading2Char"/>
+        </w:rPr>
+        <w:t>–  4</w:t>
+      </w:r>
+      <w:r>
+        <w:rPr>
+          <w:rStyle w:val="Heading2Char"/>
+        </w:rPr>
+        <w:t>7</w:t>
+      </w:r>
+      <w:proofErr w:type="gramEnd"/>
+      <w:r>
+        <w:rPr>
+          <w:rStyle w:val="Heading2Char"/>
+        </w:rPr>
+        <w:t>:</w:t>
+      </w:r>
+      <w:r>
+        <w:t>How will you create a dictionary using tuples in python?</w:t>
+      </w:r>
+    </w:p>
+    <w:p>
+      <w:r>
+        <w:t xml:space="preserve">A dictionary can be created from tuples using the </w:t>
+      </w:r>
+      <w:proofErr w:type="spellStart"/>
+      <w:proofErr w:type="gramStart"/>
+      <w:r>
+        <w:t>dict</w:t>
+      </w:r>
+      <w:proofErr w:type="spellEnd"/>
+      <w:r>
+        <w:t>(</w:t>
+      </w:r>
+      <w:proofErr w:type="gramEnd"/>
+      <w:r>
+        <w:t>) function or by iterating through the tuples and assigning key-value pairs.</w:t>
+      </w:r>
+    </w:p>
+    <w:p/>
+    <w:p>
+      <w:pPr>
+        <w:pStyle w:val="Heading2"/>
+      </w:pPr>
+      <w:r>
+        <w:rPr>
+          <w:rStyle w:val="Heading2Char"/>
+        </w:rPr>
+        <w:t>Questions</w:t>
+      </w:r>
+      <w:r>
+        <w:t xml:space="preserve"> </w:t>
+      </w:r>
+      <w:proofErr w:type="gramStart"/>
+      <w:r>
+        <w:rPr>
+          <w:rStyle w:val="Heading2Char"/>
+        </w:rPr>
+        <w:t>–  4</w:t>
+      </w:r>
+      <w:r>
+        <w:rPr>
+          <w:rStyle w:val="Heading2Char"/>
+        </w:rPr>
+        <w:t>8</w:t>
+      </w:r>
+      <w:proofErr w:type="gramEnd"/>
+      <w:r>
+        <w:rPr>
+          <w:rStyle w:val="Heading2Char"/>
+        </w:rPr>
+        <w:t>:</w:t>
+      </w:r>
+      <w:r>
+        <w:rPr>
+          <w:rFonts w:asciiTheme="minorHAnsi" w:eastAsiaTheme="minorHAnsi" w:hAnsiTheme="minorHAnsi" w:cstheme="minorBidi"/>
+          <w:color w:val="auto"/>
+          <w:sz w:val="22"/>
+          <w:szCs w:val="22"/>
+        </w:rPr>
+        <w:t xml:space="preserve"> </w:t>
+      </w:r>
+      <w:r>
+        <w:t>Write a Python script to sort (ascending and descending) a dictionary by value.</w:t>
+      </w:r>
+    </w:p>
+    <w:p>
+      <w:r>
+        <w:t xml:space="preserve">Dictionary can be sorted by value using </w:t>
+      </w:r>
+      <w:proofErr w:type="gramStart"/>
+      <w:r>
+        <w:t>sorted(</w:t>
+      </w:r>
+      <w:proofErr w:type="gramEnd"/>
+      <w:r>
+        <w:t>) with a lambda function.</w:t>
+      </w:r>
+    </w:p>
+    <w:p/>
+    <w:p>
+      <w:pPr>
+        <w:pStyle w:val="Heading2"/>
+      </w:pPr>
+      <w:r>
+        <w:rPr>
+          <w:rStyle w:val="Heading2Char"/>
+        </w:rPr>
+        <w:t>Questions</w:t>
+      </w:r>
+      <w:r>
+        <w:t xml:space="preserve"> </w:t>
+      </w:r>
+      <w:proofErr w:type="gramStart"/>
+      <w:r>
+        <w:rPr>
+          <w:rStyle w:val="Heading2Char"/>
+        </w:rPr>
+        <w:t>–  4</w:t>
+      </w:r>
+      <w:r>
+        <w:rPr>
+          <w:rStyle w:val="Heading2Char"/>
+        </w:rPr>
+        <w:t>9</w:t>
+      </w:r>
+      <w:proofErr w:type="gramEnd"/>
+      <w:r>
+        <w:rPr>
+          <w:rStyle w:val="Heading2Char"/>
+        </w:rPr>
+        <w:t>:</w:t>
+      </w:r>
+      <w:r>
+        <w:rPr>
+          <w:rFonts w:asciiTheme="minorHAnsi" w:eastAsiaTheme="minorHAnsi" w:hAnsiTheme="minorHAnsi" w:cstheme="minorBidi"/>
+          <w:color w:val="auto"/>
+          <w:sz w:val="22"/>
+          <w:szCs w:val="22"/>
+        </w:rPr>
+        <w:t xml:space="preserve"> </w:t>
+      </w:r>
+      <w:r>
+        <w:t>Write a Python script to concatenate following dictionaries to create a new one.</w:t>
+      </w:r>
+    </w:p>
+    <w:p>
+      <w:r>
+        <w:t>d1 = {'a': 1}</w:t>
+      </w:r>
+    </w:p>
+    <w:p>
+      <w:r>
+        <w:t>d2 = {'b': 2}</w:t>
+      </w:r>
+    </w:p>
+    <w:p>
+      <w:r>
+        <w:t>d3 = {'c': 3}</w:t>
+      </w:r>
+    </w:p>
+    <w:p/>
+    <w:p>
+      <w:r>
+        <w:t>result = {}</w:t>
+      </w:r>
+    </w:p>
+    <w:p>
+      <w:proofErr w:type="spellStart"/>
+      <w:proofErr w:type="gramStart"/>
+      <w:r>
+        <w:t>result.update</w:t>
+      </w:r>
+      <w:proofErr w:type="spellEnd"/>
+      <w:proofErr w:type="gramEnd"/>
+      <w:r>
+        <w:t>(d1)</w:t>
+      </w:r>
+    </w:p>
+    <w:p>
+      <w:proofErr w:type="spellStart"/>
+      <w:proofErr w:type="gramStart"/>
+      <w:r>
+        <w:t>result.update</w:t>
+      </w:r>
+      <w:proofErr w:type="spellEnd"/>
+      <w:proofErr w:type="gramEnd"/>
+      <w:r>
+        <w:t>(d2)</w:t>
+      </w:r>
+    </w:p>
+    <w:p>
+      <w:proofErr w:type="spellStart"/>
+      <w:proofErr w:type="gramStart"/>
+      <w:r>
+        <w:t>result.update</w:t>
+      </w:r>
+      <w:proofErr w:type="spellEnd"/>
+      <w:proofErr w:type="gramEnd"/>
+      <w:r>
+        <w:t>(d3)</w:t>
+      </w:r>
+    </w:p>
+    <w:p/>
+    <w:p>
+      <w:r>
+        <w:t>print(result)</w:t>
+      </w:r>
+    </w:p>
+    <w:p/>
+    <w:p/>
+    <w:p>
+      <w:pPr>
+        <w:pStyle w:val="Heading2"/>
+      </w:pPr>
+      <w:r>
+        <w:rPr>
+          <w:rStyle w:val="Heading2Char"/>
+        </w:rPr>
+        <w:t>Questions</w:t>
+      </w:r>
+      <w:r>
+        <w:t xml:space="preserve"> </w:t>
+      </w:r>
+      <w:proofErr w:type="gramStart"/>
+      <w:r>
+        <w:rPr>
+          <w:rStyle w:val="Heading2Char"/>
+        </w:rPr>
+        <w:t xml:space="preserve">–  </w:t>
+      </w:r>
+      <w:r>
+        <w:rPr>
+          <w:rStyle w:val="Heading2Char"/>
+        </w:rPr>
+        <w:t>50</w:t>
+      </w:r>
+      <w:proofErr w:type="gramEnd"/>
+      <w:r>
+        <w:rPr>
+          <w:rStyle w:val="Heading2Char"/>
+        </w:rPr>
+        <w:t>:</w:t>
+      </w:r>
+      <w:r>
+        <w:rPr>
+          <w:rFonts w:asciiTheme="minorHAnsi" w:eastAsiaTheme="minorHAnsi" w:hAnsiTheme="minorHAnsi" w:cstheme="minorBidi"/>
+          <w:color w:val="auto"/>
+          <w:sz w:val="22"/>
+          <w:szCs w:val="22"/>
+        </w:rPr>
+        <w:t xml:space="preserve"> </w:t>
+      </w:r>
+      <w:r>
+        <w:t>Write a Python script to check if a given key already exists in a dictionary.</w:t>
+      </w:r>
+    </w:p>
+    <w:p/>
+    <w:p>
+      <w:r>
+        <w:t>d = {'a': 1, 'b': 2}</w:t>
+      </w:r>
+    </w:p>
+    <w:p/>
+    <w:p>
+      <w:r>
+        <w:t>key = 'a'</w:t>
+      </w:r>
+    </w:p>
+    <w:p/>
+    <w:p>
+      <w:r>
+        <w:t>if key in d:</w:t>
+      </w:r>
+    </w:p>
+    <w:p>
+      <w:r>
+        <w:t xml:space="preserve">    </w:t>
+      </w:r>
+      <w:proofErr w:type="gramStart"/>
+      <w:r>
+        <w:t>print(</w:t>
+      </w:r>
+      <w:proofErr w:type="gramEnd"/>
+      <w:r>
+        <w:t>"Key exists")</w:t>
+      </w:r>
+    </w:p>
+    <w:p>
+      <w:r>
+        <w:t>else:</w:t>
+      </w:r>
+    </w:p>
+    <w:p>
+      <w:r>
+        <w:t xml:space="preserve">    </w:t>
+      </w:r>
+      <w:proofErr w:type="gramStart"/>
+      <w:r>
+        <w:t>print(</w:t>
+      </w:r>
+      <w:proofErr w:type="gramEnd"/>
+      <w:r>
+        <w:t>"Key not exists")</w:t>
+      </w:r>
+    </w:p>
+    <w:p>
+      <w:pPr>
+        <w:pStyle w:val="Heading2"/>
+      </w:pPr>
+      <w:r>
+        <w:t xml:space="preserve">Questions </w:t>
+      </w:r>
+      <w:proofErr w:type="gramStart"/>
+      <w:r>
+        <w:t xml:space="preserve">–  </w:t>
+      </w:r>
+      <w:r>
+        <w:rPr>
+          <w:rStyle w:val="Heading2Char"/>
+        </w:rPr>
         <w:t>5</w:t>
       </w:r>
       <w:r>
-        <w:t>: )Write a Python program to unzip a list of tuples into individual lists.</w:t>
-      </w:r>
-    </w:p>
+        <w:rPr>
+          <w:rStyle w:val="Heading2Char"/>
+        </w:rPr>
+        <w:t>1</w:t>
+      </w:r>
+      <w:proofErr w:type="gramEnd"/>
+      <w:r>
+        <w:rPr>
+          <w:rStyle w:val="Heading2Char"/>
+        </w:rPr>
+        <w:t>:</w:t>
+      </w:r>
+      <w:r>
+        <w:t xml:space="preserve"> How Do You Traverse Through a Dictionary Object in Python?</w:t>
+      </w:r>
+    </w:p>
+    <w:p>
+      <w:r>
+        <w:t>d = {'a': 1, 'b': 2}</w:t>
+      </w:r>
+    </w:p>
+    <w:p/>
+    <w:p>
+      <w:r>
+        <w:t xml:space="preserve">for k, v in </w:t>
+      </w:r>
+      <w:proofErr w:type="spellStart"/>
+      <w:proofErr w:type="gramStart"/>
+      <w:r>
+        <w:t>d.items</w:t>
+      </w:r>
+      <w:proofErr w:type="spellEnd"/>
+      <w:proofErr w:type="gramEnd"/>
+      <w:r>
+        <w:t>():</w:t>
+      </w:r>
+    </w:p>
+    <w:p>
+      <w:r>
+        <w:t xml:space="preserve">    </w:t>
+      </w:r>
+      <w:proofErr w:type="gramStart"/>
+      <w:r>
+        <w:t>print(</w:t>
+      </w:r>
+      <w:proofErr w:type="gramEnd"/>
+      <w:r>
+        <w:t>k, v)</w:t>
+      </w:r>
+    </w:p>
+    <w:p>
+      <w:pPr>
+        <w:pStyle w:val="Heading2"/>
+      </w:pPr>
+      <w:r>
+        <w:t xml:space="preserve">Questions </w:t>
+      </w:r>
+      <w:proofErr w:type="gramStart"/>
+      <w:r>
+        <w:t xml:space="preserve">–  </w:t>
+      </w:r>
+      <w:r>
+        <w:rPr>
+          <w:rStyle w:val="Heading2Char"/>
+        </w:rPr>
+        <w:t>5</w:t>
+      </w:r>
+      <w:r>
+        <w:rPr>
+          <w:rStyle w:val="Heading2Char"/>
+        </w:rPr>
+        <w:t>2</w:t>
+      </w:r>
+      <w:proofErr w:type="gramEnd"/>
+      <w:r>
+        <w:rPr>
+          <w:rStyle w:val="Heading2Char"/>
+        </w:rPr>
+        <w:t>:</w:t>
+      </w:r>
+      <w:r>
+        <w:t xml:space="preserve"> How Do You Check the Presence of a Key in A Dictionary?</w:t>
+      </w:r>
+    </w:p>
+    <w:p>
+      <w:r>
+        <w:t>d = {'x': 10}</w:t>
+      </w:r>
+    </w:p>
+    <w:p/>
+    <w:p>
+      <w:proofErr w:type="gramStart"/>
+      <w:r>
+        <w:t>print(</w:t>
+      </w:r>
+      <w:proofErr w:type="gramEnd"/>
+      <w:r>
+        <w:t>'x' in d)   # True</w:t>
+      </w:r>
+    </w:p>
+    <w:p>
+      <w:pPr>
+        <w:pStyle w:val="Heading2"/>
+      </w:pPr>
+      <w:r>
+        <w:t xml:space="preserve">Questions </w:t>
+      </w:r>
+      <w:proofErr w:type="gramStart"/>
+      <w:r>
+        <w:t xml:space="preserve">–  </w:t>
+      </w:r>
+      <w:r>
+        <w:rPr>
+          <w:rStyle w:val="Heading2Char"/>
+        </w:rPr>
+        <w:t>5</w:t>
+      </w:r>
+      <w:r>
+        <w:rPr>
+          <w:rStyle w:val="Heading2Char"/>
+        </w:rPr>
+        <w:t>3</w:t>
+      </w:r>
+      <w:proofErr w:type="gramEnd"/>
+      <w:r>
+        <w:rPr>
+          <w:rStyle w:val="Heading2Char"/>
+        </w:rPr>
+        <w:t>:</w:t>
+      </w:r>
+      <w:r>
+        <w:t xml:space="preserve"> </w:t>
+      </w:r>
+      <w:r>
+        <w:t>Write a Python script to print a dictionary where the keys are numbers between 1 and 15.</w:t>
+      </w:r>
+    </w:p>
+    <w:p>
+      <w:r>
+        <w:t>d = {}</w:t>
+      </w:r>
+    </w:p>
+    <w:p/>
+    <w:p>
+      <w:r>
+        <w:t xml:space="preserve">for </w:t>
+      </w:r>
+      <w:proofErr w:type="spellStart"/>
+      <w:r>
+        <w:t>i</w:t>
+      </w:r>
+      <w:proofErr w:type="spellEnd"/>
+      <w:r>
+        <w:t xml:space="preserve"> in </w:t>
+      </w:r>
+      <w:proofErr w:type="gramStart"/>
+      <w:r>
+        <w:t>range(</w:t>
+      </w:r>
+      <w:proofErr w:type="gramEnd"/>
+      <w:r>
+        <w:t>1, 16):</w:t>
+      </w:r>
+    </w:p>
+    <w:p>
+      <w:r>
+        <w:t xml:space="preserve">    d[</w:t>
+      </w:r>
+      <w:proofErr w:type="spellStart"/>
+      <w:r>
+        <w:t>i</w:t>
+      </w:r>
+      <w:proofErr w:type="spellEnd"/>
+      <w:r>
+        <w:t xml:space="preserve">] = </w:t>
+      </w:r>
+      <w:proofErr w:type="spellStart"/>
+      <w:r>
+        <w:t>i</w:t>
+      </w:r>
+      <w:proofErr w:type="spellEnd"/>
+      <w:r>
+        <w:t xml:space="preserve"> * </w:t>
+      </w:r>
+      <w:proofErr w:type="spellStart"/>
+      <w:r>
+        <w:t>i</w:t>
+      </w:r>
+      <w:proofErr w:type="spellEnd"/>
+    </w:p>
+    <w:p/>
+    <w:p>
+      <w:r>
+        <w:t>print(d)</w:t>
+      </w:r>
+    </w:p>
+    <w:p>
+      <w:pPr>
+        <w:pStyle w:val="Heading2"/>
+      </w:pPr>
+      <w:r>
+        <w:t xml:space="preserve">Questions </w:t>
+      </w:r>
+      <w:proofErr w:type="gramStart"/>
+      <w:r>
+        <w:t xml:space="preserve">–  </w:t>
+      </w:r>
+      <w:r>
+        <w:rPr>
+          <w:rStyle w:val="Heading2Char"/>
+        </w:rPr>
+        <w:t>5</w:t>
+      </w:r>
+      <w:r>
+        <w:rPr>
+          <w:rStyle w:val="Heading2Char"/>
+        </w:rPr>
+        <w:t>4</w:t>
+      </w:r>
+      <w:proofErr w:type="gramEnd"/>
+      <w:r>
+        <w:rPr>
+          <w:rStyle w:val="Heading2Char"/>
+        </w:rPr>
+        <w:t>:</w:t>
+      </w:r>
+      <w:r>
+        <w:t xml:space="preserve"> </w:t>
+      </w:r>
+      <w:r>
+        <w:t>Write a Python program to check multiple keys exists in a dictionary</w:t>
+      </w:r>
+      <w:r>
+        <w:t>.</w:t>
+      </w:r>
+    </w:p>
+    <w:p>
+      <w:r>
+        <w:t>d = {'a':1, 'b':2, 'c':3}</w:t>
+      </w:r>
+    </w:p>
+    <w:p/>
+    <w:p>
+      <w:r>
+        <w:t>keys = ['</w:t>
+      </w:r>
+      <w:proofErr w:type="spellStart"/>
+      <w:r>
+        <w:t>a','c</w:t>
+      </w:r>
+      <w:proofErr w:type="spellEnd"/>
+      <w:r>
+        <w:t>']</w:t>
+      </w:r>
+    </w:p>
+    <w:p/>
+    <w:p>
+      <w:r>
+        <w:t xml:space="preserve">if </w:t>
+      </w:r>
+      <w:proofErr w:type="gramStart"/>
+      <w:r>
+        <w:t>all(</w:t>
+      </w:r>
+      <w:proofErr w:type="gramEnd"/>
+      <w:r>
+        <w:t xml:space="preserve">k in d </w:t>
+      </w:r>
+      <w:proofErr w:type="spellStart"/>
+      <w:r>
+        <w:t>for k</w:t>
+      </w:r>
+      <w:proofErr w:type="spellEnd"/>
+      <w:r>
+        <w:t xml:space="preserve"> in keys):</w:t>
+      </w:r>
+    </w:p>
+    <w:p>
+      <w:r>
+        <w:t xml:space="preserve">    </w:t>
+      </w:r>
+      <w:proofErr w:type="gramStart"/>
+      <w:r>
+        <w:t>print(</w:t>
+      </w:r>
+      <w:proofErr w:type="gramEnd"/>
+      <w:r>
+        <w:t>"All keys exist")</w:t>
+      </w:r>
+    </w:p>
+    <w:p>
+      <w:r>
+        <w:t>else:</w:t>
+      </w:r>
+    </w:p>
+    <w:p>
+      <w:r>
+        <w:t xml:space="preserve">    </w:t>
+      </w:r>
+      <w:proofErr w:type="gramStart"/>
+      <w:r>
+        <w:t>print(</w:t>
+      </w:r>
+      <w:proofErr w:type="gramEnd"/>
+      <w:r>
+        <w:t>"Not all keys exist")</w:t>
+      </w:r>
+    </w:p>
+    <w:p>
+      <w:pPr>
+        <w:pStyle w:val="Heading2"/>
+      </w:pPr>
+      <w:r>
+        <w:t xml:space="preserve">Questions </w:t>
+      </w:r>
+      <w:proofErr w:type="gramStart"/>
+      <w:r>
+        <w:t xml:space="preserve">–  </w:t>
+      </w:r>
+      <w:r>
+        <w:rPr>
+          <w:rStyle w:val="Heading2Char"/>
+        </w:rPr>
+        <w:t>5</w:t>
+      </w:r>
+      <w:r>
+        <w:rPr>
+          <w:rStyle w:val="Heading2Char"/>
+        </w:rPr>
+        <w:t>5</w:t>
+      </w:r>
+      <w:proofErr w:type="gramEnd"/>
+      <w:r>
+        <w:rPr>
+          <w:rStyle w:val="Heading2Char"/>
+        </w:rPr>
+        <w:t>:</w:t>
+      </w:r>
+      <w:r>
+        <w:t xml:space="preserve"> </w:t>
+      </w:r>
+      <w:r>
+        <w:t>Write a Python script to merge two Python dictionaries</w:t>
+      </w:r>
+      <w:r>
+        <w:t>.</w:t>
+      </w:r>
+    </w:p>
+    <w:p>
+      <w:r>
+        <w:t>d1 = {'a': 1}</w:t>
+      </w:r>
+    </w:p>
+    <w:p>
+      <w:r>
+        <w:t>d2 = {'b': 2}</w:t>
+      </w:r>
+    </w:p>
+    <w:p/>
+    <w:p>
+      <w:r>
+        <w:t>d</w:t>
+      </w:r>
+      <w:proofErr w:type="gramStart"/>
+      <w:r>
+        <w:t>1.update</w:t>
+      </w:r>
+      <w:proofErr w:type="gramEnd"/>
+      <w:r>
+        <w:t>(d2)</w:t>
+      </w:r>
+    </w:p>
+    <w:p/>
+    <w:p>
+      <w:r>
+        <w:t>print(d1)</w:t>
+      </w:r>
+    </w:p>
+    <w:p>
+      <w:pPr>
+        <w:pStyle w:val="Heading2"/>
+      </w:pPr>
+      <w:r>
+        <w:t xml:space="preserve">Questions </w:t>
+      </w:r>
+      <w:proofErr w:type="gramStart"/>
+      <w:r>
+        <w:t xml:space="preserve">–  </w:t>
+      </w:r>
+      <w:r>
+        <w:rPr>
+          <w:rStyle w:val="Heading2Char"/>
+        </w:rPr>
+        <w:t>5</w:t>
+      </w:r>
+      <w:r>
+        <w:rPr>
+          <w:rStyle w:val="Heading2Char"/>
+        </w:rPr>
+        <w:t>6</w:t>
+      </w:r>
+      <w:proofErr w:type="gramEnd"/>
+      <w:r>
+        <w:rPr>
+          <w:rStyle w:val="Heading2Char"/>
+        </w:rPr>
+        <w:t>:</w:t>
+      </w:r>
+      <w:r>
+        <w:t xml:space="preserve"> </w:t>
+      </w:r>
+      <w:r>
+        <w:t>Write a Python program to map two lists into a dictionary Sample output: Counter ({'a': 400, 'b': 400,’d’: 400, 'c': 300}).</w:t>
+      </w:r>
+    </w:p>
+    <w:p>
+      <w:r>
+        <w:t>keys = ['a', 'b', 'c']</w:t>
+      </w:r>
+    </w:p>
+    <w:p>
+      <w:r>
+        <w:t>values = [300, 400, 300]</w:t>
+      </w:r>
+    </w:p>
+    <w:p/>
+    <w:p>
+      <w:r>
+        <w:t xml:space="preserve">d = </w:t>
+      </w:r>
+      <w:proofErr w:type="spellStart"/>
+      <w:proofErr w:type="gramStart"/>
+      <w:r>
+        <w:t>dict</w:t>
+      </w:r>
+      <w:proofErr w:type="spellEnd"/>
+      <w:r>
+        <w:t>(zip(</w:t>
+      </w:r>
+      <w:proofErr w:type="gramEnd"/>
+      <w:r>
+        <w:t>keys, values))</w:t>
+      </w:r>
+    </w:p>
+    <w:p/>
+    <w:p>
+      <w:r>
+        <w:t>print(d)</w:t>
+      </w:r>
+    </w:p>
+    <w:p>
+      <w:pPr>
+        <w:pStyle w:val="Heading2"/>
+      </w:pPr>
+      <w:r>
+        <w:t xml:space="preserve">Questions </w:t>
+      </w:r>
+      <w:proofErr w:type="gramStart"/>
+      <w:r>
+        <w:t xml:space="preserve">–  </w:t>
+      </w:r>
+      <w:r>
+        <w:rPr>
+          <w:rStyle w:val="Heading2Char"/>
+        </w:rPr>
+        <w:t>5</w:t>
+      </w:r>
+      <w:r>
+        <w:rPr>
+          <w:rStyle w:val="Heading2Char"/>
+        </w:rPr>
+        <w:t>7</w:t>
+      </w:r>
+      <w:proofErr w:type="gramEnd"/>
+      <w:r>
+        <w:rPr>
+          <w:rStyle w:val="Heading2Char"/>
+        </w:rPr>
+        <w:t>:</w:t>
+      </w:r>
+      <w:r>
+        <w:t xml:space="preserve"> </w:t>
+      </w:r>
+      <w:r>
+        <w:t>Write a Python program to find the highest 3 values in a dictionary</w:t>
+      </w:r>
+      <w:r>
+        <w:t>.</w:t>
+      </w:r>
+    </w:p>
+    <w:p>
+      <w:r>
+        <w:t>d = {'a':10, 'b':30, 'c':20, 'd':50}</w:t>
+      </w:r>
+    </w:p>
+    <w:p/>
+    <w:p>
+      <w:r>
+        <w:t>values = sorted(</w:t>
+      </w:r>
+      <w:proofErr w:type="spellStart"/>
+      <w:proofErr w:type="gramStart"/>
+      <w:r>
+        <w:t>d.values</w:t>
+      </w:r>
+      <w:proofErr w:type="spellEnd"/>
+      <w:proofErr w:type="gramEnd"/>
+      <w:r>
+        <w:t>(), reverse=True)</w:t>
+      </w:r>
+    </w:p>
+    <w:p/>
+    <w:p>
+      <w:r>
+        <w:t>print(</w:t>
+      </w:r>
+      <w:proofErr w:type="gramStart"/>
+      <w:r>
+        <w:t>values[</w:t>
+      </w:r>
+      <w:proofErr w:type="gramEnd"/>
+      <w:r>
+        <w:t>:3])</w:t>
+      </w:r>
+    </w:p>
+    <w:p>
+      <w:pPr>
+        <w:pStyle w:val="Heading2"/>
+        <w:rPr>
+          <w:rFonts w:asciiTheme="minorHAnsi" w:eastAsiaTheme="minorHAnsi" w:hAnsiTheme="minorHAnsi" w:cstheme="minorBidi"/>
+          <w:color w:val="auto"/>
+          <w:sz w:val="22"/>
+          <w:szCs w:val="22"/>
+        </w:rPr>
+      </w:pPr>
+      <w:r>
+        <w:lastRenderedPageBreak/>
+        <w:t xml:space="preserve">Questions </w:t>
+      </w:r>
+      <w:proofErr w:type="gramStart"/>
+      <w:r>
+        <w:t xml:space="preserve">–  </w:t>
+      </w:r>
+      <w:r>
+        <w:rPr>
+          <w:rStyle w:val="Heading2Char"/>
+        </w:rPr>
+        <w:t>5</w:t>
+      </w:r>
+      <w:r>
+        <w:rPr>
+          <w:rStyle w:val="Heading2Char"/>
+        </w:rPr>
+        <w:t>8</w:t>
+      </w:r>
+      <w:proofErr w:type="gramEnd"/>
+      <w:r>
+        <w:rPr>
+          <w:rStyle w:val="Heading2Char"/>
+        </w:rPr>
+        <w:t>:</w:t>
+      </w:r>
+      <w:r>
+        <w:t xml:space="preserve"> </w:t>
+      </w:r>
+      <w:r>
+        <w:t>Write a Python program to combine values in python list of dictionaries.</w:t>
+      </w:r>
+      <w:r>
+        <w:rPr>
+          <w:rFonts w:asciiTheme="minorHAnsi" w:eastAsiaTheme="minorHAnsi" w:hAnsiTheme="minorHAnsi" w:cstheme="minorBidi"/>
+          <w:color w:val="auto"/>
+          <w:sz w:val="22"/>
+          <w:szCs w:val="22"/>
+        </w:rPr>
+        <w:t xml:space="preserve"> </w:t>
+      </w:r>
+    </w:p>
+    <w:p>
+      <w:pPr>
+        <w:pStyle w:val="Heading2"/>
+      </w:pPr>
+      <w:r>
+        <w:t>Sample data: [{'item': 'item1', 'amount': 400}, {'item': 'item2', 'amount': 300}, o {'item': 'item1', 'amount': 750}]</w:t>
+      </w:r>
+    </w:p>
+    <w:p>
+      <w:pPr>
+        <w:pStyle w:val="Heading2"/>
+      </w:pPr>
+      <w:r>
+        <w:t>Expected Output: • Counter ({'item1': 1150, 'item2': 300})</w:t>
+      </w:r>
+    </w:p>
+    <w:p>
+      <w:r>
+        <w:t>from collections import Counter</w:t>
+      </w:r>
+    </w:p>
+    <w:p/>
+    <w:p>
+      <w:r>
+        <w:t>data = [</w:t>
+      </w:r>
+    </w:p>
+    <w:p>
+      <w:r>
+        <w:t xml:space="preserve">    {'item': 'item1', 'amount': 400},</w:t>
+      </w:r>
+    </w:p>
+    <w:p>
+      <w:r>
+        <w:t xml:space="preserve">    {'item': 'item2', 'amount': 300},</w:t>
+      </w:r>
+    </w:p>
+    <w:p>
+      <w:r>
+        <w:t xml:space="preserve">    {'item': 'item1', 'amount': 750}</w:t>
+      </w:r>
+    </w:p>
+    <w:p>
+      <w:r>
+        <w:t>]</w:t>
+      </w:r>
+    </w:p>
+    <w:p/>
+    <w:p>
+      <w:r>
+        <w:t xml:space="preserve">result = </w:t>
+      </w:r>
+      <w:proofErr w:type="gramStart"/>
+      <w:r>
+        <w:t>Counter(</w:t>
+      </w:r>
+      <w:proofErr w:type="gramEnd"/>
+      <w:r>
+        <w:t>)</w:t>
+      </w:r>
+    </w:p>
+    <w:p/>
+    <w:p>
+      <w:proofErr w:type="spellStart"/>
+      <w:r>
+        <w:t>for d</w:t>
+      </w:r>
+      <w:proofErr w:type="spellEnd"/>
+      <w:r>
+        <w:t xml:space="preserve"> in data:</w:t>
+      </w:r>
+    </w:p>
+    <w:p>
+      <w:r>
+        <w:t xml:space="preserve">    result[d['item']] += d['amount']</w:t>
+      </w:r>
+    </w:p>
+    <w:p/>
+    <w:p>
+      <w:r>
+        <w:t>print(result)</w:t>
+      </w:r>
+    </w:p>
+    <w:p>
+      <w:pPr>
+        <w:pStyle w:val="Heading2"/>
+      </w:pPr>
+      <w:r>
+        <w:t xml:space="preserve">Questions </w:t>
+      </w:r>
+      <w:proofErr w:type="gramStart"/>
+      <w:r>
+        <w:t xml:space="preserve">–  </w:t>
+      </w:r>
+      <w:r>
+        <w:rPr>
+          <w:rStyle w:val="Heading2Char"/>
+        </w:rPr>
+        <w:t>5</w:t>
+      </w:r>
+      <w:r>
+        <w:rPr>
+          <w:rStyle w:val="Heading2Char"/>
+        </w:rPr>
+        <w:t>9</w:t>
+      </w:r>
+      <w:proofErr w:type="gramEnd"/>
+      <w:r>
+        <w:rPr>
+          <w:rStyle w:val="Heading2Char"/>
+        </w:rPr>
+        <w:t>:</w:t>
+      </w:r>
+      <w:r>
+        <w:t xml:space="preserve"> </w:t>
+      </w:r>
+      <w:r>
+        <w:t>Write a Python program to create a dictionary from a string. Note: Track the count of the letters from the string.</w:t>
+      </w:r>
+    </w:p>
+    <w:p>
+      <w:r>
+        <w:t>s = "w3resource"</w:t>
+      </w:r>
+    </w:p>
+    <w:p/>
+    <w:p>
+      <w:r>
+        <w:t>d = {}</w:t>
+      </w:r>
+    </w:p>
+    <w:p/>
+    <w:p>
+      <w:r>
+        <w:t xml:space="preserve">for </w:t>
+      </w:r>
+      <w:proofErr w:type="spellStart"/>
+      <w:r>
+        <w:t>ch</w:t>
+      </w:r>
+      <w:proofErr w:type="spellEnd"/>
+      <w:r>
+        <w:t xml:space="preserve"> in s:</w:t>
+      </w:r>
+    </w:p>
+    <w:p>
+      <w:r>
+        <w:t xml:space="preserve">    d[</w:t>
+      </w:r>
+      <w:proofErr w:type="spellStart"/>
+      <w:r>
+        <w:t>ch</w:t>
+      </w:r>
+      <w:proofErr w:type="spellEnd"/>
+      <w:r>
+        <w:t xml:space="preserve">] = </w:t>
+      </w:r>
+      <w:proofErr w:type="spellStart"/>
+      <w:proofErr w:type="gramStart"/>
+      <w:r>
+        <w:t>d.get</w:t>
+      </w:r>
+      <w:proofErr w:type="spellEnd"/>
+      <w:r>
+        <w:t>(</w:t>
+      </w:r>
+      <w:proofErr w:type="spellStart"/>
+      <w:proofErr w:type="gramEnd"/>
+      <w:r>
+        <w:t>ch</w:t>
+      </w:r>
+      <w:proofErr w:type="spellEnd"/>
+      <w:r>
+        <w:t>, 0) + 1</w:t>
+      </w:r>
+    </w:p>
+    <w:p/>
+    <w:p>
+      <w:r>
+        <w:t>print(d)</w:t>
+      </w:r>
+    </w:p>
+    <w:p>
+      <w:pPr>
+        <w:pStyle w:val="Heading2"/>
+      </w:pPr>
+      <w:r>
+        <w:lastRenderedPageBreak/>
+        <w:t xml:space="preserve">Questions </w:t>
+      </w:r>
+      <w:proofErr w:type="gramStart"/>
+      <w:r>
+        <w:t xml:space="preserve">–  </w:t>
+      </w:r>
+      <w:r>
+        <w:rPr>
+          <w:rStyle w:val="Heading2Char"/>
+        </w:rPr>
+        <w:t>60</w:t>
+      </w:r>
+      <w:proofErr w:type="gramEnd"/>
+      <w:r>
+        <w:rPr>
+          <w:rStyle w:val="Heading2Char"/>
+        </w:rPr>
+        <w:t>:</w:t>
+      </w:r>
+      <w:r>
+        <w:t xml:space="preserve"> </w:t>
+      </w:r>
+      <w:r>
+        <w:t>Sample string: 'w3resource' Expected output: • {'3': 1,’s’: 1, 'r': 2, 'u': 1, 'w': 1, 'c': 1, 'e': 2, 'o': 1}</w:t>
+      </w:r>
+    </w:p>
+    <w:p>
+      <w:r>
+        <w:t>Same as above</w:t>
+      </w:r>
+    </w:p>
+    <w:p>
+      <w:pPr>
+        <w:pStyle w:val="Heading2"/>
+      </w:pPr>
+      <w:r>
+        <w:t xml:space="preserve">Questions </w:t>
+      </w:r>
+      <w:proofErr w:type="gramStart"/>
+      <w:r>
+        <w:t xml:space="preserve">–  </w:t>
+      </w:r>
+      <w:r>
+        <w:rPr>
+          <w:rStyle w:val="Heading2Char"/>
+        </w:rPr>
+        <w:t>6</w:t>
+      </w:r>
+      <w:r>
+        <w:rPr>
+          <w:rStyle w:val="Heading2Char"/>
+        </w:rPr>
+        <w:t>1</w:t>
+      </w:r>
+      <w:proofErr w:type="gramEnd"/>
+      <w:r>
+        <w:rPr>
+          <w:rStyle w:val="Heading2Char"/>
+        </w:rPr>
+        <w:t>:</w:t>
+      </w:r>
+      <w:r>
+        <w:t xml:space="preserve"> </w:t>
+      </w:r>
+      <w:r>
+        <w:t>Write a Python function to calculate the factorial of a number (a nonnegative integer)</w:t>
+      </w:r>
+    </w:p>
+    <w:p>
+      <w:r>
+        <w:t>def factorial(n):</w:t>
+      </w:r>
+    </w:p>
+    <w:p>
+      <w:r>
+        <w:t xml:space="preserve">    fact = 1</w:t>
+      </w:r>
+    </w:p>
+    <w:p>
+      <w:r>
+        <w:t xml:space="preserve">    for </w:t>
+      </w:r>
+      <w:proofErr w:type="spellStart"/>
+      <w:r>
+        <w:t>i</w:t>
+      </w:r>
+      <w:proofErr w:type="spellEnd"/>
+      <w:r>
+        <w:t xml:space="preserve"> in </w:t>
+      </w:r>
+      <w:proofErr w:type="gramStart"/>
+      <w:r>
+        <w:t>range(</w:t>
+      </w:r>
+      <w:proofErr w:type="gramEnd"/>
+      <w:r>
+        <w:t>1, n+1):</w:t>
+      </w:r>
+    </w:p>
+    <w:p>
+      <w:r>
+        <w:t xml:space="preserve">        fact *= </w:t>
+      </w:r>
+      <w:proofErr w:type="spellStart"/>
+      <w:r>
+        <w:t>i</w:t>
+      </w:r>
+      <w:proofErr w:type="spellEnd"/>
+    </w:p>
+    <w:p>
+      <w:r>
+        <w:t xml:space="preserve">    return fact</w:t>
+      </w:r>
+    </w:p>
+    <w:p/>
+    <w:p>
+      <w:r>
+        <w:t>print(</w:t>
+      </w:r>
+      <w:proofErr w:type="gramStart"/>
+      <w:r>
+        <w:t>factorial(</w:t>
+      </w:r>
+      <w:proofErr w:type="gramEnd"/>
+      <w:r>
+        <w:t>5))</w:t>
+      </w:r>
+    </w:p>
+    <w:p>
+      <w:pPr>
+        <w:pStyle w:val="Heading2"/>
+      </w:pPr>
+      <w:r>
+        <w:t xml:space="preserve">Questions </w:t>
+      </w:r>
+      <w:proofErr w:type="gramStart"/>
+      <w:r>
+        <w:t xml:space="preserve">–  </w:t>
+      </w:r>
+      <w:r>
+        <w:rPr>
+          <w:rStyle w:val="Heading2Char"/>
+        </w:rPr>
+        <w:t>6</w:t>
+      </w:r>
+      <w:r>
+        <w:rPr>
+          <w:rStyle w:val="Heading2Char"/>
+        </w:rPr>
+        <w:t>2</w:t>
+      </w:r>
+      <w:proofErr w:type="gramEnd"/>
+      <w:r>
+        <w:rPr>
+          <w:rStyle w:val="Heading2Char"/>
+        </w:rPr>
+        <w:t>:</w:t>
+      </w:r>
+      <w:r>
+        <w:t xml:space="preserve"> </w:t>
+      </w:r>
+      <w:r>
+        <w:t>Write a Python function to check whether a number is in a given range</w:t>
+      </w:r>
+    </w:p>
+    <w:p>
+      <w:r>
+        <w:t xml:space="preserve">def </w:t>
+      </w:r>
+      <w:proofErr w:type="spellStart"/>
+      <w:r>
+        <w:t>check_range</w:t>
+      </w:r>
+      <w:proofErr w:type="spellEnd"/>
+      <w:r>
+        <w:t>(n):</w:t>
+      </w:r>
+    </w:p>
+    <w:p>
+      <w:r>
+        <w:t xml:space="preserve">    if 1 &lt;= n &lt;= 10:</w:t>
+      </w:r>
+    </w:p>
+    <w:p>
+      <w:r>
+        <w:t xml:space="preserve">        return True</w:t>
+      </w:r>
+    </w:p>
+    <w:p>
+      <w:r>
+        <w:t xml:space="preserve">    return False</w:t>
+      </w:r>
+    </w:p>
+    <w:p/>
+    <w:p>
+      <w:r>
+        <w:t>print(</w:t>
+      </w:r>
+      <w:proofErr w:type="spellStart"/>
+      <w:r>
+        <w:t>check_</w:t>
+      </w:r>
+      <w:proofErr w:type="gramStart"/>
+      <w:r>
+        <w:t>range</w:t>
+      </w:r>
+      <w:proofErr w:type="spellEnd"/>
+      <w:r>
+        <w:t>(</w:t>
+      </w:r>
+      <w:proofErr w:type="gramEnd"/>
+      <w:r>
+        <w:t>5))</w:t>
+      </w:r>
+    </w:p>
+    <w:p>
+      <w:pPr>
+        <w:pStyle w:val="Heading2"/>
+      </w:pPr>
+      <w:r>
+        <w:t xml:space="preserve">Questions </w:t>
+      </w:r>
+      <w:proofErr w:type="gramStart"/>
+      <w:r>
+        <w:t xml:space="preserve">–  </w:t>
+      </w:r>
+      <w:r>
+        <w:rPr>
+          <w:rStyle w:val="Heading2Char"/>
+        </w:rPr>
+        <w:t>6</w:t>
+      </w:r>
+      <w:r>
+        <w:rPr>
+          <w:rStyle w:val="Heading2Char"/>
+        </w:rPr>
+        <w:t>3</w:t>
+      </w:r>
+      <w:proofErr w:type="gramEnd"/>
+      <w:r>
+        <w:rPr>
+          <w:rStyle w:val="Heading2Char"/>
+        </w:rPr>
+        <w:t>:</w:t>
+      </w:r>
+      <w:r>
+        <w:t xml:space="preserve"> </w:t>
+      </w:r>
+      <w:r>
+        <w:t>Write a Python function to check whether a number is perfect or not.</w:t>
+      </w:r>
+    </w:p>
+    <w:p>
+      <w:r>
+        <w:t>def perfect(n):</w:t>
+      </w:r>
+    </w:p>
+    <w:p>
+      <w:r>
+        <w:t xml:space="preserve">    s = 0</w:t>
+      </w:r>
+    </w:p>
+    <w:p>
+      <w:r>
+        <w:t xml:space="preserve">    for </w:t>
+      </w:r>
+      <w:proofErr w:type="spellStart"/>
+      <w:r>
+        <w:t>i</w:t>
+      </w:r>
+      <w:proofErr w:type="spellEnd"/>
+      <w:r>
+        <w:t xml:space="preserve"> in </w:t>
+      </w:r>
+      <w:proofErr w:type="gramStart"/>
+      <w:r>
+        <w:t>range(</w:t>
+      </w:r>
+      <w:proofErr w:type="gramEnd"/>
+      <w:r>
+        <w:t>1, n):</w:t>
+      </w:r>
+    </w:p>
+    <w:p>
+      <w:r>
+        <w:t xml:space="preserve">        if n % </w:t>
+      </w:r>
+      <w:proofErr w:type="spellStart"/>
+      <w:r>
+        <w:t>i</w:t>
+      </w:r>
+      <w:proofErr w:type="spellEnd"/>
+      <w:r>
+        <w:t xml:space="preserve"> == 0:</w:t>
+      </w:r>
+    </w:p>
+    <w:p>
+      <w:r>
+        <w:t xml:space="preserve">            s += </w:t>
+      </w:r>
+      <w:proofErr w:type="spellStart"/>
+      <w:r>
+        <w:t>i</w:t>
+      </w:r>
+      <w:proofErr w:type="spellEnd"/>
+    </w:p>
+    <w:p>
+      <w:r>
+        <w:t xml:space="preserve">    return s == n</w:t>
+      </w:r>
+    </w:p>
+    <w:p/>
+    <w:p>
+      <w:r>
+        <w:t>print(</w:t>
+      </w:r>
+      <w:proofErr w:type="gramStart"/>
+      <w:r>
+        <w:t>perfect(</w:t>
+      </w:r>
+      <w:proofErr w:type="gramEnd"/>
+      <w:r>
+        <w:t>6</w:t>
+      </w:r>
+      <w:proofErr w:type="gramStart"/>
+      <w:r>
+        <w:t xml:space="preserve">))   </w:t>
+      </w:r>
+      <w:proofErr w:type="gramEnd"/>
+      <w:r>
+        <w:t># True</w:t>
+      </w:r>
+    </w:p>
+    <w:p>
+      <w:pPr>
+        <w:pStyle w:val="Heading2"/>
+      </w:pPr>
+      <w:r>
+        <w:lastRenderedPageBreak/>
+        <w:t xml:space="preserve">Questions </w:t>
+      </w:r>
+      <w:proofErr w:type="gramStart"/>
+      <w:r>
+        <w:t xml:space="preserve">–  </w:t>
+      </w:r>
+      <w:r>
+        <w:rPr>
+          <w:rStyle w:val="Heading2Char"/>
+        </w:rPr>
+        <w:t>6</w:t>
+      </w:r>
+      <w:r>
+        <w:rPr>
+          <w:rStyle w:val="Heading2Char"/>
+        </w:rPr>
+        <w:t>4</w:t>
+      </w:r>
+      <w:proofErr w:type="gramEnd"/>
+      <w:r>
+        <w:rPr>
+          <w:rStyle w:val="Heading2Char"/>
+        </w:rPr>
+        <w:t>:</w:t>
+      </w:r>
+      <w:r>
+        <w:t xml:space="preserve"> </w:t>
+      </w:r>
+      <w:r>
+        <w:t>Write a Python function that checks whether a passed string is palindrome or not</w:t>
+      </w:r>
+    </w:p>
+    <w:p>
+      <w:r>
+        <w:t>def palindrome(s):</w:t>
+      </w:r>
+    </w:p>
+    <w:p>
+      <w:r>
+        <w:t xml:space="preserve">    return s == s</w:t>
+      </w:r>
+      <w:proofErr w:type="gramStart"/>
+      <w:r>
+        <w:t>[::</w:t>
+      </w:r>
+      <w:proofErr w:type="gramEnd"/>
+      <w:r>
+        <w:t>-1]</w:t>
+      </w:r>
+    </w:p>
+    <w:p/>
+    <w:p>
+      <w:r>
+        <w:t>print(palindrome("madam"))</w:t>
+      </w:r>
+    </w:p>
+    <w:p>
+      <w:pPr>
+        <w:pStyle w:val="Heading2"/>
+      </w:pPr>
+      <w:r>
+        <w:t xml:space="preserve">Questions </w:t>
+      </w:r>
+      <w:proofErr w:type="gramStart"/>
+      <w:r>
+        <w:t xml:space="preserve">–  </w:t>
+      </w:r>
+      <w:r>
+        <w:rPr>
+          <w:rStyle w:val="Heading2Char"/>
+        </w:rPr>
+        <w:t>6</w:t>
+      </w:r>
+      <w:r>
+        <w:rPr>
+          <w:rStyle w:val="Heading2Char"/>
+        </w:rPr>
+        <w:t>5</w:t>
+      </w:r>
+      <w:proofErr w:type="gramEnd"/>
+      <w:r>
+        <w:rPr>
+          <w:rStyle w:val="Heading2Char"/>
+        </w:rPr>
+        <w:t>:</w:t>
+      </w:r>
+      <w:r>
+        <w:t xml:space="preserve"> </w:t>
+      </w:r>
+      <w:r>
+        <w:t>How Many Basic Types of Functions Are Available in Python?</w:t>
+      </w:r>
+    </w:p>
+    <w:p>
+      <w:r>
+        <w:t>2 types:</w:t>
+      </w:r>
+    </w:p>
+    <w:p>
+      <w:pPr>
+        <w:numPr>
+          <w:ilvl w:val="0"/>
+          <w:numId w:val="1"/>
+        </w:numPr>
+      </w:pPr>
+      <w:r>
+        <w:t xml:space="preserve">Built-in functions </w:t>
+      </w:r>
+    </w:p>
+    <w:p>
+      <w:pPr>
+        <w:numPr>
+          <w:ilvl w:val="0"/>
+          <w:numId w:val="1"/>
+        </w:numPr>
+      </w:pPr>
+      <w:r>
+        <w:t>User-defined functions</w:t>
+      </w:r>
+    </w:p>
+    <w:p/>
+    <w:p>
+      <w:pPr>
+        <w:pStyle w:val="Heading2"/>
+      </w:pPr>
+      <w:r>
+        <w:t xml:space="preserve">Questions </w:t>
+      </w:r>
+      <w:proofErr w:type="gramStart"/>
+      <w:r>
+        <w:t xml:space="preserve">–  </w:t>
+      </w:r>
+      <w:r>
+        <w:rPr>
+          <w:rStyle w:val="Heading2Char"/>
+        </w:rPr>
+        <w:t>6</w:t>
+      </w:r>
+      <w:r>
+        <w:rPr>
+          <w:rStyle w:val="Heading2Char"/>
+        </w:rPr>
+        <w:t>6</w:t>
+      </w:r>
+      <w:proofErr w:type="gramEnd"/>
+      <w:r>
+        <w:rPr>
+          <w:rStyle w:val="Heading2Char"/>
+        </w:rPr>
+        <w:t>:</w:t>
+      </w:r>
+      <w:r>
+        <w:t xml:space="preserve"> </w:t>
+      </w:r>
+      <w:r>
+        <w:t>How can you pick a random item from a list or tuple?</w:t>
+      </w:r>
+    </w:p>
+    <w:p>
+      <w:r>
+        <w:t>import random</w:t>
+      </w:r>
+    </w:p>
+    <w:p/>
     <w:p>
       <w:proofErr w:type="spellStart"/>
       <w:r>
@@ -3012,13 +5374,22 @@
       </w:r>
       <w:proofErr w:type="spellEnd"/>
       <w:r>
-        <w:t xml:space="preserve"> = [(1,2), (3,4), (5,6)]</w:t>
-      </w:r>
-    </w:p>
-    <w:p/>
-    <w:p>
-      <w:r>
-        <w:t>a, b = zip(*</w:t>
+        <w:t xml:space="preserve"> = [1,2,3]</w:t>
+      </w:r>
+    </w:p>
+    <w:p>
+      <w:r>
+        <w:t>print(</w:t>
+      </w:r>
+      <w:proofErr w:type="spellStart"/>
+      <w:proofErr w:type="gramStart"/>
+      <w:r>
+        <w:t>random.choice</w:t>
+      </w:r>
+      <w:proofErr w:type="spellEnd"/>
+      <w:proofErr w:type="gramEnd"/>
+      <w:r>
+        <w:t>(</w:t>
       </w:r>
       <w:proofErr w:type="spellStart"/>
       <w:r>
@@ -3026,20 +5397,1913 @@
       </w:r>
       <w:proofErr w:type="spellEnd"/>
       <w:r>
+        <w:t>))</w:t>
+      </w:r>
+    </w:p>
+    <w:p>
+      <w:pPr>
+        <w:pStyle w:val="Heading2"/>
+      </w:pPr>
+      <w:r>
+        <w:t xml:space="preserve">Questions </w:t>
+      </w:r>
+      <w:proofErr w:type="gramStart"/>
+      <w:r>
+        <w:t xml:space="preserve">–  </w:t>
+      </w:r>
+      <w:r>
+        <w:rPr>
+          <w:rStyle w:val="Heading2Char"/>
+        </w:rPr>
+        <w:t>6</w:t>
+      </w:r>
+      <w:r>
+        <w:rPr>
+          <w:rStyle w:val="Heading2Char"/>
+        </w:rPr>
+        <w:t>7</w:t>
+      </w:r>
+      <w:proofErr w:type="gramEnd"/>
+      <w:r>
+        <w:rPr>
+          <w:rStyle w:val="Heading2Char"/>
+        </w:rPr>
+        <w:t>:</w:t>
+      </w:r>
+      <w:r>
+        <w:t xml:space="preserve"> </w:t>
+      </w:r>
+      <w:r>
+        <w:t>How can you pick a random item from a range?</w:t>
+      </w:r>
+    </w:p>
+    <w:p>
+      <w:r>
+        <w:t>import random</w:t>
+      </w:r>
+    </w:p>
+    <w:p/>
+    <w:p>
+      <w:r>
+        <w:t>print(</w:t>
+      </w:r>
+      <w:proofErr w:type="spellStart"/>
+      <w:proofErr w:type="gramStart"/>
+      <w:r>
+        <w:t>random.choice</w:t>
+      </w:r>
+      <w:proofErr w:type="spellEnd"/>
+      <w:proofErr w:type="gramEnd"/>
+      <w:r>
+        <w:t>(</w:t>
+      </w:r>
+      <w:proofErr w:type="gramStart"/>
+      <w:r>
+        <w:t>range(</w:t>
+      </w:r>
+      <w:proofErr w:type="gramEnd"/>
+      <w:r>
+        <w:t>1,10)))</w:t>
+      </w:r>
+    </w:p>
+    <w:p>
+      <w:pPr>
+        <w:pStyle w:val="Heading2"/>
+      </w:pPr>
+      <w:r>
+        <w:t xml:space="preserve">Questions </w:t>
+      </w:r>
+      <w:proofErr w:type="gramStart"/>
+      <w:r>
+        <w:t xml:space="preserve">–  </w:t>
+      </w:r>
+      <w:r>
+        <w:rPr>
+          <w:rStyle w:val="Heading2Char"/>
+        </w:rPr>
+        <w:t>6</w:t>
+      </w:r>
+      <w:r>
+        <w:rPr>
+          <w:rStyle w:val="Heading2Char"/>
+        </w:rPr>
+        <w:t>8</w:t>
+      </w:r>
+      <w:proofErr w:type="gramEnd"/>
+      <w:r>
+        <w:rPr>
+          <w:rStyle w:val="Heading2Char"/>
+        </w:rPr>
+        <w:t>:</w:t>
+      </w:r>
+      <w:r>
+        <w:t xml:space="preserve"> </w:t>
+      </w:r>
+      <w:r>
+        <w:t>How can you get a random number in python?</w:t>
+      </w:r>
+    </w:p>
+    <w:p>
+      <w:r>
+        <w:t>import random</w:t>
+      </w:r>
+    </w:p>
+    <w:p/>
+    <w:p>
+      <w:r>
+        <w:t>print(</w:t>
+      </w:r>
+      <w:proofErr w:type="spellStart"/>
+      <w:proofErr w:type="gramStart"/>
+      <w:r>
+        <w:t>random.randint</w:t>
+      </w:r>
+      <w:proofErr w:type="spellEnd"/>
+      <w:proofErr w:type="gramEnd"/>
+      <w:r>
+        <w:t>(1,100))</w:t>
+      </w:r>
+    </w:p>
+    <w:p>
+      <w:pPr>
+        <w:pStyle w:val="Heading2"/>
+      </w:pPr>
+      <w:r>
+        <w:t xml:space="preserve">Questions </w:t>
+      </w:r>
+      <w:proofErr w:type="gramStart"/>
+      <w:r>
+        <w:t xml:space="preserve">–  </w:t>
+      </w:r>
+      <w:r>
+        <w:rPr>
+          <w:rStyle w:val="Heading2Char"/>
+        </w:rPr>
+        <w:t>6</w:t>
+      </w:r>
+      <w:r>
+        <w:rPr>
+          <w:rStyle w:val="Heading2Char"/>
+        </w:rPr>
+        <w:t>9</w:t>
+      </w:r>
+      <w:proofErr w:type="gramEnd"/>
+      <w:r>
+        <w:rPr>
+          <w:rStyle w:val="Heading2Char"/>
+        </w:rPr>
+        <w:t>:</w:t>
+      </w:r>
+      <w:r>
+        <w:t xml:space="preserve"> </w:t>
+      </w:r>
+      <w:r>
+        <w:t>How will you set the starting value in generating random numbers?</w:t>
+      </w:r>
+    </w:p>
+    <w:p>
+      <w:r>
+        <w:t>import random</w:t>
+      </w:r>
+    </w:p>
+    <w:p>
+      <w:proofErr w:type="spellStart"/>
+      <w:proofErr w:type="gramStart"/>
+      <w:r>
+        <w:t>random.seed</w:t>
+      </w:r>
+      <w:proofErr w:type="spellEnd"/>
+      <w:proofErr w:type="gramEnd"/>
+      <w:r>
+        <w:t>(10)</w:t>
+      </w:r>
+    </w:p>
+    <w:p>
+      <w:r>
+        <w:t>print(</w:t>
+      </w:r>
+      <w:proofErr w:type="spellStart"/>
+      <w:proofErr w:type="gramStart"/>
+      <w:r>
+        <w:t>random.randint</w:t>
+      </w:r>
+      <w:proofErr w:type="spellEnd"/>
+      <w:proofErr w:type="gramEnd"/>
+      <w:r>
+        <w:t>(1,100))</w:t>
+      </w:r>
+    </w:p>
+    <w:p>
+      <w:pPr>
+        <w:pStyle w:val="Heading2"/>
+      </w:pPr>
+      <w:r>
+        <w:lastRenderedPageBreak/>
+        <w:t xml:space="preserve">Questions </w:t>
+      </w:r>
+      <w:proofErr w:type="gramStart"/>
+      <w:r>
+        <w:t xml:space="preserve">–  </w:t>
+      </w:r>
+      <w:r>
+        <w:rPr>
+          <w:rStyle w:val="Heading2Char"/>
+        </w:rPr>
+        <w:t>70</w:t>
+      </w:r>
+      <w:proofErr w:type="gramEnd"/>
+      <w:r>
+        <w:rPr>
+          <w:rStyle w:val="Heading2Char"/>
+        </w:rPr>
+        <w:t>:</w:t>
+      </w:r>
+      <w:r>
+        <w:t xml:space="preserve"> </w:t>
+      </w:r>
+      <w:r>
+        <w:t>How will you randomize the items of a list in place?</w:t>
+      </w:r>
+    </w:p>
+    <w:p>
+      <w:r>
+        <w:t>import random</w:t>
+      </w:r>
+    </w:p>
+    <w:p/>
+    <w:p>
+      <w:proofErr w:type="spellStart"/>
+      <w:r>
+        <w:t>lst</w:t>
+      </w:r>
+      <w:proofErr w:type="spellEnd"/>
+      <w:r>
+        <w:t xml:space="preserve"> = [1,2,3,4]</w:t>
+      </w:r>
+    </w:p>
+    <w:p>
+      <w:proofErr w:type="spellStart"/>
+      <w:proofErr w:type="gramStart"/>
+      <w:r>
+        <w:t>random.shuffle</w:t>
+      </w:r>
+      <w:proofErr w:type="spellEnd"/>
+      <w:proofErr w:type="gramEnd"/>
+      <w:r>
+        <w:t>(</w:t>
+      </w:r>
+      <w:proofErr w:type="spellStart"/>
+      <w:r>
+        <w:t>lst</w:t>
+      </w:r>
+      <w:proofErr w:type="spellEnd"/>
+      <w:r>
         <w:t>)</w:t>
       </w:r>
     </w:p>
     <w:p/>
     <w:p>
       <w:r>
-        <w:t>print(list(a))</w:t>
-      </w:r>
-    </w:p>
-    <w:p>
-      <w:r>
-        <w:t>print(list(b))</w:t>
-      </w:r>
-    </w:p>
+        <w:t>print(</w:t>
+      </w:r>
+      <w:proofErr w:type="spellStart"/>
+      <w:r>
+        <w:t>lst</w:t>
+      </w:r>
+      <w:proofErr w:type="spellEnd"/>
+      <w:r>
+        <w:t>)</w:t>
+      </w:r>
+    </w:p>
+    <w:p>
+      <w:pPr>
+        <w:pStyle w:val="Heading2"/>
+      </w:pPr>
+      <w:r>
+        <w:t xml:space="preserve">Questions </w:t>
+      </w:r>
+      <w:proofErr w:type="gramStart"/>
+      <w:r>
+        <w:t xml:space="preserve">–  </w:t>
+      </w:r>
+      <w:r>
+        <w:rPr>
+          <w:rStyle w:val="Heading2Char"/>
+        </w:rPr>
+        <w:t>7</w:t>
+      </w:r>
+      <w:r>
+        <w:rPr>
+          <w:rStyle w:val="Heading2Char"/>
+        </w:rPr>
+        <w:t>1</w:t>
+      </w:r>
+      <w:proofErr w:type="gramEnd"/>
+      <w:r>
+        <w:rPr>
+          <w:rStyle w:val="Heading2Char"/>
+        </w:rPr>
+        <w:t>:</w:t>
+      </w:r>
+      <w:r>
+        <w:t xml:space="preserve"> </w:t>
+      </w:r>
+      <w:r>
+        <w:t>What is File function in python? What are keywords to create and write file.</w:t>
+      </w:r>
+    </w:p>
+    <w:p>
+      <w:r>
+        <w:t xml:space="preserve">File handling means </w:t>
+      </w:r>
+      <w:r>
+        <w:rPr>
+          <w:b/>
+          <w:bCs/>
+        </w:rPr>
+        <w:t>reading/writing files</w:t>
+      </w:r>
+      <w:r>
+        <w:br/>
+        <w:t>Keywords:</w:t>
+      </w:r>
+    </w:p>
+    <w:p>
+      <w:pPr>
+        <w:numPr>
+          <w:ilvl w:val="0"/>
+          <w:numId w:val="2"/>
+        </w:numPr>
+      </w:pPr>
+      <w:r>
+        <w:t xml:space="preserve">"r" → read </w:t>
+      </w:r>
+    </w:p>
+    <w:p>
+      <w:pPr>
+        <w:numPr>
+          <w:ilvl w:val="0"/>
+          <w:numId w:val="2"/>
+        </w:numPr>
+      </w:pPr>
+      <w:r>
+        <w:t xml:space="preserve">"w" → write (overwrite) </w:t>
+      </w:r>
+    </w:p>
+    <w:p>
+      <w:pPr>
+        <w:numPr>
+          <w:ilvl w:val="0"/>
+          <w:numId w:val="2"/>
+        </w:numPr>
+      </w:pPr>
+      <w:r>
+        <w:t xml:space="preserve">"a" → append </w:t>
+      </w:r>
+    </w:p>
+    <w:p>
+      <w:pPr>
+        <w:numPr>
+          <w:ilvl w:val="0"/>
+          <w:numId w:val="2"/>
+        </w:numPr>
+      </w:pPr>
+      <w:r>
+        <w:t>"x" → create file</w:t>
+      </w:r>
+    </w:p>
+    <w:p/>
+    <w:p>
+      <w:pPr>
+        <w:pStyle w:val="Heading2"/>
+      </w:pPr>
+      <w:r>
+        <w:t xml:space="preserve">Questions </w:t>
+      </w:r>
+      <w:proofErr w:type="gramStart"/>
+      <w:r>
+        <w:t xml:space="preserve">–  </w:t>
+      </w:r>
+      <w:r>
+        <w:rPr>
+          <w:rStyle w:val="Heading2Char"/>
+        </w:rPr>
+        <w:t>7</w:t>
+      </w:r>
+      <w:r>
+        <w:rPr>
+          <w:rStyle w:val="Heading2Char"/>
+        </w:rPr>
+        <w:t>2</w:t>
+      </w:r>
+      <w:proofErr w:type="gramEnd"/>
+      <w:r>
+        <w:rPr>
+          <w:rStyle w:val="Heading2Char"/>
+        </w:rPr>
+        <w:t>:</w:t>
+      </w:r>
+      <w:r>
+        <w:t xml:space="preserve"> </w:t>
+      </w:r>
+      <w:r>
+        <w:t>Write a Python program to read an entire text file</w:t>
+      </w:r>
+      <w:r>
+        <w:t>.</w:t>
+      </w:r>
+    </w:p>
+    <w:p>
+      <w:r>
+        <w:t xml:space="preserve">f = </w:t>
+      </w:r>
+      <w:proofErr w:type="gramStart"/>
+      <w:r>
+        <w:t>open(</w:t>
+      </w:r>
+      <w:proofErr w:type="gramEnd"/>
+      <w:r>
+        <w:t>"file.txt", "r")</w:t>
+      </w:r>
+    </w:p>
+    <w:p>
+      <w:r>
+        <w:t>print(</w:t>
+      </w:r>
+      <w:proofErr w:type="spellStart"/>
+      <w:proofErr w:type="gramStart"/>
+      <w:r>
+        <w:t>f.read</w:t>
+      </w:r>
+      <w:proofErr w:type="spellEnd"/>
+      <w:proofErr w:type="gramEnd"/>
+      <w:r>
+        <w:t>())</w:t>
+      </w:r>
+    </w:p>
+    <w:p>
+      <w:proofErr w:type="spellStart"/>
+      <w:proofErr w:type="gramStart"/>
+      <w:r>
+        <w:t>f.close</w:t>
+      </w:r>
+      <w:proofErr w:type="spellEnd"/>
+      <w:proofErr w:type="gramEnd"/>
+      <w:r>
+        <w:t>()</w:t>
+      </w:r>
+    </w:p>
+    <w:p>
+      <w:pPr>
+        <w:pStyle w:val="Heading2"/>
+      </w:pPr>
+      <w:r>
+        <w:t xml:space="preserve">Questions </w:t>
+      </w:r>
+      <w:proofErr w:type="gramStart"/>
+      <w:r>
+        <w:t xml:space="preserve">–  </w:t>
+      </w:r>
+      <w:r>
+        <w:rPr>
+          <w:rStyle w:val="Heading2Char"/>
+        </w:rPr>
+        <w:t>7</w:t>
+      </w:r>
+      <w:r>
+        <w:rPr>
+          <w:rStyle w:val="Heading2Char"/>
+        </w:rPr>
+        <w:t>3</w:t>
+      </w:r>
+      <w:proofErr w:type="gramEnd"/>
+      <w:r>
+        <w:rPr>
+          <w:rStyle w:val="Heading2Char"/>
+        </w:rPr>
+        <w:t>:</w:t>
+      </w:r>
+      <w:r>
+        <w:t xml:space="preserve"> </w:t>
+      </w:r>
+      <w:r>
+        <w:t>Write a Python program to append text to a file and display the text.</w:t>
+      </w:r>
+    </w:p>
+    <w:p>
+      <w:r>
+        <w:t xml:space="preserve">f = </w:t>
+      </w:r>
+      <w:proofErr w:type="gramStart"/>
+      <w:r>
+        <w:t>open(</w:t>
+      </w:r>
+      <w:proofErr w:type="gramEnd"/>
+      <w:r>
+        <w:t>"file.txt", "a")</w:t>
+      </w:r>
+    </w:p>
+    <w:p>
+      <w:proofErr w:type="spellStart"/>
+      <w:proofErr w:type="gramStart"/>
+      <w:r>
+        <w:t>f.write</w:t>
+      </w:r>
+      <w:proofErr w:type="spellEnd"/>
+      <w:proofErr w:type="gramEnd"/>
+      <w:r>
+        <w:t>("Hello\n")</w:t>
+      </w:r>
+    </w:p>
+    <w:p>
+      <w:proofErr w:type="spellStart"/>
+      <w:proofErr w:type="gramStart"/>
+      <w:r>
+        <w:t>f.close</w:t>
+      </w:r>
+      <w:proofErr w:type="spellEnd"/>
+      <w:proofErr w:type="gramEnd"/>
+      <w:r>
+        <w:t>()</w:t>
+      </w:r>
+    </w:p>
+    <w:p/>
+    <w:p>
+      <w:r>
+        <w:t xml:space="preserve">f = </w:t>
+      </w:r>
+      <w:proofErr w:type="gramStart"/>
+      <w:r>
+        <w:t>open(</w:t>
+      </w:r>
+      <w:proofErr w:type="gramEnd"/>
+      <w:r>
+        <w:t>"file.txt", "r")</w:t>
+      </w:r>
+    </w:p>
+    <w:p>
+      <w:r>
+        <w:t>print(</w:t>
+      </w:r>
+      <w:proofErr w:type="spellStart"/>
+      <w:proofErr w:type="gramStart"/>
+      <w:r>
+        <w:t>f.read</w:t>
+      </w:r>
+      <w:proofErr w:type="spellEnd"/>
+      <w:proofErr w:type="gramEnd"/>
+      <w:r>
+        <w:t>())</w:t>
+      </w:r>
+    </w:p>
+    <w:p>
+      <w:pPr>
+        <w:pStyle w:val="Heading2"/>
+      </w:pPr>
+      <w:r>
+        <w:t xml:space="preserve">Questions </w:t>
+      </w:r>
+      <w:proofErr w:type="gramStart"/>
+      <w:r>
+        <w:t xml:space="preserve">–  </w:t>
+      </w:r>
+      <w:r>
+        <w:rPr>
+          <w:rStyle w:val="Heading2Char"/>
+        </w:rPr>
+        <w:t>7</w:t>
+      </w:r>
+      <w:r>
+        <w:rPr>
+          <w:rStyle w:val="Heading2Char"/>
+        </w:rPr>
+        <w:t>4</w:t>
+      </w:r>
+      <w:proofErr w:type="gramEnd"/>
+      <w:r>
+        <w:rPr>
+          <w:rStyle w:val="Heading2Char"/>
+        </w:rPr>
+        <w:t>:</w:t>
+      </w:r>
+      <w:r>
+        <w:t xml:space="preserve"> </w:t>
+      </w:r>
+      <w:r>
+        <w:t>Write a Python program to read first n lines of a file.</w:t>
+      </w:r>
+    </w:p>
+    <w:p>
+      <w:r>
+        <w:t>n = 2</w:t>
+      </w:r>
+    </w:p>
+    <w:p>
+      <w:r>
+        <w:t>f = open("file.txt")</w:t>
+      </w:r>
+    </w:p>
+    <w:p/>
+    <w:p>
+      <w:r>
+        <w:t xml:space="preserve">for </w:t>
+      </w:r>
+      <w:proofErr w:type="spellStart"/>
+      <w:r>
+        <w:t>i</w:t>
+      </w:r>
+      <w:proofErr w:type="spellEnd"/>
+      <w:r>
+        <w:t xml:space="preserve"> in range(n):</w:t>
+      </w:r>
+    </w:p>
+    <w:p>
+      <w:r>
+        <w:t xml:space="preserve">    print(</w:t>
+      </w:r>
+      <w:proofErr w:type="spellStart"/>
+      <w:proofErr w:type="gramStart"/>
+      <w:r>
+        <w:t>f.readline</w:t>
+      </w:r>
+      <w:proofErr w:type="spellEnd"/>
+      <w:proofErr w:type="gramEnd"/>
+      <w:r>
+        <w:t>())</w:t>
+      </w:r>
+    </w:p>
+    <w:p>
+      <w:pPr>
+        <w:pStyle w:val="Heading2"/>
+      </w:pPr>
+      <w:r>
+        <w:t xml:space="preserve">Questions </w:t>
+      </w:r>
+      <w:proofErr w:type="gramStart"/>
+      <w:r>
+        <w:t xml:space="preserve">–  </w:t>
+      </w:r>
+      <w:r>
+        <w:rPr>
+          <w:rStyle w:val="Heading2Char"/>
+        </w:rPr>
+        <w:t>7</w:t>
+      </w:r>
+      <w:r>
+        <w:rPr>
+          <w:rStyle w:val="Heading2Char"/>
+        </w:rPr>
+        <w:t>5</w:t>
+      </w:r>
+      <w:proofErr w:type="gramEnd"/>
+      <w:r>
+        <w:rPr>
+          <w:rStyle w:val="Heading2Char"/>
+        </w:rPr>
+        <w:t>:</w:t>
+      </w:r>
+      <w:r>
+        <w:t xml:space="preserve"> </w:t>
+      </w:r>
+      <w:r>
+        <w:t>Write a Python program to read last n lines of a file.</w:t>
+      </w:r>
+    </w:p>
+    <w:p>
+      <w:r>
+        <w:t>f = open("file.txt")</w:t>
+      </w:r>
+    </w:p>
+    <w:p>
+      <w:r>
+        <w:t xml:space="preserve">lines = </w:t>
+      </w:r>
+      <w:proofErr w:type="spellStart"/>
+      <w:proofErr w:type="gramStart"/>
+      <w:r>
+        <w:t>f.readlines</w:t>
+      </w:r>
+      <w:proofErr w:type="spellEnd"/>
+      <w:proofErr w:type="gramEnd"/>
+      <w:r>
+        <w:t>()</w:t>
+      </w:r>
+    </w:p>
+    <w:p/>
+    <w:p>
+      <w:r>
+        <w:t>n = 2</w:t>
+      </w:r>
+    </w:p>
+    <w:p>
+      <w:r>
+        <w:t>print(lines[-n:])</w:t>
+      </w:r>
+    </w:p>
+    <w:p>
+      <w:pPr>
+        <w:pStyle w:val="Heading2"/>
+      </w:pPr>
+      <w:r>
+        <w:t xml:space="preserve">Questions </w:t>
+      </w:r>
+      <w:proofErr w:type="gramStart"/>
+      <w:r>
+        <w:t xml:space="preserve">–  </w:t>
+      </w:r>
+      <w:r>
+        <w:rPr>
+          <w:rStyle w:val="Heading2Char"/>
+        </w:rPr>
+        <w:t>7</w:t>
+      </w:r>
+      <w:r>
+        <w:rPr>
+          <w:rStyle w:val="Heading2Char"/>
+        </w:rPr>
+        <w:t>6</w:t>
+      </w:r>
+      <w:proofErr w:type="gramEnd"/>
+      <w:r>
+        <w:rPr>
+          <w:rStyle w:val="Heading2Char"/>
+        </w:rPr>
+        <w:t>:</w:t>
+      </w:r>
+      <w:r>
+        <w:t xml:space="preserve"> </w:t>
+      </w:r>
+      <w:r>
+        <w:t>Write a Python program to read a file line by line and store it into a list</w:t>
+      </w:r>
+      <w:r>
+        <w:t>.</w:t>
+      </w:r>
+    </w:p>
+    <w:p>
+      <w:r>
+        <w:t>f = open("file.txt")</w:t>
+      </w:r>
+    </w:p>
+    <w:p>
+      <w:proofErr w:type="spellStart"/>
+      <w:r>
+        <w:t>lst</w:t>
+      </w:r>
+      <w:proofErr w:type="spellEnd"/>
+      <w:r>
+        <w:t xml:space="preserve"> = </w:t>
+      </w:r>
+      <w:proofErr w:type="spellStart"/>
+      <w:proofErr w:type="gramStart"/>
+      <w:r>
+        <w:t>f.readlines</w:t>
+      </w:r>
+      <w:proofErr w:type="spellEnd"/>
+      <w:proofErr w:type="gramEnd"/>
+      <w:r>
+        <w:t>()</w:t>
+      </w:r>
+    </w:p>
+    <w:p>
+      <w:r>
+        <w:t>print(</w:t>
+      </w:r>
+      <w:proofErr w:type="spellStart"/>
+      <w:r>
+        <w:t>lst</w:t>
+      </w:r>
+      <w:proofErr w:type="spellEnd"/>
+      <w:r>
+        <w:t>)</w:t>
+      </w:r>
+    </w:p>
+    <w:p>
+      <w:pPr>
+        <w:pStyle w:val="Heading2"/>
+      </w:pPr>
+      <w:r>
+        <w:t xml:space="preserve">Questions </w:t>
+      </w:r>
+      <w:proofErr w:type="gramStart"/>
+      <w:r>
+        <w:t xml:space="preserve">–  </w:t>
+      </w:r>
+      <w:r>
+        <w:rPr>
+          <w:rStyle w:val="Heading2Char"/>
+        </w:rPr>
+        <w:t>7</w:t>
+      </w:r>
+      <w:r>
+        <w:rPr>
+          <w:rStyle w:val="Heading2Char"/>
+        </w:rPr>
+        <w:t>7</w:t>
+      </w:r>
+      <w:proofErr w:type="gramEnd"/>
+      <w:r>
+        <w:rPr>
+          <w:rStyle w:val="Heading2Char"/>
+        </w:rPr>
+        <w:t>:</w:t>
+      </w:r>
+      <w:r>
+        <w:t xml:space="preserve"> </w:t>
+      </w:r>
+      <w:r>
+        <w:t>Write a Python program to read a file line by line store it into a variable.</w:t>
+      </w:r>
+    </w:p>
+    <w:p>
+      <w:r>
+        <w:t>f = open("file.txt")</w:t>
+      </w:r>
+    </w:p>
+    <w:p>
+      <w:r>
+        <w:t xml:space="preserve">data = </w:t>
+      </w:r>
+      <w:proofErr w:type="spellStart"/>
+      <w:proofErr w:type="gramStart"/>
+      <w:r>
+        <w:t>f.read</w:t>
+      </w:r>
+      <w:proofErr w:type="spellEnd"/>
+      <w:proofErr w:type="gramEnd"/>
+      <w:r>
+        <w:t>()</w:t>
+      </w:r>
+    </w:p>
+    <w:p>
+      <w:r>
+        <w:t>print(data)</w:t>
+      </w:r>
+    </w:p>
+    <w:p>
+      <w:pPr>
+        <w:pStyle w:val="Heading2"/>
+      </w:pPr>
+      <w:r>
+        <w:t xml:space="preserve">Questions </w:t>
+      </w:r>
+      <w:proofErr w:type="gramStart"/>
+      <w:r>
+        <w:t xml:space="preserve">–  </w:t>
+      </w:r>
+      <w:r>
+        <w:rPr>
+          <w:rStyle w:val="Heading2Char"/>
+        </w:rPr>
+        <w:t>7</w:t>
+      </w:r>
+      <w:r>
+        <w:rPr>
+          <w:rStyle w:val="Heading2Char"/>
+        </w:rPr>
+        <w:t>8</w:t>
+      </w:r>
+      <w:proofErr w:type="gramEnd"/>
+      <w:r>
+        <w:rPr>
+          <w:rStyle w:val="Heading2Char"/>
+        </w:rPr>
+        <w:t>:</w:t>
+      </w:r>
+      <w:r>
+        <w:t xml:space="preserve"> </w:t>
+      </w:r>
+      <w:r>
+        <w:t>Write a python program to find the longest words.</w:t>
+      </w:r>
+    </w:p>
+    <w:p>
+      <w:r>
+        <w:t>f = open("file.txt")</w:t>
+      </w:r>
+    </w:p>
+    <w:p>
+      <w:r>
+        <w:t xml:space="preserve">words = </w:t>
+      </w:r>
+      <w:proofErr w:type="spellStart"/>
+      <w:proofErr w:type="gramStart"/>
+      <w:r>
+        <w:t>f.read</w:t>
+      </w:r>
+      <w:proofErr w:type="spellEnd"/>
+      <w:proofErr w:type="gramEnd"/>
+      <w:r>
+        <w:t>(</w:t>
+      </w:r>
+      <w:proofErr w:type="gramStart"/>
+      <w:r>
+        <w:t>).split</w:t>
+      </w:r>
+      <w:proofErr w:type="gramEnd"/>
+      <w:r>
+        <w:t>()</w:t>
+      </w:r>
+    </w:p>
+    <w:p/>
+    <w:p>
+      <w:r>
+        <w:t xml:space="preserve">longest = </w:t>
+      </w:r>
+      <w:proofErr w:type="gramStart"/>
+      <w:r>
+        <w:t>max(</w:t>
+      </w:r>
+      <w:proofErr w:type="gramEnd"/>
+      <w:r>
+        <w:t>words, key=</w:t>
+      </w:r>
+      <w:proofErr w:type="spellStart"/>
+      <w:r>
+        <w:t>len</w:t>
+      </w:r>
+      <w:proofErr w:type="spellEnd"/>
+      <w:r>
+        <w:t>)</w:t>
+      </w:r>
+    </w:p>
+    <w:p>
+      <w:r>
+        <w:t>print(longest)</w:t>
+      </w:r>
+    </w:p>
+    <w:p>
+      <w:pPr>
+        <w:pStyle w:val="Heading2"/>
+      </w:pPr>
+      <w:r>
+        <w:t xml:space="preserve">Questions </w:t>
+      </w:r>
+      <w:proofErr w:type="gramStart"/>
+      <w:r>
+        <w:t xml:space="preserve">–  </w:t>
+      </w:r>
+      <w:r>
+        <w:rPr>
+          <w:rStyle w:val="Heading2Char"/>
+        </w:rPr>
+        <w:t>7</w:t>
+      </w:r>
+      <w:r>
+        <w:rPr>
+          <w:rStyle w:val="Heading2Char"/>
+        </w:rPr>
+        <w:t>9</w:t>
+      </w:r>
+      <w:proofErr w:type="gramEnd"/>
+      <w:r>
+        <w:rPr>
+          <w:rStyle w:val="Heading2Char"/>
+        </w:rPr>
+        <w:t>:</w:t>
+      </w:r>
+      <w:r>
+        <w:t xml:space="preserve"> </w:t>
+      </w:r>
+      <w:r>
+        <w:t>Write a Python program to count the number of lines in a text file.</w:t>
+      </w:r>
+    </w:p>
+    <w:p>
+      <w:r>
+        <w:t>f = open("file.txt")</w:t>
+      </w:r>
+    </w:p>
+    <w:p>
+      <w:r>
+        <w:t>print(</w:t>
+      </w:r>
+      <w:proofErr w:type="spellStart"/>
+      <w:r>
+        <w:t>len</w:t>
+      </w:r>
+      <w:proofErr w:type="spellEnd"/>
+      <w:r>
+        <w:t>(</w:t>
+      </w:r>
+      <w:proofErr w:type="spellStart"/>
+      <w:proofErr w:type="gramStart"/>
+      <w:r>
+        <w:t>f.readlines</w:t>
+      </w:r>
+      <w:proofErr w:type="spellEnd"/>
+      <w:proofErr w:type="gramEnd"/>
+      <w:r>
+        <w:t>()))</w:t>
+      </w:r>
+    </w:p>
+    <w:p>
+      <w:pPr>
+        <w:pStyle w:val="Heading2"/>
+      </w:pPr>
+      <w:r>
+        <w:lastRenderedPageBreak/>
+        <w:t xml:space="preserve">Questions </w:t>
+      </w:r>
+      <w:proofErr w:type="gramStart"/>
+      <w:r>
+        <w:t xml:space="preserve">–  </w:t>
+      </w:r>
+      <w:r>
+        <w:rPr>
+          <w:rStyle w:val="Heading2Char"/>
+        </w:rPr>
+        <w:t>80</w:t>
+      </w:r>
+      <w:proofErr w:type="gramEnd"/>
+      <w:r>
+        <w:rPr>
+          <w:rStyle w:val="Heading2Char"/>
+        </w:rPr>
+        <w:t>:</w:t>
+      </w:r>
+      <w:r>
+        <w:t xml:space="preserve"> </w:t>
+      </w:r>
+      <w:r>
+        <w:tab/>
+      </w:r>
+      <w:r>
+        <w:t>Write a Python program to count the frequency of words in a file</w:t>
+      </w:r>
+      <w:r>
+        <w:t>.</w:t>
+      </w:r>
+    </w:p>
+    <w:p>
+      <w:r>
+        <w:t>f = open("file.txt")</w:t>
+      </w:r>
+    </w:p>
+    <w:p>
+      <w:r>
+        <w:t xml:space="preserve">words = </w:t>
+      </w:r>
+      <w:proofErr w:type="spellStart"/>
+      <w:proofErr w:type="gramStart"/>
+      <w:r>
+        <w:t>f.read</w:t>
+      </w:r>
+      <w:proofErr w:type="spellEnd"/>
+      <w:proofErr w:type="gramEnd"/>
+      <w:r>
+        <w:t>(</w:t>
+      </w:r>
+      <w:proofErr w:type="gramStart"/>
+      <w:r>
+        <w:t>).split</w:t>
+      </w:r>
+      <w:proofErr w:type="gramEnd"/>
+      <w:r>
+        <w:t>()</w:t>
+      </w:r>
+    </w:p>
+    <w:p/>
+    <w:p>
+      <w:r>
+        <w:t>d = {}</w:t>
+      </w:r>
+    </w:p>
+    <w:p>
+      <w:r>
+        <w:t>for w in words:</w:t>
+      </w:r>
+    </w:p>
+    <w:p>
+      <w:r>
+        <w:t xml:space="preserve">    d[w] = </w:t>
+      </w:r>
+      <w:proofErr w:type="spellStart"/>
+      <w:proofErr w:type="gramStart"/>
+      <w:r>
+        <w:t>d.get</w:t>
+      </w:r>
+      <w:proofErr w:type="spellEnd"/>
+      <w:r>
+        <w:t>(</w:t>
+      </w:r>
+      <w:proofErr w:type="gramEnd"/>
+      <w:r>
+        <w:t>w, 0) + 1</w:t>
+      </w:r>
+    </w:p>
+    <w:p/>
+    <w:p>
+      <w:r>
+        <w:t>print(d)</w:t>
+      </w:r>
+    </w:p>
+    <w:p>
+      <w:pPr>
+        <w:pStyle w:val="Heading2"/>
+      </w:pPr>
+      <w:r>
+        <w:t xml:space="preserve">Questions </w:t>
+      </w:r>
+      <w:proofErr w:type="gramStart"/>
+      <w:r>
+        <w:t xml:space="preserve">–  </w:t>
+      </w:r>
+      <w:r>
+        <w:rPr>
+          <w:rStyle w:val="Heading2Char"/>
+        </w:rPr>
+        <w:t>8</w:t>
+      </w:r>
+      <w:r>
+        <w:rPr>
+          <w:rStyle w:val="Heading2Char"/>
+        </w:rPr>
+        <w:t>1</w:t>
+      </w:r>
+      <w:proofErr w:type="gramEnd"/>
+      <w:r>
+        <w:rPr>
+          <w:rStyle w:val="Heading2Char"/>
+        </w:rPr>
+        <w:t>:</w:t>
+      </w:r>
+      <w:r>
+        <w:t xml:space="preserve"> </w:t>
+      </w:r>
+      <w:r>
+        <w:tab/>
+      </w:r>
+      <w:r>
+        <w:t>Write a Python program to write a list to a file.</w:t>
+      </w:r>
+    </w:p>
+    <w:p>
+      <w:proofErr w:type="spellStart"/>
+      <w:r>
+        <w:t>lst</w:t>
+      </w:r>
+      <w:proofErr w:type="spellEnd"/>
+      <w:r>
+        <w:t xml:space="preserve"> = ["</w:t>
+      </w:r>
+      <w:proofErr w:type="spellStart"/>
+      <w:r>
+        <w:t>a","b","c</w:t>
+      </w:r>
+      <w:proofErr w:type="spellEnd"/>
+      <w:r>
+        <w:t>"]</w:t>
+      </w:r>
+    </w:p>
+    <w:p/>
+    <w:p>
+      <w:r>
+        <w:t>f = open("</w:t>
+      </w:r>
+      <w:proofErr w:type="spellStart"/>
+      <w:r>
+        <w:t>file.txt","w</w:t>
+      </w:r>
+      <w:proofErr w:type="spellEnd"/>
+      <w:r>
+        <w:t>")</w:t>
+      </w:r>
+    </w:p>
+    <w:p>
+      <w:r>
+        <w:t xml:space="preserve">for </w:t>
+      </w:r>
+      <w:proofErr w:type="spellStart"/>
+      <w:r>
+        <w:t>i</w:t>
+      </w:r>
+      <w:proofErr w:type="spellEnd"/>
+      <w:r>
+        <w:t xml:space="preserve"> in </w:t>
+      </w:r>
+      <w:proofErr w:type="spellStart"/>
+      <w:r>
+        <w:t>lst</w:t>
+      </w:r>
+      <w:proofErr w:type="spellEnd"/>
+      <w:r>
+        <w:t>:</w:t>
+      </w:r>
+    </w:p>
+    <w:p>
+      <w:r>
+        <w:t xml:space="preserve">    </w:t>
+      </w:r>
+      <w:proofErr w:type="spellStart"/>
+      <w:proofErr w:type="gramStart"/>
+      <w:r>
+        <w:t>f.write</w:t>
+      </w:r>
+      <w:proofErr w:type="spellEnd"/>
+      <w:proofErr w:type="gramEnd"/>
+      <w:r>
+        <w:t>(</w:t>
+      </w:r>
+      <w:proofErr w:type="spellStart"/>
+      <w:r>
+        <w:t>i</w:t>
+      </w:r>
+      <w:proofErr w:type="spellEnd"/>
+      <w:r>
+        <w:t xml:space="preserve"> + "\n")</w:t>
+      </w:r>
+    </w:p>
+    <w:p>
+      <w:proofErr w:type="spellStart"/>
+      <w:proofErr w:type="gramStart"/>
+      <w:r>
+        <w:t>f.close</w:t>
+      </w:r>
+      <w:proofErr w:type="spellEnd"/>
+      <w:proofErr w:type="gramEnd"/>
+      <w:r>
+        <w:t>()</w:t>
+      </w:r>
+    </w:p>
+    <w:p>
+      <w:pPr>
+        <w:pStyle w:val="Heading2"/>
+      </w:pPr>
+      <w:r>
+        <w:t xml:space="preserve">Questions </w:t>
+      </w:r>
+      <w:proofErr w:type="gramStart"/>
+      <w:r>
+        <w:t xml:space="preserve">–  </w:t>
+      </w:r>
+      <w:r>
+        <w:rPr>
+          <w:rStyle w:val="Heading2Char"/>
+        </w:rPr>
+        <w:t>8</w:t>
+      </w:r>
+      <w:r>
+        <w:rPr>
+          <w:rStyle w:val="Heading2Char"/>
+        </w:rPr>
+        <w:t>2</w:t>
+      </w:r>
+      <w:proofErr w:type="gramEnd"/>
+      <w:r>
+        <w:rPr>
+          <w:rStyle w:val="Heading2Char"/>
+        </w:rPr>
+        <w:t>:</w:t>
+      </w:r>
+      <w:r>
+        <w:t xml:space="preserve"> </w:t>
+      </w:r>
+      <w:r>
+        <w:tab/>
+      </w:r>
+      <w:r>
+        <w:t>Write a Python program to copy the contents of a file to another file.</w:t>
+      </w:r>
+    </w:p>
+    <w:p>
+      <w:r>
+        <w:t>f1 = open("file.txt")</w:t>
+      </w:r>
+    </w:p>
+    <w:p>
+      <w:r>
+        <w:t>f2 = open("</w:t>
+      </w:r>
+      <w:proofErr w:type="spellStart"/>
+      <w:r>
+        <w:t>copy.txt","w</w:t>
+      </w:r>
+      <w:proofErr w:type="spellEnd"/>
+      <w:r>
+        <w:t>")</w:t>
+      </w:r>
+    </w:p>
+    <w:p/>
+    <w:p>
+      <w:r>
+        <w:t>f</w:t>
+      </w:r>
+      <w:proofErr w:type="gramStart"/>
+      <w:r>
+        <w:t>2.write</w:t>
+      </w:r>
+      <w:proofErr w:type="gramEnd"/>
+      <w:r>
+        <w:t>(f</w:t>
+      </w:r>
+      <w:proofErr w:type="gramStart"/>
+      <w:r>
+        <w:t>1.read</w:t>
+      </w:r>
+      <w:proofErr w:type="gramEnd"/>
+      <w:r>
+        <w:t>())</w:t>
+      </w:r>
+    </w:p>
+    <w:p>
+      <w:pPr>
+        <w:pStyle w:val="Heading2"/>
+      </w:pPr>
+      <w:r>
+        <w:t xml:space="preserve">Questions </w:t>
+      </w:r>
+      <w:proofErr w:type="gramStart"/>
+      <w:r>
+        <w:t xml:space="preserve">–  </w:t>
+      </w:r>
+      <w:r>
+        <w:rPr>
+          <w:rStyle w:val="Heading2Char"/>
+        </w:rPr>
+        <w:t>8</w:t>
+      </w:r>
+      <w:r>
+        <w:rPr>
+          <w:rStyle w:val="Heading2Char"/>
+        </w:rPr>
+        <w:t>3</w:t>
+      </w:r>
+      <w:proofErr w:type="gramEnd"/>
+      <w:r>
+        <w:rPr>
+          <w:rStyle w:val="Heading2Char"/>
+        </w:rPr>
+        <w:t>:</w:t>
+      </w:r>
+      <w:r>
+        <w:t xml:space="preserve"> </w:t>
+      </w:r>
+      <w:r>
+        <w:tab/>
+      </w:r>
+      <w:r>
+        <w:t>Explain Exception handling? What is an Error in Python?</w:t>
+      </w:r>
+    </w:p>
+    <w:p>
+      <w:proofErr w:type="gramStart"/>
+      <w:r>
+        <w:t xml:space="preserve">  </w:t>
+      </w:r>
+      <w:r>
+        <w:rPr>
+          <w:b/>
+          <w:bCs/>
+        </w:rPr>
+        <w:t>Error</w:t>
+      </w:r>
+      <w:proofErr w:type="gramEnd"/>
+      <w:r>
+        <w:rPr>
+          <w:b/>
+          <w:bCs/>
+        </w:rPr>
+        <w:t>:</w:t>
+      </w:r>
+      <w:r>
+        <w:t xml:space="preserve"> mistake in program </w:t>
+      </w:r>
+    </w:p>
+    <w:p>
+      <w:proofErr w:type="gramStart"/>
+      <w:r>
+        <w:t xml:space="preserve">  </w:t>
+      </w:r>
+      <w:r>
+        <w:rPr>
+          <w:b/>
+          <w:bCs/>
+        </w:rPr>
+        <w:t>Exception</w:t>
+      </w:r>
+      <w:proofErr w:type="gramEnd"/>
+      <w:r>
+        <w:rPr>
+          <w:b/>
+          <w:bCs/>
+        </w:rPr>
+        <w:t>:</w:t>
+      </w:r>
+      <w:r>
+        <w:t xml:space="preserve"> runtime error (handled)</w:t>
+      </w:r>
+    </w:p>
+    <w:p>
+      <w:pPr>
+        <w:pStyle w:val="Heading2"/>
+      </w:pPr>
+      <w:r>
+        <w:t xml:space="preserve">Questions </w:t>
+      </w:r>
+      <w:proofErr w:type="gramStart"/>
+      <w:r>
+        <w:t xml:space="preserve">–  </w:t>
+      </w:r>
+      <w:r>
+        <w:rPr>
+          <w:rStyle w:val="Heading2Char"/>
+        </w:rPr>
+        <w:t>8</w:t>
+      </w:r>
+      <w:r>
+        <w:rPr>
+          <w:rStyle w:val="Heading2Char"/>
+        </w:rPr>
+        <w:t>4</w:t>
+      </w:r>
+      <w:proofErr w:type="gramEnd"/>
+      <w:r>
+        <w:rPr>
+          <w:rStyle w:val="Heading2Char"/>
+        </w:rPr>
+        <w:t>:</w:t>
+      </w:r>
+      <w:r>
+        <w:t xml:space="preserve"> </w:t>
+      </w:r>
+      <w:r>
+        <w:tab/>
+      </w:r>
+      <w:r>
+        <w:t>How many except statements can a try-except block have? Name Some built-in exception classes:</w:t>
+      </w:r>
+    </w:p>
+    <w:p>
+      <w:r>
+        <w:t xml:space="preserve">One try can have </w:t>
+      </w:r>
+      <w:r>
+        <w:rPr>
+          <w:b/>
+          <w:bCs/>
+        </w:rPr>
+        <w:t>multiple except blocks</w:t>
+      </w:r>
+      <w:r>
+        <w:br/>
+        <w:t>Examples:</w:t>
+      </w:r>
+    </w:p>
+    <w:p>
+      <w:pPr>
+        <w:numPr>
+          <w:ilvl w:val="0"/>
+          <w:numId w:val="3"/>
+        </w:numPr>
+      </w:pPr>
+      <w:proofErr w:type="spellStart"/>
+      <w:r>
+        <w:lastRenderedPageBreak/>
+        <w:t>ValueError</w:t>
+      </w:r>
+      <w:proofErr w:type="spellEnd"/>
+      <w:r>
+        <w:t xml:space="preserve"> </w:t>
+      </w:r>
+    </w:p>
+    <w:p>
+      <w:pPr>
+        <w:numPr>
+          <w:ilvl w:val="0"/>
+          <w:numId w:val="3"/>
+        </w:numPr>
+      </w:pPr>
+      <w:proofErr w:type="spellStart"/>
+      <w:r>
+        <w:t>TypeError</w:t>
+      </w:r>
+      <w:proofErr w:type="spellEnd"/>
+      <w:r>
+        <w:t xml:space="preserve"> </w:t>
+      </w:r>
+    </w:p>
+    <w:p>
+      <w:pPr>
+        <w:numPr>
+          <w:ilvl w:val="0"/>
+          <w:numId w:val="3"/>
+        </w:numPr>
+      </w:pPr>
+      <w:r>
+        <w:t xml:space="preserve">ZeroDivisionError </w:t>
+      </w:r>
+    </w:p>
+    <w:p>
+      <w:pPr>
+        <w:numPr>
+          <w:ilvl w:val="0"/>
+          <w:numId w:val="3"/>
+        </w:numPr>
+      </w:pPr>
+      <w:proofErr w:type="spellStart"/>
+      <w:r>
+        <w:t>IndexError</w:t>
+      </w:r>
+      <w:proofErr w:type="spellEnd"/>
+    </w:p>
+    <w:p/>
+    <w:p>
+      <w:pPr>
+        <w:pStyle w:val="Heading2"/>
+      </w:pPr>
+      <w:r>
+        <w:t xml:space="preserve">Questions </w:t>
+      </w:r>
+      <w:proofErr w:type="gramStart"/>
+      <w:r>
+        <w:t xml:space="preserve">–  </w:t>
+      </w:r>
+      <w:r>
+        <w:rPr>
+          <w:rStyle w:val="Heading2Char"/>
+        </w:rPr>
+        <w:t>8</w:t>
+      </w:r>
+      <w:r>
+        <w:rPr>
+          <w:rStyle w:val="Heading2Char"/>
+        </w:rPr>
+        <w:t>5</w:t>
+      </w:r>
+      <w:proofErr w:type="gramEnd"/>
+      <w:r>
+        <w:rPr>
+          <w:rStyle w:val="Heading2Char"/>
+        </w:rPr>
+        <w:t>:</w:t>
+      </w:r>
+      <w:r>
+        <w:t xml:space="preserve"> </w:t>
+      </w:r>
+      <w:r>
+        <w:t>When will the else part of try-except-else be executed?</w:t>
+      </w:r>
+    </w:p>
+    <w:p>
+      <w:pPr>
+        <w:pStyle w:val="Heading2"/>
+        <w:rPr>
+          <w:rFonts w:asciiTheme="minorHAnsi" w:eastAsiaTheme="minorHAnsi" w:hAnsiTheme="minorHAnsi" w:cstheme="minorBidi"/>
+          <w:color w:val="auto"/>
+          <w:sz w:val="22"/>
+          <w:szCs w:val="22"/>
+        </w:rPr>
+      </w:pPr>
+      <w:r>
+        <w:rPr>
+          <w:rFonts w:asciiTheme="minorHAnsi" w:eastAsiaTheme="minorHAnsi" w:hAnsiTheme="minorHAnsi" w:cstheme="minorBidi"/>
+          <w:color w:val="auto"/>
+          <w:sz w:val="22"/>
+          <w:szCs w:val="22"/>
+        </w:rPr>
+        <w:t>e else block is executed when the try block does not raise any exception.</w:t>
+      </w:r>
+    </w:p>
+    <w:p>
+      <w:pPr>
+        <w:pStyle w:val="Heading2"/>
+      </w:pPr>
+      <w:r>
+        <w:t xml:space="preserve">Questions </w:t>
+      </w:r>
+      <w:proofErr w:type="gramStart"/>
+      <w:r>
+        <w:t xml:space="preserve">–  </w:t>
+      </w:r>
+      <w:r>
+        <w:rPr>
+          <w:rStyle w:val="Heading2Char"/>
+        </w:rPr>
+        <w:t>8</w:t>
+      </w:r>
+      <w:r>
+        <w:rPr>
+          <w:rStyle w:val="Heading2Char"/>
+        </w:rPr>
+        <w:t>6</w:t>
+      </w:r>
+      <w:proofErr w:type="gramEnd"/>
+      <w:r>
+        <w:rPr>
+          <w:rStyle w:val="Heading2Char"/>
+        </w:rPr>
+        <w:t>:</w:t>
+      </w:r>
+      <w:r>
+        <w:t xml:space="preserve"> </w:t>
+      </w:r>
+      <w:r>
+        <w:t>Can one block of except statements handle multiple exception?</w:t>
+      </w:r>
+    </w:p>
+    <w:p>
+      <w:r>
+        <w:t>Yes</w:t>
+      </w:r>
+    </w:p>
+    <w:p>
+      <w:pPr>
+        <w:pStyle w:val="Heading2"/>
+      </w:pPr>
+      <w:r>
+        <w:t xml:space="preserve">Questions </w:t>
+      </w:r>
+      <w:proofErr w:type="gramStart"/>
+      <w:r>
+        <w:t xml:space="preserve">–  </w:t>
+      </w:r>
+      <w:r>
+        <w:rPr>
+          <w:rStyle w:val="Heading2Char"/>
+        </w:rPr>
+        <w:t>8</w:t>
+      </w:r>
+      <w:r>
+        <w:rPr>
+          <w:rStyle w:val="Heading2Char"/>
+        </w:rPr>
+        <w:t>7</w:t>
+      </w:r>
+      <w:proofErr w:type="gramEnd"/>
+      <w:r>
+        <w:rPr>
+          <w:rStyle w:val="Heading2Char"/>
+        </w:rPr>
+        <w:t>:</w:t>
+      </w:r>
+      <w:r>
+        <w:t>When is the finally block executed?</w:t>
+      </w:r>
+    </w:p>
+    <w:p>
+      <w:r>
+        <w:t>The finally block is always executed, regardless of whether an exception occurs or not.</w:t>
+      </w:r>
+    </w:p>
+    <w:p>
+      <w:pPr>
+        <w:pStyle w:val="Heading2"/>
+      </w:pPr>
+      <w:r>
+        <w:t xml:space="preserve">Questions </w:t>
+      </w:r>
+      <w:proofErr w:type="gramStart"/>
+      <w:r>
+        <w:t xml:space="preserve">–  </w:t>
+      </w:r>
+      <w:r>
+        <w:rPr>
+          <w:rStyle w:val="Heading2Char"/>
+        </w:rPr>
+        <w:t>8</w:t>
+      </w:r>
+      <w:r>
+        <w:rPr>
+          <w:rStyle w:val="Heading2Char"/>
+        </w:rPr>
+        <w:t>8</w:t>
+      </w:r>
+      <w:proofErr w:type="gramEnd"/>
+      <w:r>
+        <w:rPr>
+          <w:rStyle w:val="Heading2Char"/>
+        </w:rPr>
+        <w:t>:</w:t>
+      </w:r>
+      <w:r>
+        <w:rPr>
+          <w:rFonts w:asciiTheme="minorHAnsi" w:eastAsiaTheme="minorHAnsi" w:hAnsiTheme="minorHAnsi" w:cstheme="minorBidi"/>
+          <w:color w:val="auto"/>
+          <w:sz w:val="22"/>
+          <w:szCs w:val="22"/>
+        </w:rPr>
+        <w:t xml:space="preserve"> </w:t>
+      </w:r>
+      <w:r>
+        <w:t>What happens when „1</w:t>
+      </w:r>
+      <w:r>
+        <w:rPr>
+          <w:rFonts w:ascii="Arial" w:hAnsi="Arial" w:cs="Arial"/>
+        </w:rPr>
+        <w:t>‟</w:t>
+      </w:r>
+      <w:r>
+        <w:t>== 1 is executed?</w:t>
+      </w:r>
+    </w:p>
+    <w:p>
+      <w:r>
+        <w:t xml:space="preserve">Output: </w:t>
+      </w:r>
+      <w:r>
+        <w:rPr>
+          <w:b/>
+          <w:bCs/>
+        </w:rPr>
+        <w:t>False</w:t>
+      </w:r>
+      <w:r>
+        <w:br/>
+        <w:t>(string ≠ integer)</w:t>
+      </w:r>
+    </w:p>
+    <w:p>
+      <w:pPr>
+        <w:pStyle w:val="Heading2"/>
+      </w:pPr>
+      <w:r>
+        <w:t xml:space="preserve">Questions </w:t>
+      </w:r>
+      <w:proofErr w:type="gramStart"/>
+      <w:r>
+        <w:t xml:space="preserve">–  </w:t>
+      </w:r>
+      <w:r>
+        <w:rPr>
+          <w:rStyle w:val="Heading2Char"/>
+        </w:rPr>
+        <w:t>8</w:t>
+      </w:r>
+      <w:r>
+        <w:rPr>
+          <w:rStyle w:val="Heading2Char"/>
+        </w:rPr>
+        <w:t>9</w:t>
+      </w:r>
+      <w:proofErr w:type="gramEnd"/>
+      <w:r>
+        <w:t>: How Do You Handle Exceptions with Try/Except/Finally in Python? Explain with coding snippets.</w:t>
+      </w:r>
+    </w:p>
+    <w:p>
+      <w:r>
+        <w:t>try:</w:t>
+      </w:r>
+    </w:p>
+    <w:p>
+      <w:r>
+        <w:t xml:space="preserve">    x = </w:t>
+      </w:r>
+      <w:proofErr w:type="gramStart"/>
+      <w:r>
+        <w:t>int(input(</w:t>
+      </w:r>
+      <w:proofErr w:type="gramEnd"/>
+      <w:r>
+        <w:t>"Enter number: "))</w:t>
+      </w:r>
+    </w:p>
+    <w:p>
+      <w:r>
+        <w:t xml:space="preserve">    print(10/x)</w:t>
+      </w:r>
+    </w:p>
+    <w:p>
+      <w:r>
+        <w:t>except ZeroDivisionError:</w:t>
+      </w:r>
+    </w:p>
+    <w:p>
+      <w:r>
+        <w:t xml:space="preserve">    </w:t>
+      </w:r>
+      <w:proofErr w:type="gramStart"/>
+      <w:r>
+        <w:t>print(</w:t>
+      </w:r>
+      <w:proofErr w:type="gramEnd"/>
+      <w:r>
+        <w:t>"Cannot divide by zero")</w:t>
+      </w:r>
+    </w:p>
+    <w:p>
+      <w:r>
+        <w:t>finally:</w:t>
+      </w:r>
+    </w:p>
+    <w:p>
+      <w:r>
+        <w:t xml:space="preserve">    print("Done")</w:t>
+      </w:r>
+    </w:p>
+    <w:p>
+      <w:pPr>
+        <w:pStyle w:val="Heading2"/>
+      </w:pPr>
+      <w:r>
+        <w:t xml:space="preserve">Questions </w:t>
+      </w:r>
+      <w:proofErr w:type="gramStart"/>
+      <w:r>
+        <w:t xml:space="preserve">–  </w:t>
+      </w:r>
+      <w:r>
+        <w:rPr>
+          <w:rStyle w:val="Heading2Char"/>
+        </w:rPr>
+        <w:t>90</w:t>
+      </w:r>
+      <w:proofErr w:type="gramEnd"/>
+      <w:r>
+        <w:t>: Write python program that user to enter only odd numbers, else will raise an exception.</w:t>
+      </w:r>
+    </w:p>
+    <w:p>
+      <w:proofErr w:type="spellStart"/>
+      <w:r>
+        <w:t>num</w:t>
+      </w:r>
+      <w:proofErr w:type="spellEnd"/>
+      <w:r>
+        <w:t xml:space="preserve"> = </w:t>
+      </w:r>
+      <w:proofErr w:type="gramStart"/>
+      <w:r>
+        <w:t>int(input(</w:t>
+      </w:r>
+      <w:proofErr w:type="gramEnd"/>
+      <w:r>
+        <w:t>"Enter number: "))</w:t>
+      </w:r>
+    </w:p>
+    <w:p/>
+    <w:p>
+      <w:r>
+        <w:t xml:space="preserve">if </w:t>
+      </w:r>
+      <w:proofErr w:type="spellStart"/>
+      <w:r>
+        <w:t>num</w:t>
+      </w:r>
+      <w:proofErr w:type="spellEnd"/>
+      <w:r>
+        <w:t xml:space="preserve"> % 2 == 0:</w:t>
+      </w:r>
+    </w:p>
+    <w:p>
+      <w:r>
+        <w:t xml:space="preserve">    raise </w:t>
+      </w:r>
+      <w:proofErr w:type="gramStart"/>
+      <w:r>
+        <w:t>Exception(</w:t>
+      </w:r>
+      <w:proofErr w:type="gramEnd"/>
+      <w:r>
+        <w:t>"Even number not allowed")</w:t>
+      </w:r>
+    </w:p>
+    <w:p>
+      <w:r>
+        <w:lastRenderedPageBreak/>
+        <w:t>else:</w:t>
+      </w:r>
+    </w:p>
+    <w:p>
+      <w:r>
+        <w:t xml:space="preserve">    </w:t>
+      </w:r>
+      <w:proofErr w:type="gramStart"/>
+      <w:r>
+        <w:t>print(</w:t>
+      </w:r>
+      <w:proofErr w:type="gramEnd"/>
+      <w:r>
+        <w:t>"Valid odd number")</w:t>
+      </w:r>
+    </w:p>
+    <w:p/>
+    <w:p/>
+    <w:p/>
+    <w:p/>
+    <w:p/>
+    <w:p/>
+    <w:p/>
+    <w:p/>
+    <w:p/>
+    <w:p/>
+    <w:p/>
+    <w:p/>
+    <w:p/>
+    <w:p/>
+    <w:p/>
+    <w:p/>
+    <w:p/>
+    <w:p/>
+    <w:p/>
+    <w:p/>
+    <w:p/>
+    <w:p/>
+    <w:p/>
+    <w:p/>
+    <w:p/>
     <w:p/>
     <w:p/>
     <w:p/>
@@ -3074,6 +7338,431 @@
     </w:sectPr>
   </w:body>
 </w:document>
+</file>
+
+<file path=word/numbering.xml><?xml version="1.0" encoding="utf-8"?>
+<w:numbering xmlns:wpc="http://schemas.microsoft.com/office/word/2010/wordprocessingCanvas" xmlns:cx="http://schemas.microsoft.com/office/drawing/2014/chartex" xmlns:cx1="http://schemas.microsoft.com/office/drawing/2015/9/8/chartex" xmlns:cx2="http://schemas.microsoft.com/office/drawing/2015/10/21/chartex" xmlns:cx3="http://schemas.microsoft.com/office/drawing/2016/5/9/chartex" xmlns:cx4="http://schemas.microsoft.com/office/drawing/2016/5/10/chartex" xmlns:cx5="http://schemas.microsoft.com/office/drawing/2016/5/11/chartex" xmlns:cx6="http://schemas.microsoft.com/office/drawing/2016/5/12/chartex" xmlns:cx7="http://schemas.microsoft.com/office/drawing/2016/5/13/chartex" xmlns:cx8="http://schemas.microsoft.com/office/drawing/2016/5/14/chartex" xmlns:mc="http://schemas.openxmlformats.org/markup-compatibility/2006" xmlns:aink="http://schemas.microsoft.com/office/drawing/2016/ink" xmlns:am3d="http://schemas.microsoft.com/office/drawing/2017/model3d" xmlns:o="urn:schemas-microsoft-com:office:office" xmlns:oel="http://schemas.microsoft.com/office/2019/extlst" xmlns:r="http://schemas.openxmlformats.org/officeDocument/2006/relationships" xmlns:m="http://schemas.openxmlformats.org/officeDocument/2006/math" xmlns:v="urn:schemas-microsoft-com:vml" xmlns:wp14="http://schemas.microsoft.com/office/word/2010/wordprocessingDrawing" xmlns:wp="http://schemas.openxmlformats.org/drawingml/2006/wordprocessingDrawing" xmlns:w10="urn:schemas-microsoft-com:office:word" xmlns:w="http://schemas.openxmlformats.org/wordprocessingml/2006/main" xmlns:w14="http://schemas.microsoft.com/office/word/2010/wordml" xmlns:w15="http://schemas.microsoft.com/office/word/2012/wordml" xmlns:w16cex="http://schemas.microsoft.com/office/word/2018/wordml/cex" xmlns:w16cid="http://schemas.microsoft.com/office/word/2016/wordml/cid" xmlns:w16="http://schemas.microsoft.com/office/word/2018/wordml" xmlns:w16du="http://schemas.microsoft.com/office/word/2023/wordml/word16du" xmlns:w16sdtdh="http://schemas.microsoft.com/office/word/2020/wordml/sdtdatahash" xmlns:w16sdtfl="http://schemas.microsoft.com/office/word/2024/wordml/sdtformatlock" xmlns:w16se="http://schemas.microsoft.com/office/word/2015/wordml/symex" xmlns:wpg="http://schemas.microsoft.com/office/word/2010/wordprocessingGroup" xmlns:wpi="http://schemas.microsoft.com/office/word/2010/wordprocessingInk" xmlns:wne="http://schemas.microsoft.com/office/word/2006/wordml" xmlns:wps="http://schemas.microsoft.com/office/word/2010/wordprocessingShape" mc:Ignorable="w14 w15 w16se w16cid w16 w16cex w16sdtdh w16sdtfl w16du wp14">
+  <w:abstractNum w:abstractNumId="0" w15:restartNumberingAfterBreak="0">
+    <w:nsid w:val="41C26070"/>
+    <w:multiLevelType w:val="multilevel"/>
+    <w:tmpl w:val="C23E6890"/>
+    <w:lvl w:ilvl="0">
+      <w:start w:val="1"/>
+      <w:numFmt w:val="decimal"/>
+      <w:lvlText w:val="%1."/>
+      <w:lvlJc w:val="left"/>
+      <w:pPr>
+        <w:tabs>
+          <w:tab w:val="num" w:pos="720"/>
+        </w:tabs>
+        <w:ind w:left="720" w:hanging="360"/>
+      </w:pPr>
+    </w:lvl>
+    <w:lvl w:ilvl="1" w:tentative="1">
+      <w:start w:val="1"/>
+      <w:numFmt w:val="decimal"/>
+      <w:lvlText w:val="%2."/>
+      <w:lvlJc w:val="left"/>
+      <w:pPr>
+        <w:tabs>
+          <w:tab w:val="num" w:pos="1440"/>
+        </w:tabs>
+        <w:ind w:left="1440" w:hanging="360"/>
+      </w:pPr>
+    </w:lvl>
+    <w:lvl w:ilvl="2" w:tentative="1">
+      <w:start w:val="1"/>
+      <w:numFmt w:val="decimal"/>
+      <w:lvlText w:val="%3."/>
+      <w:lvlJc w:val="left"/>
+      <w:pPr>
+        <w:tabs>
+          <w:tab w:val="num" w:pos="2160"/>
+        </w:tabs>
+        <w:ind w:left="2160" w:hanging="360"/>
+      </w:pPr>
+    </w:lvl>
+    <w:lvl w:ilvl="3" w:tentative="1">
+      <w:start w:val="1"/>
+      <w:numFmt w:val="decimal"/>
+      <w:lvlText w:val="%4."/>
+      <w:lvlJc w:val="left"/>
+      <w:pPr>
+        <w:tabs>
+          <w:tab w:val="num" w:pos="2880"/>
+        </w:tabs>
+        <w:ind w:left="2880" w:hanging="360"/>
+      </w:pPr>
+    </w:lvl>
+    <w:lvl w:ilvl="4" w:tentative="1">
+      <w:start w:val="1"/>
+      <w:numFmt w:val="decimal"/>
+      <w:lvlText w:val="%5."/>
+      <w:lvlJc w:val="left"/>
+      <w:pPr>
+        <w:tabs>
+          <w:tab w:val="num" w:pos="3600"/>
+        </w:tabs>
+        <w:ind w:left="3600" w:hanging="360"/>
+      </w:pPr>
+    </w:lvl>
+    <w:lvl w:ilvl="5" w:tentative="1">
+      <w:start w:val="1"/>
+      <w:numFmt w:val="decimal"/>
+      <w:lvlText w:val="%6."/>
+      <w:lvlJc w:val="left"/>
+      <w:pPr>
+        <w:tabs>
+          <w:tab w:val="num" w:pos="4320"/>
+        </w:tabs>
+        <w:ind w:left="4320" w:hanging="360"/>
+      </w:pPr>
+    </w:lvl>
+    <w:lvl w:ilvl="6" w:tentative="1">
+      <w:start w:val="1"/>
+      <w:numFmt w:val="decimal"/>
+      <w:lvlText w:val="%7."/>
+      <w:lvlJc w:val="left"/>
+      <w:pPr>
+        <w:tabs>
+          <w:tab w:val="num" w:pos="5040"/>
+        </w:tabs>
+        <w:ind w:left="5040" w:hanging="360"/>
+      </w:pPr>
+    </w:lvl>
+    <w:lvl w:ilvl="7" w:tentative="1">
+      <w:start w:val="1"/>
+      <w:numFmt w:val="decimal"/>
+      <w:lvlText w:val="%8."/>
+      <w:lvlJc w:val="left"/>
+      <w:pPr>
+        <w:tabs>
+          <w:tab w:val="num" w:pos="5760"/>
+        </w:tabs>
+        <w:ind w:left="5760" w:hanging="360"/>
+      </w:pPr>
+    </w:lvl>
+    <w:lvl w:ilvl="8" w:tentative="1">
+      <w:start w:val="1"/>
+      <w:numFmt w:val="decimal"/>
+      <w:lvlText w:val="%9."/>
+      <w:lvlJc w:val="left"/>
+      <w:pPr>
+        <w:tabs>
+          <w:tab w:val="num" w:pos="6480"/>
+        </w:tabs>
+        <w:ind w:left="6480" w:hanging="360"/>
+      </w:pPr>
+    </w:lvl>
+  </w:abstractNum>
+  <w:abstractNum w:abstractNumId="1" w15:restartNumberingAfterBreak="0">
+    <w:nsid w:val="4340230F"/>
+    <w:multiLevelType w:val="multilevel"/>
+    <w:tmpl w:val="5BA68552"/>
+    <w:lvl w:ilvl="0">
+      <w:start w:val="1"/>
+      <w:numFmt w:val="bullet"/>
+      <w:lvlText w:val=""/>
+      <w:lvlJc w:val="left"/>
+      <w:pPr>
+        <w:tabs>
+          <w:tab w:val="num" w:pos="720"/>
+        </w:tabs>
+        <w:ind w:left="720" w:hanging="360"/>
+      </w:pPr>
+      <w:rPr>
+        <w:rFonts w:ascii="Symbol" w:hAnsi="Symbol" w:hint="default"/>
+        <w:sz w:val="20"/>
+      </w:rPr>
+    </w:lvl>
+    <w:lvl w:ilvl="1" w:tentative="1">
+      <w:start w:val="1"/>
+      <w:numFmt w:val="bullet"/>
+      <w:lvlText w:val="o"/>
+      <w:lvlJc w:val="left"/>
+      <w:pPr>
+        <w:tabs>
+          <w:tab w:val="num" w:pos="1440"/>
+        </w:tabs>
+        <w:ind w:left="1440" w:hanging="360"/>
+      </w:pPr>
+      <w:rPr>
+        <w:rFonts w:ascii="Courier New" w:hAnsi="Courier New" w:hint="default"/>
+        <w:sz w:val="20"/>
+      </w:rPr>
+    </w:lvl>
+    <w:lvl w:ilvl="2" w:tentative="1">
+      <w:start w:val="1"/>
+      <w:numFmt w:val="bullet"/>
+      <w:lvlText w:val=""/>
+      <w:lvlJc w:val="left"/>
+      <w:pPr>
+        <w:tabs>
+          <w:tab w:val="num" w:pos="2160"/>
+        </w:tabs>
+        <w:ind w:left="2160" w:hanging="360"/>
+      </w:pPr>
+      <w:rPr>
+        <w:rFonts w:ascii="Wingdings" w:hAnsi="Wingdings" w:hint="default"/>
+        <w:sz w:val="20"/>
+      </w:rPr>
+    </w:lvl>
+    <w:lvl w:ilvl="3" w:tentative="1">
+      <w:start w:val="1"/>
+      <w:numFmt w:val="bullet"/>
+      <w:lvlText w:val=""/>
+      <w:lvlJc w:val="left"/>
+      <w:pPr>
+        <w:tabs>
+          <w:tab w:val="num" w:pos="2880"/>
+        </w:tabs>
+        <w:ind w:left="2880" w:hanging="360"/>
+      </w:pPr>
+      <w:rPr>
+        <w:rFonts w:ascii="Wingdings" w:hAnsi="Wingdings" w:hint="default"/>
+        <w:sz w:val="20"/>
+      </w:rPr>
+    </w:lvl>
+    <w:lvl w:ilvl="4" w:tentative="1">
+      <w:start w:val="1"/>
+      <w:numFmt w:val="bullet"/>
+      <w:lvlText w:val=""/>
+      <w:lvlJc w:val="left"/>
+      <w:pPr>
+        <w:tabs>
+          <w:tab w:val="num" w:pos="3600"/>
+        </w:tabs>
+        <w:ind w:left="3600" w:hanging="360"/>
+      </w:pPr>
+      <w:rPr>
+        <w:rFonts w:ascii="Wingdings" w:hAnsi="Wingdings" w:hint="default"/>
+        <w:sz w:val="20"/>
+      </w:rPr>
+    </w:lvl>
+    <w:lvl w:ilvl="5" w:tentative="1">
+      <w:start w:val="1"/>
+      <w:numFmt w:val="bullet"/>
+      <w:lvlText w:val=""/>
+      <w:lvlJc w:val="left"/>
+      <w:pPr>
+        <w:tabs>
+          <w:tab w:val="num" w:pos="4320"/>
+        </w:tabs>
+        <w:ind w:left="4320" w:hanging="360"/>
+      </w:pPr>
+      <w:rPr>
+        <w:rFonts w:ascii="Wingdings" w:hAnsi="Wingdings" w:hint="default"/>
+        <w:sz w:val="20"/>
+      </w:rPr>
+    </w:lvl>
+    <w:lvl w:ilvl="6" w:tentative="1">
+      <w:start w:val="1"/>
+      <w:numFmt w:val="bullet"/>
+      <w:lvlText w:val=""/>
+      <w:lvlJc w:val="left"/>
+      <w:pPr>
+        <w:tabs>
+          <w:tab w:val="num" w:pos="5040"/>
+        </w:tabs>
+        <w:ind w:left="5040" w:hanging="360"/>
+      </w:pPr>
+      <w:rPr>
+        <w:rFonts w:ascii="Wingdings" w:hAnsi="Wingdings" w:hint="default"/>
+        <w:sz w:val="20"/>
+      </w:rPr>
+    </w:lvl>
+    <w:lvl w:ilvl="7" w:tentative="1">
+      <w:start w:val="1"/>
+      <w:numFmt w:val="bullet"/>
+      <w:lvlText w:val=""/>
+      <w:lvlJc w:val="left"/>
+      <w:pPr>
+        <w:tabs>
+          <w:tab w:val="num" w:pos="5760"/>
+        </w:tabs>
+        <w:ind w:left="5760" w:hanging="360"/>
+      </w:pPr>
+      <w:rPr>
+        <w:rFonts w:ascii="Wingdings" w:hAnsi="Wingdings" w:hint="default"/>
+        <w:sz w:val="20"/>
+      </w:rPr>
+    </w:lvl>
+    <w:lvl w:ilvl="8" w:tentative="1">
+      <w:start w:val="1"/>
+      <w:numFmt w:val="bullet"/>
+      <w:lvlText w:val=""/>
+      <w:lvlJc w:val="left"/>
+      <w:pPr>
+        <w:tabs>
+          <w:tab w:val="num" w:pos="6480"/>
+        </w:tabs>
+        <w:ind w:left="6480" w:hanging="360"/>
+      </w:pPr>
+      <w:rPr>
+        <w:rFonts w:ascii="Wingdings" w:hAnsi="Wingdings" w:hint="default"/>
+        <w:sz w:val="20"/>
+      </w:rPr>
+    </w:lvl>
+  </w:abstractNum>
+  <w:abstractNum w:abstractNumId="2" w15:restartNumberingAfterBreak="0">
+    <w:nsid w:val="5C614493"/>
+    <w:multiLevelType w:val="multilevel"/>
+    <w:tmpl w:val="083C4AC6"/>
+    <w:lvl w:ilvl="0">
+      <w:start w:val="1"/>
+      <w:numFmt w:val="bullet"/>
+      <w:lvlText w:val=""/>
+      <w:lvlJc w:val="left"/>
+      <w:pPr>
+        <w:tabs>
+          <w:tab w:val="num" w:pos="720"/>
+        </w:tabs>
+        <w:ind w:left="720" w:hanging="360"/>
+      </w:pPr>
+      <w:rPr>
+        <w:rFonts w:ascii="Symbol" w:hAnsi="Symbol" w:hint="default"/>
+        <w:sz w:val="20"/>
+      </w:rPr>
+    </w:lvl>
+    <w:lvl w:ilvl="1" w:tentative="1">
+      <w:start w:val="1"/>
+      <w:numFmt w:val="bullet"/>
+      <w:lvlText w:val="o"/>
+      <w:lvlJc w:val="left"/>
+      <w:pPr>
+        <w:tabs>
+          <w:tab w:val="num" w:pos="1440"/>
+        </w:tabs>
+        <w:ind w:left="1440" w:hanging="360"/>
+      </w:pPr>
+      <w:rPr>
+        <w:rFonts w:ascii="Courier New" w:hAnsi="Courier New" w:hint="default"/>
+        <w:sz w:val="20"/>
+      </w:rPr>
+    </w:lvl>
+    <w:lvl w:ilvl="2" w:tentative="1">
+      <w:start w:val="1"/>
+      <w:numFmt w:val="bullet"/>
+      <w:lvlText w:val=""/>
+      <w:lvlJc w:val="left"/>
+      <w:pPr>
+        <w:tabs>
+          <w:tab w:val="num" w:pos="2160"/>
+        </w:tabs>
+        <w:ind w:left="2160" w:hanging="360"/>
+      </w:pPr>
+      <w:rPr>
+        <w:rFonts w:ascii="Wingdings" w:hAnsi="Wingdings" w:hint="default"/>
+        <w:sz w:val="20"/>
+      </w:rPr>
+    </w:lvl>
+    <w:lvl w:ilvl="3" w:tentative="1">
+      <w:start w:val="1"/>
+      <w:numFmt w:val="bullet"/>
+      <w:lvlText w:val=""/>
+      <w:lvlJc w:val="left"/>
+      <w:pPr>
+        <w:tabs>
+          <w:tab w:val="num" w:pos="2880"/>
+        </w:tabs>
+        <w:ind w:left="2880" w:hanging="360"/>
+      </w:pPr>
+      <w:rPr>
+        <w:rFonts w:ascii="Wingdings" w:hAnsi="Wingdings" w:hint="default"/>
+        <w:sz w:val="20"/>
+      </w:rPr>
+    </w:lvl>
+    <w:lvl w:ilvl="4" w:tentative="1">
+      <w:start w:val="1"/>
+      <w:numFmt w:val="bullet"/>
+      <w:lvlText w:val=""/>
+      <w:lvlJc w:val="left"/>
+      <w:pPr>
+        <w:tabs>
+          <w:tab w:val="num" w:pos="3600"/>
+        </w:tabs>
+        <w:ind w:left="3600" w:hanging="360"/>
+      </w:pPr>
+      <w:rPr>
+        <w:rFonts w:ascii="Wingdings" w:hAnsi="Wingdings" w:hint="default"/>
+        <w:sz w:val="20"/>
+      </w:rPr>
+    </w:lvl>
+    <w:lvl w:ilvl="5" w:tentative="1">
+      <w:start w:val="1"/>
+      <w:numFmt w:val="bullet"/>
+      <w:lvlText w:val=""/>
+      <w:lvlJc w:val="left"/>
+      <w:pPr>
+        <w:tabs>
+          <w:tab w:val="num" w:pos="4320"/>
+        </w:tabs>
+        <w:ind w:left="4320" w:hanging="360"/>
+      </w:pPr>
+      <w:rPr>
+        <w:rFonts w:ascii="Wingdings" w:hAnsi="Wingdings" w:hint="default"/>
+        <w:sz w:val="20"/>
+      </w:rPr>
+    </w:lvl>
+    <w:lvl w:ilvl="6" w:tentative="1">
+      <w:start w:val="1"/>
+      <w:numFmt w:val="bullet"/>
+      <w:lvlText w:val=""/>
+      <w:lvlJc w:val="left"/>
+      <w:pPr>
+        <w:tabs>
+          <w:tab w:val="num" w:pos="5040"/>
+        </w:tabs>
+        <w:ind w:left="5040" w:hanging="360"/>
+      </w:pPr>
+      <w:rPr>
+        <w:rFonts w:ascii="Wingdings" w:hAnsi="Wingdings" w:hint="default"/>
+        <w:sz w:val="20"/>
+      </w:rPr>
+    </w:lvl>
+    <w:lvl w:ilvl="7" w:tentative="1">
+      <w:start w:val="1"/>
+      <w:numFmt w:val="bullet"/>
+      <w:lvlText w:val=""/>
+      <w:lvlJc w:val="left"/>
+      <w:pPr>
+        <w:tabs>
+          <w:tab w:val="num" w:pos="5760"/>
+        </w:tabs>
+        <w:ind w:left="5760" w:hanging="360"/>
+      </w:pPr>
+      <w:rPr>
+        <w:rFonts w:ascii="Wingdings" w:hAnsi="Wingdings" w:hint="default"/>
+        <w:sz w:val="20"/>
+      </w:rPr>
+    </w:lvl>
+    <w:lvl w:ilvl="8" w:tentative="1">
+      <w:start w:val="1"/>
+      <w:numFmt w:val="bullet"/>
+      <w:lvlText w:val=""/>
+      <w:lvlJc w:val="left"/>
+      <w:pPr>
+        <w:tabs>
+          <w:tab w:val="num" w:pos="6480"/>
+        </w:tabs>
+        <w:ind w:left="6480" w:hanging="360"/>
+      </w:pPr>
+      <w:rPr>
+        <w:rFonts w:ascii="Wingdings" w:hAnsi="Wingdings" w:hint="default"/>
+        <w:sz w:val="20"/>
+      </w:rPr>
+    </w:lvl>
+  </w:abstractNum>
+  <w:num w:numId="1" w16cid:durableId="1921868184">
+    <w:abstractNumId w:val="0"/>
+  </w:num>
+  <w:num w:numId="2" w16cid:durableId="10571581">
+    <w:abstractNumId w:val="2"/>
+  </w:num>
+  <w:num w:numId="3" w16cid:durableId="578562564">
+    <w:abstractNumId w:val="1"/>
+  </w:num>
+</w:numbering>
 </file>
 
 <file path=word/styles.xml><?xml version="1.0" encoding="utf-8"?>
@@ -3526,7 +8215,6 @@
     <w:next w:val="Normal"/>
     <w:link w:val="Heading3Char"/>
     <w:uiPriority w:val="9"/>
-    <w:semiHidden/>
     <w:unhideWhenUsed/>
     <w:qFormat/>
     <w:rsid w:val="009F5559"/>
@@ -3732,7 +8420,6 @@
     <w:basedOn w:val="DefaultParagraphFont"/>
     <w:link w:val="Heading3"/>
     <w:uiPriority w:val="9"/>
-    <w:semiHidden/>
     <w:rsid w:val="009F5559"/>
     <w:rPr>
       <w:rFonts w:eastAsiaTheme="majorEastAsia" w:cstheme="majorBidi"/>
@@ -3989,6 +8676,15 @@
       <w:color w:val="0F4761" w:themeColor="accent1" w:themeShade="BF"/>
       <w:spacing w:val="5"/>
     </w:rPr>
+  </w:style>
+  <w:style w:type="paragraph" w:styleId="NoSpacing">
+    <w:name w:val="No Spacing"/>
+    <w:uiPriority w:val="1"/>
+    <w:qFormat/>
+    <w:rsid w:val="00470BC2"/>
+    <w:pPr>
+      <w:spacing w:after="0" w:line="240" w:lineRule="auto"/>
+    </w:pPr>
   </w:style>
 </w:styles>
 </file>
